--- a/docs/paper/terrarium-brain-paper.docx
+++ b/docs/paper/terrarium-brain-paper.docx
@@ -647,7 +647,7 @@
           <w:sz w:val="20"/>
           <w:szCs w:val="20"/>
         </w:rPr>
-        <w:t xml:space="preserve">—Low-cost terrarium and small-greenhouse controllers keep humidity with a fixed hysteresis rule that neither adapts to the enclosure nor notices when a part fails. This paper presents a controller in which one small model of the enclosure, six weights fitted by recursive least squares in absolute humidity, is used for three purposes at once: it is learned from the enclosure's own response, it plans the length of each mist burst, and it detects and names faults by comparing what should happen with what does. The model is physics-shaped, so each weight corresponds to a part (mister strength, leakage, fan, background), and a suspect-then-test procedure separates a leak from a dead mister by a short quiet watch followed by a mist test. The controller was evaluated on a real acrylic enclosure with an ultrasonic mist maker, two BME280 sensors and an ESP32, against the enclosure's existing 75 to 90 percent hysteresis rule, with all readings logged at 1 Hz. A three-round step test characterised the enclosure (mister ceiling 89.5 plus or minus 0.4 percent RH reached in 104 plus or minus 7 s). In one hour of alternating 30 min blocks on the same enclosure the learning controller held the target band 100 percent of the time with no misting, where the hysteresis rule held it 99.4 percent of the time using 14.6 min of mist. With the lid removed as an injected fault, the controller flagged an anomaly within 1 s, kept the band with three 35 s test bursts, and named the fault as a leak after 400 s; a later false alarm caused by a drying sensor was tested and cleared by the controller itself in 6.5 min. The model also re-fitted itself to the leakier, opened enclosure within 25 min without any misting data. Limitations are stated: the controller executed on a laptop over USB at 5 s steps rather than on the ESP32, the evaluation covers three hours on one enclosure without plants, and burst planning was exercised on the real enclosure only during the fault.</w:t>
+        <w:t xml:space="preserve">—Low-cost terrarium and small-greenhouse controllers keep humidity with a fixed hysteresis rule that neither adapts to the enclosure nor notices when a part fails. This paper presents a controller in which one small model of the enclosure, six weights fitted by recursive least squares in absolute humidity, is used for three purposes at once: it is learned from the enclosure's own response, it plans the length of each mist burst, and it detects and names faults by comparing what should happen with what does. The model is physics-shaped, so each weight corresponds to a part (mister strength, leakage, fan, background), and a suspect-then-test procedure separates a leak from a dead mister by a short quiet watch followed by a mist test. The controller was evaluated on a real acrylic enclosure with an ultrasonic mist maker, two BME280 sensors and an ESP32, against the enclosure's existing 75 to 90 percent hysteresis rule, with all readings logged at 1 Hz. A three-round step test characterised the enclosure (mister ceiling 89.5 plus or minus 0.4 percent RH reached in 104 plus or minus 7 s). In alternating 30 min blocks on the same enclosure, on a night when the enclosure held its own humidity the learning controller kept the target band 100 percent of the time with no misting where the hysteresis rule used 14.6 min of mist for 99.4 percent; on a drier evening when the enclosure needed continual misting it kept the band 74 and 99 percent of the time against the rule's 66 and 91 percent in paired blocks, at about 40 percent more mist. With the lid removed as an injected fault, the controller flagged an anomaly within 1 s, kept the band with three 35 s test bursts, and named the fault as a leak after 400 s; a later false alarm caused by a drying sensor was tested and cleared by the controller itself in 6.5 min. The model also re-fitted itself to the leakier, opened enclosure within 25 min without any misting data. A software-injected dead mister was not detected within 12 min, because on a leaky enclosure near its passive equilibrium the humidity signature of a dead mister lies inside the model's error; this negative result and its remedy are reported. Limitations are stated: the controller executed on a laptop over USB at 5 s steps rather than on the ESP32, and the evaluation covers five and a half hours on one enclosure without plants.</w:t>
       </w:r>
     </w:p>
     <w:p>
@@ -1056,7 +1056,7 @@
           <w:sz w:val="20"/>
           <w:szCs w:val="20"/>
         </w:rPr>
-        <w:t xml:space="preserve">With the lid propped 4 cm, the wiring redone and both sensors verified at 100 percent valid readings over 2 min, the two controllers alternated in 30 min blocks: rule, learning, rule, learning, on the same enclosure in one uninterrupted two-hour night session, each block starting from the state the previous one left. Metrics per block are the fraction of valid control-sensor readings inside the 75 to 90 percent band, above 90 and below 75 percent, mist minutes, and the number of mist switch-ons. Mist minutes are used as the water measure; the water volume was not weighed.</w:t>
+        <w:t xml:space="preserve">With the lid propped 4 cm, the wiring redone and both sensors verified at 100 percent valid readings over 2 min, the two controllers alternated in 30 min blocks: rule, learning, rule, learning, on the same enclosure in one uninterrupted two-hour night session, each block starting from the state the previous one left. The same design was repeated the following evening, when the room had dried to 69 percent RH and the enclosure stood at 69 percent, in the order learning, rule, learning, rule, followed by a fifth learning block in which, from minute 6 to minute 18, the mist commands issued by the controller were dropped before reaching the firmware, so that the mister was effectively dead while the controller believed it was misting. Metrics per block are the fraction of valid control-sensor readings inside the 75 to 90 percent band, above 90 and below 75 percent, mist minutes, and the number of mist switch-ons. Mist minutes are used as the water measure; the water volume was not weighed.</w:t>
       </w:r>
     </w:p>
     <w:p>
@@ -4364,7 +4364,917 @@
           <w:sz w:val="16"/>
           <w:szCs w:val="16"/>
         </w:rPr>
-        <w:t xml:space="preserve">Fig. 3. Alternating session: the rule mists to its 300 s cap whenever the enclosure reaches 75 %; the learning controller, judging the enclosure's own equilibrium sufficient, never mists.</w:t>
+        <w:t xml:space="preserve">Fig. 3. Alternating session, night: the rule mists to its 300 s cap whenever the enclosure reaches 75 %; the learning controller, judging the enclosure's own equilibrium sufficient, never mists.</w:t>
+      </w:r>
+    </w:p>
+    <w:p>
+      <w:pPr>
+        <w:spacing w:after="0" w:line="240"/>
+        <w:ind w:firstLine="200"/>
+        <w:jc w:val="both"/>
+      </w:pPr>
+      <w:r>
+        <w:rPr>
+          <w:sz w:val="20"/>
+          <w:szCs w:val="20"/>
+        </w:rPr>
+        <w:t xml:space="preserve">The following evening the room had dried to 69 percent and the enclosure to 69 percent, and the picture reversed: the enclosure's passive equilibrium was now about 74 percent, just below the band, and one mist maker could raise the control reading only to about 82 percent, short of the controller's 88 percent target. Both controllers therefore misted most of the time (Table V, Fig. 4). Taking the blocks as pairs on the same enclosure, the learning controller held the band 74.3 percent of the time against the rule's 65.6 percent starting from the dry enclosure, and 99.4 against 90.9 percent starting from an enclosure the previous block had left in band. It did so by holding the band from below with full-length bursts separated by 60 s rests, where the rule's fixed 180 s rest let the enclosure fall below 75 percent in every cycle; the cost was about 40 percent more mist time, 24 min against 16 to 18 min per half hour. The slow model's leak weight moved from the seeded minus 0.036 to minus 0.23, minus 0.16 and minus 0.13 per step over the three learning blocks. All 9,000 samples of the evening were valid, and no chip restart occurred.</w:t>
+      </w:r>
+    </w:p>
+    <w:p>
+      <w:pPr>
+        <w:keepNext/>
+        <w:spacing w:after="60" w:before="120"/>
+        <w:jc w:val="center"/>
+      </w:pPr>
+      <w:r>
+        <w:rPr>
+          <w:smallCaps/>
+          <w:sz w:val="16"/>
+          <w:szCs w:val="16"/>
+        </w:rPr>
+        <w:t xml:space="preserve">TABLE V.  Alternating 30 min Blocks on a Dry Enclosure, Lid 4 cm (27 Sep 2026, evening)</w:t>
+      </w:r>
+    </w:p>
+    <w:tbl>
+      <w:tblPr>
+        <w:tblW w:type="dxa" w:w="4700"/>
+        <w:tblBorders>
+          <w:top w:val="single" w:color="auto" w:sz="4"/>
+          <w:left w:val="single" w:color="auto" w:sz="4"/>
+          <w:bottom w:val="single" w:color="auto" w:sz="4"/>
+          <w:right w:val="single" w:color="auto" w:sz="4"/>
+          <w:insideH w:val="single" w:color="auto" w:sz="4"/>
+          <w:insideV w:val="single" w:color="auto" w:sz="4"/>
+        </w:tblBorders>
+      </w:tblPr>
+      <w:tblGrid>
+        <w:gridCol w:w="1700"/>
+        <w:gridCol w:w="760"/>
+        <w:gridCol w:w="760"/>
+        <w:gridCol w:w="780"/>
+        <w:gridCol w:w="700"/>
+      </w:tblGrid>
+      <w:tr>
+        <w:trPr>
+          <w:cantSplit/>
+          <w:tblHeader/>
+        </w:trPr>
+        <w:tc>
+          <w:tcPr>
+            <w:tcW w:type="dxa" w:w="1700"/>
+            <w:shd w:fill="E7E6E6" w:color="auto" w:val="clear"/>
+            <w:tcMar>
+              <w:top w:type="dxa" w:w="40"/>
+              <w:left w:type="dxa" w:w="80"/>
+              <w:bottom w:type="dxa" w:w="40"/>
+              <w:right w:type="dxa" w:w="80"/>
+            </w:tcMar>
+            <w:vAlign w:val="center"/>
+          </w:tcPr>
+          <w:p>
+            <w:pPr>
+              <w:spacing w:after="0"/>
+              <w:jc w:val="left"/>
+            </w:pPr>
+            <w:r>
+              <w:rPr>
+                <w:b/>
+                <w:bCs/>
+                <w:sz w:val="15"/>
+                <w:szCs w:val="15"/>
+              </w:rPr>
+              <w:t xml:space="preserve">Block</w:t>
+            </w:r>
+          </w:p>
+        </w:tc>
+        <w:tc>
+          <w:tcPr>
+            <w:tcW w:type="dxa" w:w="760"/>
+            <w:shd w:fill="E7E6E6" w:color="auto" w:val="clear"/>
+            <w:tcMar>
+              <w:top w:type="dxa" w:w="40"/>
+              <w:left w:type="dxa" w:w="80"/>
+              <w:bottom w:type="dxa" w:w="40"/>
+              <w:right w:type="dxa" w:w="80"/>
+            </w:tcMar>
+            <w:vAlign w:val="center"/>
+          </w:tcPr>
+          <w:p>
+            <w:pPr>
+              <w:spacing w:after="0"/>
+              <w:jc w:val="center"/>
+            </w:pPr>
+            <w:r>
+              <w:rPr>
+                <w:b/>
+                <w:bCs/>
+                <w:sz w:val="15"/>
+                <w:szCs w:val="15"/>
+              </w:rPr>
+              <w:t xml:space="preserve">In 75–90 %</w:t>
+            </w:r>
+          </w:p>
+        </w:tc>
+        <w:tc>
+          <w:tcPr>
+            <w:tcW w:type="dxa" w:w="760"/>
+            <w:shd w:fill="E7E6E6" w:color="auto" w:val="clear"/>
+            <w:tcMar>
+              <w:top w:type="dxa" w:w="40"/>
+              <w:left w:type="dxa" w:w="80"/>
+              <w:bottom w:type="dxa" w:w="40"/>
+              <w:right w:type="dxa" w:w="80"/>
+            </w:tcMar>
+            <w:vAlign w:val="center"/>
+          </w:tcPr>
+          <w:p>
+            <w:pPr>
+              <w:spacing w:after="0"/>
+              <w:jc w:val="center"/>
+            </w:pPr>
+            <w:r>
+              <w:rPr>
+                <w:b/>
+                <w:bCs/>
+                <w:sz w:val="15"/>
+                <w:szCs w:val="15"/>
+              </w:rPr>
+              <w:t xml:space="preserve">Below 75 %</w:t>
+            </w:r>
+          </w:p>
+        </w:tc>
+        <w:tc>
+          <w:tcPr>
+            <w:tcW w:type="dxa" w:w="780"/>
+            <w:shd w:fill="E7E6E6" w:color="auto" w:val="clear"/>
+            <w:tcMar>
+              <w:top w:type="dxa" w:w="40"/>
+              <w:left w:type="dxa" w:w="80"/>
+              <w:bottom w:type="dxa" w:w="40"/>
+              <w:right w:type="dxa" w:w="80"/>
+            </w:tcMar>
+            <w:vAlign w:val="center"/>
+          </w:tcPr>
+          <w:p>
+            <w:pPr>
+              <w:spacing w:after="0"/>
+              <w:jc w:val="center"/>
+            </w:pPr>
+            <w:r>
+              <w:rPr>
+                <w:b/>
+                <w:bCs/>
+                <w:sz w:val="15"/>
+                <w:szCs w:val="15"/>
+              </w:rPr>
+              <w:t xml:space="preserve">Mist min</w:t>
+            </w:r>
+          </w:p>
+        </w:tc>
+        <w:tc>
+          <w:tcPr>
+            <w:tcW w:type="dxa" w:w="700"/>
+            <w:shd w:fill="E7E6E6" w:color="auto" w:val="clear"/>
+            <w:tcMar>
+              <w:top w:type="dxa" w:w="40"/>
+              <w:left w:type="dxa" w:w="80"/>
+              <w:bottom w:type="dxa" w:w="40"/>
+              <w:right w:type="dxa" w:w="80"/>
+            </w:tcMar>
+            <w:vAlign w:val="center"/>
+          </w:tcPr>
+          <w:p>
+            <w:pPr>
+              <w:spacing w:after="0"/>
+              <w:jc w:val="center"/>
+            </w:pPr>
+            <w:r>
+              <w:rPr>
+                <w:b/>
+                <w:bCs/>
+                <w:sz w:val="15"/>
+                <w:szCs w:val="15"/>
+              </w:rPr>
+              <w:t xml:space="preserve">Bursts</w:t>
+            </w:r>
+          </w:p>
+        </w:tc>
+      </w:tr>
+      <w:tr>
+        <w:trPr>
+          <w:cantSplit/>
+          <w:tblHeader w:val="false"/>
+        </w:trPr>
+        <w:tc>
+          <w:tcPr>
+            <w:tcW w:type="dxa" w:w="1700"/>
+            <w:tcMar>
+              <w:top w:type="dxa" w:w="40"/>
+              <w:left w:type="dxa" w:w="80"/>
+              <w:bottom w:type="dxa" w:w="40"/>
+              <w:right w:type="dxa" w:w="80"/>
+            </w:tcMar>
+            <w:vAlign w:val="center"/>
+          </w:tcPr>
+          <w:p>
+            <w:pPr>
+              <w:spacing w:after="0"/>
+              <w:jc w:val="left"/>
+            </w:pPr>
+            <w:r>
+              <w:rPr>
+                <w:sz w:val="15"/>
+                <w:szCs w:val="15"/>
+              </w:rPr>
+              <w:t xml:space="preserve">Learning, 20:03 (dry start)</w:t>
+            </w:r>
+          </w:p>
+        </w:tc>
+        <w:tc>
+          <w:tcPr>
+            <w:tcW w:type="dxa" w:w="760"/>
+            <w:tcMar>
+              <w:top w:type="dxa" w:w="40"/>
+              <w:left w:type="dxa" w:w="80"/>
+              <w:bottom w:type="dxa" w:w="40"/>
+              <w:right w:type="dxa" w:w="80"/>
+            </w:tcMar>
+            <w:vAlign w:val="center"/>
+          </w:tcPr>
+          <w:p>
+            <w:pPr>
+              <w:spacing w:after="0"/>
+              <w:jc w:val="center"/>
+            </w:pPr>
+            <w:r>
+              <w:rPr>
+                <w:sz w:val="15"/>
+                <w:szCs w:val="15"/>
+              </w:rPr>
+              <w:t xml:space="preserve">74.3 %</w:t>
+            </w:r>
+          </w:p>
+        </w:tc>
+        <w:tc>
+          <w:tcPr>
+            <w:tcW w:type="dxa" w:w="760"/>
+            <w:tcMar>
+              <w:top w:type="dxa" w:w="40"/>
+              <w:left w:type="dxa" w:w="80"/>
+              <w:bottom w:type="dxa" w:w="40"/>
+              <w:right w:type="dxa" w:w="80"/>
+            </w:tcMar>
+            <w:vAlign w:val="center"/>
+          </w:tcPr>
+          <w:p>
+            <w:pPr>
+              <w:spacing w:after="0"/>
+              <w:jc w:val="center"/>
+            </w:pPr>
+            <w:r>
+              <w:rPr>
+                <w:sz w:val="15"/>
+                <w:szCs w:val="15"/>
+              </w:rPr>
+              <w:t xml:space="preserve">25.7 %</w:t>
+            </w:r>
+          </w:p>
+        </w:tc>
+        <w:tc>
+          <w:tcPr>
+            <w:tcW w:type="dxa" w:w="780"/>
+            <w:tcMar>
+              <w:top w:type="dxa" w:w="40"/>
+              <w:left w:type="dxa" w:w="80"/>
+              <w:bottom w:type="dxa" w:w="40"/>
+              <w:right w:type="dxa" w:w="80"/>
+            </w:tcMar>
+            <w:vAlign w:val="center"/>
+          </w:tcPr>
+          <w:p>
+            <w:pPr>
+              <w:spacing w:after="0"/>
+              <w:jc w:val="center"/>
+            </w:pPr>
+            <w:r>
+              <w:rPr>
+                <w:sz w:val="15"/>
+                <w:szCs w:val="15"/>
+              </w:rPr>
+              <w:t xml:space="preserve">24.1</w:t>
+            </w:r>
+          </w:p>
+        </w:tc>
+        <w:tc>
+          <w:tcPr>
+            <w:tcW w:type="dxa" w:w="700"/>
+            <w:tcMar>
+              <w:top w:type="dxa" w:w="40"/>
+              <w:left w:type="dxa" w:w="80"/>
+              <w:bottom w:type="dxa" w:w="40"/>
+              <w:right w:type="dxa" w:w="80"/>
+            </w:tcMar>
+            <w:vAlign w:val="center"/>
+          </w:tcPr>
+          <w:p>
+            <w:pPr>
+              <w:spacing w:after="0"/>
+              <w:jc w:val="center"/>
+            </w:pPr>
+            <w:r>
+              <w:rPr>
+                <w:sz w:val="15"/>
+                <w:szCs w:val="15"/>
+              </w:rPr>
+              <w:t xml:space="preserve">6</w:t>
+            </w:r>
+          </w:p>
+        </w:tc>
+      </w:tr>
+      <w:tr>
+        <w:trPr>
+          <w:cantSplit/>
+          <w:tblHeader w:val="false"/>
+        </w:trPr>
+        <w:tc>
+          <w:tcPr>
+            <w:tcW w:type="dxa" w:w="1700"/>
+            <w:tcMar>
+              <w:top w:type="dxa" w:w="40"/>
+              <w:left w:type="dxa" w:w="80"/>
+              <w:bottom w:type="dxa" w:w="40"/>
+              <w:right w:type="dxa" w:w="80"/>
+            </w:tcMar>
+            <w:vAlign w:val="center"/>
+          </w:tcPr>
+          <w:p>
+            <w:pPr>
+              <w:spacing w:after="0"/>
+              <w:jc w:val="left"/>
+            </w:pPr>
+            <w:r>
+              <w:rPr>
+                <w:sz w:val="15"/>
+                <w:szCs w:val="15"/>
+              </w:rPr>
+              <w:t xml:space="preserve">Rule, 20:33</w:t>
+            </w:r>
+          </w:p>
+        </w:tc>
+        <w:tc>
+          <w:tcPr>
+            <w:tcW w:type="dxa" w:w="760"/>
+            <w:tcMar>
+              <w:top w:type="dxa" w:w="40"/>
+              <w:left w:type="dxa" w:w="80"/>
+              <w:bottom w:type="dxa" w:w="40"/>
+              <w:right w:type="dxa" w:w="80"/>
+            </w:tcMar>
+            <w:vAlign w:val="center"/>
+          </w:tcPr>
+          <w:p>
+            <w:pPr>
+              <w:spacing w:after="0"/>
+              <w:jc w:val="center"/>
+            </w:pPr>
+            <w:r>
+              <w:rPr>
+                <w:sz w:val="15"/>
+                <w:szCs w:val="15"/>
+              </w:rPr>
+              <w:t xml:space="preserve">65.6 %</w:t>
+            </w:r>
+          </w:p>
+        </w:tc>
+        <w:tc>
+          <w:tcPr>
+            <w:tcW w:type="dxa" w:w="760"/>
+            <w:tcMar>
+              <w:top w:type="dxa" w:w="40"/>
+              <w:left w:type="dxa" w:w="80"/>
+              <w:bottom w:type="dxa" w:w="40"/>
+              <w:right w:type="dxa" w:w="80"/>
+            </w:tcMar>
+            <w:vAlign w:val="center"/>
+          </w:tcPr>
+          <w:p>
+            <w:pPr>
+              <w:spacing w:after="0"/>
+              <w:jc w:val="center"/>
+            </w:pPr>
+            <w:r>
+              <w:rPr>
+                <w:sz w:val="15"/>
+                <w:szCs w:val="15"/>
+              </w:rPr>
+              <w:t xml:space="preserve">34.4 %</w:t>
+            </w:r>
+          </w:p>
+        </w:tc>
+        <w:tc>
+          <w:tcPr>
+            <w:tcW w:type="dxa" w:w="780"/>
+            <w:tcMar>
+              <w:top w:type="dxa" w:w="40"/>
+              <w:left w:type="dxa" w:w="80"/>
+              <w:bottom w:type="dxa" w:w="40"/>
+              <w:right w:type="dxa" w:w="80"/>
+            </w:tcMar>
+            <w:vAlign w:val="center"/>
+          </w:tcPr>
+          <w:p>
+            <w:pPr>
+              <w:spacing w:after="0"/>
+              <w:jc w:val="center"/>
+            </w:pPr>
+            <w:r>
+              <w:rPr>
+                <w:sz w:val="15"/>
+                <w:szCs w:val="15"/>
+              </w:rPr>
+              <w:t xml:space="preserve">18.2</w:t>
+            </w:r>
+          </w:p>
+        </w:tc>
+        <w:tc>
+          <w:tcPr>
+            <w:tcW w:type="dxa" w:w="700"/>
+            <w:tcMar>
+              <w:top w:type="dxa" w:w="40"/>
+              <w:left w:type="dxa" w:w="80"/>
+              <w:bottom w:type="dxa" w:w="40"/>
+              <w:right w:type="dxa" w:w="80"/>
+            </w:tcMar>
+            <w:vAlign w:val="center"/>
+          </w:tcPr>
+          <w:p>
+            <w:pPr>
+              <w:spacing w:after="0"/>
+              <w:jc w:val="center"/>
+            </w:pPr>
+            <w:r>
+              <w:rPr>
+                <w:sz w:val="15"/>
+                <w:szCs w:val="15"/>
+              </w:rPr>
+              <w:t xml:space="preserve">4</w:t>
+            </w:r>
+          </w:p>
+        </w:tc>
+      </w:tr>
+      <w:tr>
+        <w:trPr>
+          <w:cantSplit/>
+          <w:tblHeader w:val="false"/>
+        </w:trPr>
+        <w:tc>
+          <w:tcPr>
+            <w:tcW w:type="dxa" w:w="1700"/>
+            <w:tcMar>
+              <w:top w:type="dxa" w:w="40"/>
+              <w:left w:type="dxa" w:w="80"/>
+              <w:bottom w:type="dxa" w:w="40"/>
+              <w:right w:type="dxa" w:w="80"/>
+            </w:tcMar>
+            <w:vAlign w:val="center"/>
+          </w:tcPr>
+          <w:p>
+            <w:pPr>
+              <w:spacing w:after="0"/>
+              <w:jc w:val="left"/>
+            </w:pPr>
+            <w:r>
+              <w:rPr>
+                <w:sz w:val="15"/>
+                <w:szCs w:val="15"/>
+              </w:rPr>
+              <w:t xml:space="preserve">Learning, 21:03</w:t>
+            </w:r>
+          </w:p>
+        </w:tc>
+        <w:tc>
+          <w:tcPr>
+            <w:tcW w:type="dxa" w:w="760"/>
+            <w:tcMar>
+              <w:top w:type="dxa" w:w="40"/>
+              <w:left w:type="dxa" w:w="80"/>
+              <w:bottom w:type="dxa" w:w="40"/>
+              <w:right w:type="dxa" w:w="80"/>
+            </w:tcMar>
+            <w:vAlign w:val="center"/>
+          </w:tcPr>
+          <w:p>
+            <w:pPr>
+              <w:spacing w:after="0"/>
+              <w:jc w:val="center"/>
+            </w:pPr>
+            <w:r>
+              <w:rPr>
+                <w:sz w:val="15"/>
+                <w:szCs w:val="15"/>
+              </w:rPr>
+              <w:t xml:space="preserve">99.4 %</w:t>
+            </w:r>
+          </w:p>
+        </w:tc>
+        <w:tc>
+          <w:tcPr>
+            <w:tcW w:type="dxa" w:w="760"/>
+            <w:tcMar>
+              <w:top w:type="dxa" w:w="40"/>
+              <w:left w:type="dxa" w:w="80"/>
+              <w:bottom w:type="dxa" w:w="40"/>
+              <w:right w:type="dxa" w:w="80"/>
+            </w:tcMar>
+            <w:vAlign w:val="center"/>
+          </w:tcPr>
+          <w:p>
+            <w:pPr>
+              <w:spacing w:after="0"/>
+              <w:jc w:val="center"/>
+            </w:pPr>
+            <w:r>
+              <w:rPr>
+                <w:sz w:val="15"/>
+                <w:szCs w:val="15"/>
+              </w:rPr>
+              <w:t xml:space="preserve">0.6 %</w:t>
+            </w:r>
+          </w:p>
+        </w:tc>
+        <w:tc>
+          <w:tcPr>
+            <w:tcW w:type="dxa" w:w="780"/>
+            <w:tcMar>
+              <w:top w:type="dxa" w:w="40"/>
+              <w:left w:type="dxa" w:w="80"/>
+              <w:bottom w:type="dxa" w:w="40"/>
+              <w:right w:type="dxa" w:w="80"/>
+            </w:tcMar>
+            <w:vAlign w:val="center"/>
+          </w:tcPr>
+          <w:p>
+            <w:pPr>
+              <w:spacing w:after="0"/>
+              <w:jc w:val="center"/>
+            </w:pPr>
+            <w:r>
+              <w:rPr>
+                <w:sz w:val="15"/>
+                <w:szCs w:val="15"/>
+              </w:rPr>
+              <w:t xml:space="preserve">24.0</w:t>
+            </w:r>
+          </w:p>
+        </w:tc>
+        <w:tc>
+          <w:tcPr>
+            <w:tcW w:type="dxa" w:w="700"/>
+            <w:tcMar>
+              <w:top w:type="dxa" w:w="40"/>
+              <w:left w:type="dxa" w:w="80"/>
+              <w:bottom w:type="dxa" w:w="40"/>
+              <w:right w:type="dxa" w:w="80"/>
+            </w:tcMar>
+            <w:vAlign w:val="center"/>
+          </w:tcPr>
+          <w:p>
+            <w:pPr>
+              <w:spacing w:after="0"/>
+              <w:jc w:val="center"/>
+            </w:pPr>
+            <w:r>
+              <w:rPr>
+                <w:sz w:val="15"/>
+                <w:szCs w:val="15"/>
+              </w:rPr>
+              <w:t xml:space="preserve">6</w:t>
+            </w:r>
+          </w:p>
+        </w:tc>
+      </w:tr>
+      <w:tr>
+        <w:trPr>
+          <w:cantSplit/>
+          <w:tblHeader w:val="false"/>
+        </w:trPr>
+        <w:tc>
+          <w:tcPr>
+            <w:tcW w:type="dxa" w:w="1700"/>
+            <w:tcMar>
+              <w:top w:type="dxa" w:w="40"/>
+              <w:left w:type="dxa" w:w="80"/>
+              <w:bottom w:type="dxa" w:w="40"/>
+              <w:right w:type="dxa" w:w="80"/>
+            </w:tcMar>
+            <w:vAlign w:val="center"/>
+          </w:tcPr>
+          <w:p>
+            <w:pPr>
+              <w:spacing w:after="0"/>
+              <w:jc w:val="left"/>
+            </w:pPr>
+            <w:r>
+              <w:rPr>
+                <w:sz w:val="15"/>
+                <w:szCs w:val="15"/>
+              </w:rPr>
+              <w:t xml:space="preserve">Rule, 21:33</w:t>
+            </w:r>
+          </w:p>
+        </w:tc>
+        <w:tc>
+          <w:tcPr>
+            <w:tcW w:type="dxa" w:w="760"/>
+            <w:tcMar>
+              <w:top w:type="dxa" w:w="40"/>
+              <w:left w:type="dxa" w:w="80"/>
+              <w:bottom w:type="dxa" w:w="40"/>
+              <w:right w:type="dxa" w:w="80"/>
+            </w:tcMar>
+            <w:vAlign w:val="center"/>
+          </w:tcPr>
+          <w:p>
+            <w:pPr>
+              <w:spacing w:after="0"/>
+              <w:jc w:val="center"/>
+            </w:pPr>
+            <w:r>
+              <w:rPr>
+                <w:sz w:val="15"/>
+                <w:szCs w:val="15"/>
+              </w:rPr>
+              <w:t xml:space="preserve">90.9 %</w:t>
+            </w:r>
+          </w:p>
+        </w:tc>
+        <w:tc>
+          <w:tcPr>
+            <w:tcW w:type="dxa" w:w="760"/>
+            <w:tcMar>
+              <w:top w:type="dxa" w:w="40"/>
+              <w:left w:type="dxa" w:w="80"/>
+              <w:bottom w:type="dxa" w:w="40"/>
+              <w:right w:type="dxa" w:w="80"/>
+            </w:tcMar>
+            <w:vAlign w:val="center"/>
+          </w:tcPr>
+          <w:p>
+            <w:pPr>
+              <w:spacing w:after="0"/>
+              <w:jc w:val="center"/>
+            </w:pPr>
+            <w:r>
+              <w:rPr>
+                <w:sz w:val="15"/>
+                <w:szCs w:val="15"/>
+              </w:rPr>
+              <w:t xml:space="preserve">9.1 %</w:t>
+            </w:r>
+          </w:p>
+        </w:tc>
+        <w:tc>
+          <w:tcPr>
+            <w:tcW w:type="dxa" w:w="780"/>
+            <w:tcMar>
+              <w:top w:type="dxa" w:w="40"/>
+              <w:left w:type="dxa" w:w="80"/>
+              <w:bottom w:type="dxa" w:w="40"/>
+              <w:right w:type="dxa" w:w="80"/>
+            </w:tcMar>
+            <w:vAlign w:val="center"/>
+          </w:tcPr>
+          <w:p>
+            <w:pPr>
+              <w:spacing w:after="0"/>
+              <w:jc w:val="center"/>
+            </w:pPr>
+            <w:r>
+              <w:rPr>
+                <w:sz w:val="15"/>
+                <w:szCs w:val="15"/>
+              </w:rPr>
+              <w:t xml:space="preserve">16.3</w:t>
+            </w:r>
+          </w:p>
+        </w:tc>
+        <w:tc>
+          <w:tcPr>
+            <w:tcW w:type="dxa" w:w="700"/>
+            <w:tcMar>
+              <w:top w:type="dxa" w:w="40"/>
+              <w:left w:type="dxa" w:w="80"/>
+              <w:bottom w:type="dxa" w:w="40"/>
+              <w:right w:type="dxa" w:w="80"/>
+            </w:tcMar>
+            <w:vAlign w:val="center"/>
+          </w:tcPr>
+          <w:p>
+            <w:pPr>
+              <w:spacing w:after="0"/>
+              <w:jc w:val="center"/>
+            </w:pPr>
+            <w:r>
+              <w:rPr>
+                <w:sz w:val="15"/>
+                <w:szCs w:val="15"/>
+              </w:rPr>
+              <w:t xml:space="preserve">4</w:t>
+            </w:r>
+          </w:p>
+        </w:tc>
+      </w:tr>
+      <w:tr>
+        <w:trPr>
+          <w:cantSplit/>
+          <w:tblHeader w:val="false"/>
+        </w:trPr>
+        <w:tc>
+          <w:tcPr>
+            <w:tcW w:type="dxa" w:w="1700"/>
+            <w:tcMar>
+              <w:top w:type="dxa" w:w="40"/>
+              <w:left w:type="dxa" w:w="80"/>
+              <w:bottom w:type="dxa" w:w="40"/>
+              <w:right w:type="dxa" w:w="80"/>
+            </w:tcMar>
+            <w:vAlign w:val="center"/>
+          </w:tcPr>
+          <w:p>
+            <w:pPr>
+              <w:spacing w:after="0"/>
+              <w:jc w:val="left"/>
+            </w:pPr>
+            <w:r>
+              <w:rPr>
+                <w:sz w:val="15"/>
+                <w:szCs w:val="15"/>
+              </w:rPr>
+              <w:t xml:space="preserve">Learning, 22:03, dead mister 22:09–22:21</w:t>
+            </w:r>
+          </w:p>
+        </w:tc>
+        <w:tc>
+          <w:tcPr>
+            <w:tcW w:type="dxa" w:w="760"/>
+            <w:tcMar>
+              <w:top w:type="dxa" w:w="40"/>
+              <w:left w:type="dxa" w:w="80"/>
+              <w:bottom w:type="dxa" w:w="40"/>
+              <w:right w:type="dxa" w:w="80"/>
+            </w:tcMar>
+            <w:vAlign w:val="center"/>
+          </w:tcPr>
+          <w:p>
+            <w:pPr>
+              <w:spacing w:after="0"/>
+              <w:jc w:val="center"/>
+            </w:pPr>
+            <w:r>
+              <w:rPr>
+                <w:sz w:val="15"/>
+                <w:szCs w:val="15"/>
+              </w:rPr>
+              <w:t xml:space="preserve">78.9 %</w:t>
+            </w:r>
+          </w:p>
+        </w:tc>
+        <w:tc>
+          <w:tcPr>
+            <w:tcW w:type="dxa" w:w="760"/>
+            <w:tcMar>
+              <w:top w:type="dxa" w:w="40"/>
+              <w:left w:type="dxa" w:w="80"/>
+              <w:bottom w:type="dxa" w:w="40"/>
+              <w:right w:type="dxa" w:w="80"/>
+            </w:tcMar>
+            <w:vAlign w:val="center"/>
+          </w:tcPr>
+          <w:p>
+            <w:pPr>
+              <w:spacing w:after="0"/>
+              <w:jc w:val="center"/>
+            </w:pPr>
+            <w:r>
+              <w:rPr>
+                <w:sz w:val="15"/>
+                <w:szCs w:val="15"/>
+              </w:rPr>
+              <w:t xml:space="preserve">21.1 %</w:t>
+            </w:r>
+          </w:p>
+        </w:tc>
+        <w:tc>
+          <w:tcPr>
+            <w:tcW w:type="dxa" w:w="780"/>
+            <w:tcMar>
+              <w:top w:type="dxa" w:w="40"/>
+              <w:left w:type="dxa" w:w="80"/>
+              <w:bottom w:type="dxa" w:w="40"/>
+              <w:right w:type="dxa" w:w="80"/>
+            </w:tcMar>
+            <w:vAlign w:val="center"/>
+          </w:tcPr>
+          <w:p>
+            <w:pPr>
+              <w:spacing w:after="0"/>
+              <w:jc w:val="center"/>
+            </w:pPr>
+            <w:r>
+              <w:rPr>
+                <w:sz w:val="15"/>
+                <w:szCs w:val="15"/>
+              </w:rPr>
+              <w:t xml:space="preserve">13.9</w:t>
+            </w:r>
+          </w:p>
+        </w:tc>
+        <w:tc>
+          <w:tcPr>
+            <w:tcW w:type="dxa" w:w="700"/>
+            <w:tcMar>
+              <w:top w:type="dxa" w:w="40"/>
+              <w:left w:type="dxa" w:w="80"/>
+              <w:bottom w:type="dxa" w:w="40"/>
+              <w:right w:type="dxa" w:w="80"/>
+            </w:tcMar>
+            <w:vAlign w:val="center"/>
+          </w:tcPr>
+          <w:p>
+            <w:pPr>
+              <w:spacing w:after="0"/>
+              <w:jc w:val="center"/>
+            </w:pPr>
+            <w:r>
+              <w:rPr>
+                <w:sz w:val="15"/>
+                <w:szCs w:val="15"/>
+              </w:rPr>
+              <w:t xml:space="preserve">5</w:t>
+            </w:r>
+          </w:p>
+        </w:tc>
+      </w:tr>
+    </w:tbl>
+    <w:p>
+      <w:pPr>
+        <w:keepNext/>
+        <w:spacing w:after="60" w:before="120"/>
+        <w:jc w:val="center"/>
+      </w:pPr>
+      <w:r>
+        <w:drawing>
+          <wp:inline distT="0" distB="0" distL="0" distR="0">
+            <wp:extent cx="3086100" cy="1800225"/>
+            <wp:effectExtent t="0" r="0" b="0" l="0"/>
+            <wp:docPr id="1" name="" descr="" title=""/>
+            <wp:cNvGraphicFramePr>
+              <a:graphicFrameLocks xmlns:a="http://schemas.openxmlformats.org/drawingml/2006/main" noChangeAspect="1"/>
+            </wp:cNvGraphicFramePr>
+            <a:graphic xmlns:a="http://schemas.openxmlformats.org/drawingml/2006/main">
+              <a:graphicData uri="http://schemas.openxmlformats.org/drawingml/2006/picture">
+                <pic:pic xmlns:pic="http://schemas.openxmlformats.org/drawingml/2006/picture">
+                  <pic:nvPicPr>
+                    <pic:cNvPr id="0" name="" descr=""/>
+                    <pic:cNvPicPr>
+                      <a:picLocks noChangeAspect="1" noChangeArrowheads="1"/>
+                    </pic:cNvPicPr>
+                  </pic:nvPicPr>
+                  <pic:blipFill>
+                    <a:blip r:embed="rId12" cstate="none"/>
+                    <a:srcRect/>
+                    <a:stretch>
+                      <a:fillRect/>
+                    </a:stretch>
+                  </pic:blipFill>
+                  <pic:spPr bwMode="auto">
+                    <a:xfrm>
+                      <a:off x="0" y="0"/>
+                      <a:ext cx="3086100" cy="1800225"/>
+                    </a:xfrm>
+                    <a:prstGeom prst="rect">
+                      <a:avLst/>
+                    </a:prstGeom>
+                  </pic:spPr>
+                </pic:pic>
+              </a:graphicData>
+            </a:graphic>
+          </wp:inline>
+        </w:drawing>
+      </w:r>
+    </w:p>
+    <w:p>
+      <w:pPr>
+        <w:spacing w:after="160"/>
+        <w:jc w:val="center"/>
+      </w:pPr>
+      <w:r>
+        <w:rPr>
+          <w:sz w:val="16"/>
+          <w:szCs w:val="16"/>
+        </w:rPr>
+        <w:t xml:space="preserve">Fig. 4. Alternating session, evening, dry enclosure: both controllers mist most of the time; the dotted lines mark the software dead-mister window in the last block.</w:t>
       </w:r>
     </w:p>
     <w:p>
@@ -4379,7 +5289,7 @@
           <w:sz w:val="20"/>
           <w:szCs w:val="20"/>
         </w:rPr>
-        <w:t xml:space="preserve">D. Simulation as a Logic Check</w:t>
+        <w:t xml:space="preserve">D. Dead-Mister Fault: a Negative Result</w:t>
       </w:r>
     </w:p>
     <w:p>
@@ -4393,6 +5303,35 @@
           <w:sz w:val="20"/>
           <w:szCs w:val="20"/>
         </w:rPr>
+        <w:t xml:space="preserve">In the last block the controller's mist commands were dropped for 12 minutes. It commanded 450 s of misting in that window, none of which reached the enclosure; the control reading fell from 80.8 to 72.3 percent and the enclosure was in band 61 percent of the time. The controller declared no fault. Replaying the block offline shows why. The mister check compares the humidity gained during misting with the model's expectation after subtracting the modelled leak, and on this enclosure the leak term is large and imprecise: the check's ratio of measured to expected gain ran from 0.46 to 1.5 during the fault and from 0.5 to 1.5 in the healthy blocks, so there was nothing to detect. A raw burst-onset check, the rise in the first 60 s of a burst against the model's expectation, was tried offline and raised false alarms in healthy blocks, because the seeded mister weight over-predicts the first-minute rise at the shielded sensor position by about four times; it was not adopted. The lid-open fault of Section V-B was detected because it changes the leak by an order of magnitude, whereas a dead mister on an enclosure near its passive equilibrium changes humidity by a few percent, inside the model's error. Two remedies are available: a direct actuator signal, such as the mist maker's supply current or a droplet sensor above the disc, or an onset signature measured once at commissioning rather than predicted by the model.</w:t>
+      </w:r>
+    </w:p>
+    <w:p>
+      <w:pPr>
+        <w:keepNext/>
+        <w:spacing w:after="60" w:before="120"/>
+      </w:pPr>
+      <w:r>
+        <w:rPr>
+          <w:i/>
+          <w:iCs/>
+          <w:sz w:val="20"/>
+          <w:szCs w:val="20"/>
+        </w:rPr>
+        <w:t xml:space="preserve">E. Simulation as a Logic Check</w:t>
+      </w:r>
+    </w:p>
+    <w:p>
+      <w:pPr>
+        <w:spacing w:after="0" w:line="240"/>
+        <w:ind w:firstLine="200"/>
+        <w:jc w:val="both"/>
+      </w:pPr>
+      <w:r>
+        <w:rPr>
+          <w:sz w:val="20"/>
+          <w:szCs w:val="20"/>
+        </w:rPr>
         <w:t xml:space="preserve">Before the hardware runs the controller was exercised on a simulated enclosure for 76 h with slow disc wear, a memory corruption and four injected faults, with the simulator's constants later replaced by the measured values of Section V-A. In that setting it held the band 99.2 percent of healthy hours against 93.1 percent for the rule, used 20 percent less mist time, named every fault correctly on seven random seeds without false alarms, and rolled back its corrupted weights in the same step. The simulation is reported only as evidence that the logic behaves as designed; it is not a result about the real enclosure.</w:t>
       </w:r>
     </w:p>
@@ -4422,7 +5361,7 @@
           <w:sz w:val="20"/>
           <w:szCs w:val="20"/>
         </w:rPr>
-        <w:t xml:space="preserve">The measured results support four claims. A six-weight model seeded from a 90 min step test and updated on the fly can control a real enclosure at least as well as the hysteresis rule it replaces, holding the band 100 percent of the time in the alternating hour against 99.4 percent, and 95.4 percent against 96.5 percent in the fault session where the learning controller also carried an injected fault. It does so with far less mist time: none against 14.6 min per hour, and 1.1 min against 5.0 min in the fault-session blocks. It detects an unexplained loss within a second, keeps control while it investigates, names a leak correctly, and withdraws its own false alarm by testing rather than by timeout. And it follows a changed enclosure, re-fitting its leak weight by a factor of 3.6 within 25 min of the lid being propped, without any misting data. The engineering lessons are also results: a wet BME280 can lock the I2C bus and be recovered by a hardware watchdog without a host restart; corrupted bus reads pass naive range checks; and a sensor that reports a fixed 179.4 degrees C and 100 percent RH is not damaged but sitting at its power-on defaults because register writes are failing, which a solid clock line fixes and a power cycle does not.</w:t>
+        <w:t xml:space="preserve">The measured results support four claims. A six-weight model seeded from a 90 min step test and updated on the fly can control a real enclosure at least as well as the hysteresis rule it replaces, holding the band 100 percent of the time in the alternating hour against 99.4 percent, and 95.4 percent against 96.5 percent in the fault session where the learning controller also carried an injected fault. On an enclosure that needed no misting it used none where the rule used 14.6 min per hour; on an enclosure that needed continual misting it held the band more of the time than the rule in both paired blocks, at about 40 percent more mist time, because it rests 60 s between bursts where the rule rests 180 s. It detects an unexplained loss within a second, keeps control while it investigates, names a leak correctly, and withdraws its own false alarm by testing rather than by timeout. And it follows a changed enclosure, re-fitting its leak weight by a factor of 3.6 within 25 min of the lid being propped, without any misting data. The engineering lessons are also results: a wet BME280 can lock the I2C bus and be recovered by a hardware watchdog without a host restart; corrupted bus reads pass naive range checks; and a sensor that reports a fixed 179.4 degrees C and 100 percent RH is not damaged but sitting at its power-on defaults because register writes are failing, which a solid clock line fixes and a power cycle does not.</w:t>
       </w:r>
     </w:p>
     <w:p>
@@ -4436,7 +5375,7 @@
           <w:sz w:val="20"/>
           <w:szCs w:val="20"/>
         </w:rPr>
-        <w:t xml:space="preserve">The limitations are stated plainly. The controller executed on a laptop over USB at 5 s steps, not on the ESP32; the code is written for a direct port and its state is about 2 kB, but the on-chip run is future work. The evaluation is three hours on one enclosure in one room, at night, without plants, and mist minutes stand in for water volume. The zero-misting result in the alternating session is a result about an enclosure that barely needed misting, so it shows the learning controller recognising that fact rather than planning bursts; the only real-enclosure bursts it planned were the three 35 s test bursts during the lid fault, where it held the band. A drier room or a scheduled fan would make the planner act and would test it properly. The dead-mister fault and the backup switchover were exercised only in simulation. The false alarm after the tissue was removed was self-cleared, but it would be prevented outright by checking the sensor's own temperature, which fell 2 degrees C as it dried; that check is a natural addition. Finally, the interrupt-watchdog restart of the ESP32 in the last block is unexplained and must be root-caused before an on-chip deployment.</w:t>
+        <w:t xml:space="preserve">The limitations are stated plainly. The controller executed on a laptop over USB at 5 s steps, not on the ESP32; the code is written for a direct port and its state is about 2 kB, but the on-chip run is future work. The evaluation is five and a half hours on one enclosure in one room, without plants, and mist minutes stand in for water volume. The evening session showed the planner's weakness: when the target is unreachable it falls back to maximum-length bursts, which wins time in band at a water cost; a mode that holds the lower edge of the band would do the same job with less water. The dead-mister fault was not detected, for the reason given in Section V-D, and until the controller has a direct actuator signal that claim cannot be made for it. The backup-mister switchover was exercised only in simulation. The false alarm after the tissue was removed was self-cleared, but it would be prevented outright by checking the sensor's own temperature, which fell 2 degrees C as it dried; that check is a natural addition. Finally, the interrupt-watchdog restart of the ESP32 in the last block is unexplained and must be root-caused before an on-chip deployment.</w:t>
       </w:r>
     </w:p>
     <w:p>
@@ -4465,7 +5404,7 @@
           <w:sz w:val="20"/>
           <w:szCs w:val="20"/>
         </w:rPr>
-        <w:t xml:space="preserve">One small learned model, updated on the fly, can serve a low-cost terrarium as its humidity planner and its fault detector at once. On a real enclosure it matched or beat the existing hysteresis rule on time in band while misting far less, named an injected leak, cleared its own false alarm, and re-fitted itself to a changed enclosure. The next steps are to port the controller to the ESP32 and repeat the alternating comparison on the chip, to run it in conditions where the enclosure needs misting so that the planner is tested, to inject the dead-mister fault with the backup channel connected, to add the sensor-temperature check, and to extend the runs to days with plants in the enclosure. The logged data, firmware and controller code are kept with the project so the results can be reproduced.</w:t>
+        <w:t xml:space="preserve">One small learned model, updated on the fly, can serve a low-cost terrarium as its humidity planner and its fault detector at once. On a real enclosure it matched or beat the existing hysteresis rule on time in band, with no water where none was needed and with more water where the enclosure needed continual misting; it named an injected leak, cleared its own false alarm, and re-fitted itself to a changed enclosure. It did not detect a dead mister, and the paper says why. The next steps are to port the controller to the ESP32 and repeat the alternating comparison on the chip, to add a direct actuator signal or a commissioning-time onset signature for the mister, to add a lower-edge holding mode to the planner and the sensor-temperature check to the fault logic, and to extend the runs to days with plants in the enclosure. The logged data, firmware and controller code are kept with the project so the results can be reproduced.</w:t>
       </w:r>
     </w:p>
     <w:p>

--- a/docs/paper/terrarium-brain-paper.docx
+++ b/docs/paper/terrarium-brain-paper.docx
@@ -765,7 +765,7 @@
           <w:sz w:val="20"/>
           <w:szCs w:val="20"/>
         </w:rPr>
-        <w:t xml:space="preserve">Small models on microcontrollers for greenhouse climate are established. Codeluppi et al. forecast greenhouse air temperature on an edge device with an RMSE of 0.29 to 0.40 degrees C [1]; Ihoume et al. mapped sensor readings to five actuator actions with a 151-parameter network at 96 percent label accuracy [2]; Sukowati et al. replaced thresholds with a k-nearest-neighbour classifier on an ESP32 for a mushroom house including a mist maker [3]. These models are trained once on a computer and frozen, and they are scored on label accuracy rather than on climate outcome. On-device training itself exists in TinyOL [4], in the concept-drift-aware TinyML of Disabato and Roveri [5], which names sensor and actuator faults as one cause of drift but tests on image and audio data, and in TyBox [6], which generates incremental-learning code for classification. Predictive and learned control of greenhouse humidity has been studied in simulation [7], and a grey-box humidity model identified automatically on an STM32 was used to schedule a room humidifier without plants or fault handling [8]. Bicski et al. warn that a simple autoregressive model beat an autoencoder for anomaly detection on industrial time series [9], which motivates the linear model used here and the comparison against the plain rule rather than against a larger network. Adaptive control of this form is decades old; the contribution claimed is not the algorithm but its use, on a real low-cost enclosure, as a single model for control and diagnosis, evaluated against the controller such enclosures actually run.</w:t>
+        <w:t xml:space="preserve">Small models on microcontrollers for greenhouse climate are established. Codeluppi et al. forecast greenhouse air temperature on an edge device with an RMSE of 0.29 to 0.40 degrees C [1]; Ihoume et al. mapped sensor readings to five actuator actions with a 151-parameter network at 96 percent label accuracy [2]; Sukowati et al. replaced thresholds with a k-nearest-neighbour classifier on an ESP32 for a mushroom house including a mist maker [3]. These models are trained once on a computer and frozen, and they are scored on label accuracy rather than on climate outcome. On-device training itself exists in TinyOL [4], in the concept-drift-aware TinyML of Disabato and Roveri [5], which names sensor and actuator faults as one cause of drift but tests on image and audio data, and in TyBox [6], which generates incremental-learning code for classification. Predictive and learned control of greenhouse climate has been studied against model predictive control in simulation by Morcego et al. [7]. Bicski et al. show that simple heuristics remain a viable alternative to machine-learning anomaly detection in industrial IoT [8], which motivates the linear model used here and the comparison against the plain rule rather than against a larger network. Adaptive control of this form is decades old; the contribution claimed is not the algorithm but its use, on a real low-cost enclosure, as a single model for control and diagnosis, evaluated against the controller such enclosures actually run.</w:t>
       </w:r>
     </w:p>
     <w:p>
@@ -816,6 +816,66 @@
       <w:pPr>
         <w:keepNext/>
         <w:spacing w:after="60" w:before="120"/>
+        <w:jc w:val="center"/>
+      </w:pPr>
+      <w:r>
+        <w:drawing>
+          <wp:inline distT="0" distB="0" distL="0" distR="0">
+            <wp:extent cx="3086100" cy="1752600"/>
+            <wp:effectExtent t="0" r="0" b="0" l="0"/>
+            <wp:docPr id="1" name="" descr="" title=""/>
+            <wp:cNvGraphicFramePr>
+              <a:graphicFrameLocks xmlns:a="http://schemas.openxmlformats.org/drawingml/2006/main" noChangeAspect="1"/>
+            </wp:cNvGraphicFramePr>
+            <a:graphic xmlns:a="http://schemas.openxmlformats.org/drawingml/2006/main">
+              <a:graphicData uri="http://schemas.openxmlformats.org/drawingml/2006/picture">
+                <pic:pic xmlns:pic="http://schemas.openxmlformats.org/drawingml/2006/picture">
+                  <pic:nvPicPr>
+                    <pic:cNvPr id="0" name="" descr=""/>
+                    <pic:cNvPicPr>
+                      <a:picLocks noChangeAspect="1" noChangeArrowheads="1"/>
+                    </pic:cNvPicPr>
+                  </pic:nvPicPr>
+                  <pic:blipFill>
+                    <a:blip r:embed="rId9" cstate="none"/>
+                    <a:srcRect/>
+                    <a:stretch>
+                      <a:fillRect/>
+                    </a:stretch>
+                  </pic:blipFill>
+                  <pic:spPr bwMode="auto">
+                    <a:xfrm>
+                      <a:off x="0" y="0"/>
+                      <a:ext cx="3086100" cy="1752600"/>
+                    </a:xfrm>
+                    <a:prstGeom prst="rect">
+                      <a:avLst/>
+                    </a:prstGeom>
+                  </pic:spPr>
+                </pic:pic>
+              </a:graphicData>
+            </a:graphic>
+          </wp:inline>
+        </w:drawing>
+      </w:r>
+    </w:p>
+    <w:p>
+      <w:pPr>
+        <w:spacing w:after="160"/>
+        <w:jc w:val="center"/>
+      </w:pPr>
+      <w:r>
+        <w:rPr>
+          <w:sz w:val="16"/>
+          <w:szCs w:val="16"/>
+        </w:rPr>
+        <w:t xml:space="preserve">Fig. 1. System: enclosure, ESP32 laboratory firmware and the controller with its three functions; in this study the controller ran on a laptop over USB.</w:t>
+      </w:r>
+    </w:p>
+    <w:p>
+      <w:pPr>
+        <w:keepNext/>
+        <w:spacing w:after="60" w:before="120"/>
       </w:pPr>
       <w:r>
         <w:rPr>
@@ -872,6 +932,20 @@
     </w:p>
     <w:p>
       <w:pPr>
+        <w:spacing w:after="0" w:line="240"/>
+        <w:ind w:firstLine="200"/>
+        <w:jc w:val="both"/>
+      </w:pPr>
+      <w:r>
+        <w:rPr>
+          <w:sz w:val="20"/>
+          <w:szCs w:val="20"/>
+        </w:rPr>
+        <w:t xml:space="preserve">Written out, with x(k) the absolute humidity at step k and u(k) the mist command, the model and its update are: x(k+1) minus x(k) equals theta transposed times phi(k), with phi(k) equal to [g(k) m1(k), g(k) m2(k), x(k) minus 20, f(k)(x(k) minus 20), f(k), 1]; m1(k+1) equals m1(k) plus (u(k) minus m1(k)) times DT over 5 s and m2 likewise with 30 s; and for each learner, with e(k) the prediction error clipped to three times its running standard deviation, K(k) equals P(k) phi(k) divided by (lambda plus phi(k) transposed P(k) phi(k)), theta(k+1) equals theta(k) plus K(k) e(k), and P(k+1) equals (P(k) minus K(k) phi(k) transposed P(k)) divided by lambda, followed by symmetrisation, a diagonal floor beta and a cap. The fast learner's weights are then pulled toward the slow learner's by 0.2 percent of the difference per step. The one-step prediction error normalised by its running standard deviation, z(k), drives the CUSUM statistics used in Section III-E.</w:t>
+      </w:r>
+    </w:p>
+    <w:p>
+      <w:pPr>
         <w:keepNext/>
         <w:spacing w:after="60" w:before="120"/>
       </w:pPr>
@@ -932,6 +1006,863 @@
       <w:pPr>
         <w:keepNext/>
         <w:spacing w:after="60" w:before="120"/>
+        <w:jc w:val="center"/>
+      </w:pPr>
+      <w:r>
+        <w:rPr>
+          <w:smallCaps/>
+          <w:sz w:val="16"/>
+          <w:szCs w:val="16"/>
+        </w:rPr>
+        <w:t xml:space="preserve">TABLE I.  Fault Logic: Detectors, Verdicts and Responses</w:t>
+      </w:r>
+    </w:p>
+    <w:tbl>
+      <w:tblPr>
+        <w:tblW w:type="dxa" w:w="4866"/>
+        <w:tblBorders>
+          <w:top w:val="single" w:color="auto" w:sz="4"/>
+          <w:left w:val="single" w:color="auto" w:sz="4"/>
+          <w:bottom w:val="single" w:color="auto" w:sz="4"/>
+          <w:right w:val="single" w:color="auto" w:sz="4"/>
+          <w:insideH w:val="single" w:color="auto" w:sz="4"/>
+          <w:insideV w:val="single" w:color="auto" w:sz="4"/>
+        </w:tblBorders>
+      </w:tblPr>
+      <w:tblGrid>
+        <w:gridCol w:w="1250"/>
+        <w:gridCol w:w="1900"/>
+        <w:gridCol w:w="1716"/>
+      </w:tblGrid>
+      <w:tr>
+        <w:trPr>
+          <w:cantSplit/>
+          <w:tblHeader/>
+        </w:trPr>
+        <w:tc>
+          <w:tcPr>
+            <w:tcW w:type="dxa" w:w="1250"/>
+            <w:shd w:fill="E7E6E6" w:color="auto" w:val="clear"/>
+            <w:tcMar>
+              <w:top w:type="dxa" w:w="40"/>
+              <w:left w:type="dxa" w:w="80"/>
+              <w:bottom w:type="dxa" w:w="40"/>
+              <w:right w:type="dxa" w:w="80"/>
+            </w:tcMar>
+            <w:vAlign w:val="center"/>
+          </w:tcPr>
+          <w:p>
+            <w:pPr>
+              <w:spacing w:after="0"/>
+              <w:jc w:val="left"/>
+            </w:pPr>
+            <w:r>
+              <w:rPr>
+                <w:b/>
+                <w:bCs/>
+                <w:sz w:val="14"/>
+                <w:szCs w:val="14"/>
+              </w:rPr>
+              <w:t xml:space="preserve">Detector</w:t>
+            </w:r>
+          </w:p>
+        </w:tc>
+        <w:tc>
+          <w:tcPr>
+            <w:tcW w:type="dxa" w:w="1900"/>
+            <w:shd w:fill="E7E6E6" w:color="auto" w:val="clear"/>
+            <w:tcMar>
+              <w:top w:type="dxa" w:w="40"/>
+              <w:left w:type="dxa" w:w="80"/>
+              <w:bottom w:type="dxa" w:w="40"/>
+              <w:right w:type="dxa" w:w="80"/>
+            </w:tcMar>
+            <w:vAlign w:val="center"/>
+          </w:tcPr>
+          <w:p>
+            <w:pPr>
+              <w:spacing w:after="0"/>
+              <w:jc w:val="left"/>
+            </w:pPr>
+            <w:r>
+              <w:rPr>
+                <w:b/>
+                <w:bCs/>
+                <w:sz w:val="14"/>
+                <w:szCs w:val="14"/>
+              </w:rPr>
+              <w:t xml:space="preserve">Verdict</w:t>
+            </w:r>
+          </w:p>
+        </w:tc>
+        <w:tc>
+          <w:tcPr>
+            <w:tcW w:type="dxa" w:w="1716"/>
+            <w:shd w:fill="E7E6E6" w:color="auto" w:val="clear"/>
+            <w:tcMar>
+              <w:top w:type="dxa" w:w="40"/>
+              <w:left w:type="dxa" w:w="80"/>
+              <w:bottom w:type="dxa" w:w="40"/>
+              <w:right w:type="dxa" w:w="80"/>
+            </w:tcMar>
+            <w:vAlign w:val="center"/>
+          </w:tcPr>
+          <w:p>
+            <w:pPr>
+              <w:spacing w:after="0"/>
+              <w:jc w:val="left"/>
+            </w:pPr>
+            <w:r>
+              <w:rPr>
+                <w:b/>
+                <w:bCs/>
+                <w:sz w:val="14"/>
+                <w:szCs w:val="14"/>
+              </w:rPr>
+              <w:t xml:space="preserve">Response</w:t>
+            </w:r>
+          </w:p>
+        </w:tc>
+      </w:tr>
+      <w:tr>
+        <w:trPr>
+          <w:cantSplit/>
+          <w:tblHeader w:val="false"/>
+        </w:trPr>
+        <w:tc>
+          <w:tcPr>
+            <w:tcW w:type="dxa" w:w="1250"/>
+            <w:tcMar>
+              <w:top w:type="dxa" w:w="40"/>
+              <w:left w:type="dxa" w:w="80"/>
+              <w:bottom w:type="dxa" w:w="40"/>
+              <w:right w:type="dxa" w:w="80"/>
+            </w:tcMar>
+            <w:vAlign w:val="center"/>
+          </w:tcPr>
+          <w:p>
+            <w:pPr>
+              <w:spacing w:after="0"/>
+              <w:jc w:val="left"/>
+            </w:pPr>
+            <w:r>
+              <w:rPr>
+                <w:sz w:val="14"/>
+                <w:szCs w:val="14"/>
+              </w:rPr>
+              <w:t xml:space="preserve">No reading, or 12 identical readings</w:t>
+            </w:r>
+          </w:p>
+        </w:tc>
+        <w:tc>
+          <w:tcPr>
+            <w:tcW w:type="dxa" w:w="1900"/>
+            <w:tcMar>
+              <w:top w:type="dxa" w:w="40"/>
+              <w:left w:type="dxa" w:w="80"/>
+              <w:bottom w:type="dxa" w:w="40"/>
+              <w:right w:type="dxa" w:w="80"/>
+            </w:tcMar>
+            <w:vAlign w:val="center"/>
+          </w:tcPr>
+          <w:p>
+            <w:pPr>
+              <w:spacing w:after="0"/>
+              <w:jc w:val="left"/>
+            </w:pPr>
+            <w:r>
+              <w:rPr>
+                <w:sz w:val="14"/>
+                <w:szCs w:val="14"/>
+              </w:rPr>
+              <w:t xml:space="preserve">sensor lost / stuck</w:t>
+            </w:r>
+          </w:p>
+        </w:tc>
+        <w:tc>
+          <w:tcPr>
+            <w:tcW w:type="dxa" w:w="1716"/>
+            <w:tcMar>
+              <w:top w:type="dxa" w:w="40"/>
+              <w:left w:type="dxa" w:w="80"/>
+              <w:bottom w:type="dxa" w:w="40"/>
+              <w:right w:type="dxa" w:w="80"/>
+            </w:tcMar>
+            <w:vAlign w:val="center"/>
+          </w:tcPr>
+          <w:p>
+            <w:pPr>
+              <w:spacing w:after="0"/>
+              <w:jc w:val="left"/>
+            </w:pPr>
+            <w:r>
+              <w:rPr>
+                <w:sz w:val="14"/>
+                <w:szCs w:val="14"/>
+              </w:rPr>
+              <w:t xml:space="preserve">replay the learned misting rhythm; clear when readings resume</w:t>
+            </w:r>
+          </w:p>
+        </w:tc>
+      </w:tr>
+      <w:tr>
+        <w:trPr>
+          <w:cantSplit/>
+          <w:tblHeader w:val="false"/>
+        </w:trPr>
+        <w:tc>
+          <w:tcPr>
+            <w:tcW w:type="dxa" w:w="1250"/>
+            <w:tcMar>
+              <w:top w:type="dxa" w:w="40"/>
+              <w:left w:type="dxa" w:w="80"/>
+              <w:bottom w:type="dxa" w:w="40"/>
+              <w:right w:type="dxa" w:w="80"/>
+            </w:tcMar>
+            <w:vAlign w:val="center"/>
+          </w:tcPr>
+          <w:p>
+            <w:pPr>
+              <w:spacing w:after="0"/>
+              <w:jc w:val="left"/>
+            </w:pPr>
+            <w:r>
+              <w:rPr>
+                <w:sz w:val="14"/>
+                <w:szCs w:val="14"/>
+              </w:rPr>
+              <w:t xml:space="preserve">Part check after 2 min of misting: gain &lt; 0.3 of expected, twice</w:t>
+            </w:r>
+          </w:p>
+        </w:tc>
+        <w:tc>
+          <w:tcPr>
+            <w:tcW w:type="dxa" w:w="1900"/>
+            <w:tcMar>
+              <w:top w:type="dxa" w:w="40"/>
+              <w:left w:type="dxa" w:w="80"/>
+              <w:bottom w:type="dxa" w:w="40"/>
+              <w:right w:type="dxa" w:w="80"/>
+            </w:tcMar>
+            <w:vAlign w:val="center"/>
+          </w:tcPr>
+          <w:p>
+            <w:pPr>
+              <w:spacing w:after="0"/>
+              <w:jc w:val="left"/>
+            </w:pPr>
+            <w:r>
+              <w:rPr>
+                <w:sz w:val="14"/>
+                <w:szCs w:val="14"/>
+              </w:rPr>
+              <w:t xml:space="preserve">main mister dead</w:t>
+            </w:r>
+          </w:p>
+        </w:tc>
+        <w:tc>
+          <w:tcPr>
+            <w:tcW w:type="dxa" w:w="1716"/>
+            <w:tcMar>
+              <w:top w:type="dxa" w:w="40"/>
+              <w:left w:type="dxa" w:w="80"/>
+              <w:bottom w:type="dxa" w:w="40"/>
+              <w:right w:type="dxa" w:w="80"/>
+            </w:tcMar>
+            <w:vAlign w:val="center"/>
+          </w:tcPr>
+          <w:p>
+            <w:pPr>
+              <w:spacing w:after="0"/>
+              <w:jc w:val="left"/>
+            </w:pPr>
+            <w:r>
+              <w:rPr>
+                <w:sz w:val="14"/>
+                <w:szCs w:val="14"/>
+              </w:rPr>
+              <w:t xml:space="preserve">switch to the second channel; after two good bursts accept as new normal</w:t>
+            </w:r>
+          </w:p>
+        </w:tc>
+      </w:tr>
+      <w:tr>
+        <w:trPr>
+          <w:cantSplit/>
+          <w:tblHeader w:val="false"/>
+        </w:trPr>
+        <w:tc>
+          <w:tcPr>
+            <w:tcW w:type="dxa" w:w="1250"/>
+            <w:tcMar>
+              <w:top w:type="dxa" w:w="40"/>
+              <w:left w:type="dxa" w:w="80"/>
+              <w:bottom w:type="dxa" w:w="40"/>
+              <w:right w:type="dxa" w:w="80"/>
+            </w:tcMar>
+            <w:vAlign w:val="center"/>
+          </w:tcPr>
+          <w:p>
+            <w:pPr>
+              <w:spacing w:after="0"/>
+              <w:jc w:val="left"/>
+            </w:pPr>
+            <w:r>
+              <w:rPr>
+                <w:sz w:val="14"/>
+                <w:szCs w:val="14"/>
+              </w:rPr>
+              <w:t xml:space="preserve">Part check after a fan run: removal &lt; 0.3 of expected, twice</w:t>
+            </w:r>
+          </w:p>
+        </w:tc>
+        <w:tc>
+          <w:tcPr>
+            <w:tcW w:type="dxa" w:w="1900"/>
+            <w:tcMar>
+              <w:top w:type="dxa" w:w="40"/>
+              <w:left w:type="dxa" w:w="80"/>
+              <w:bottom w:type="dxa" w:w="40"/>
+              <w:right w:type="dxa" w:w="80"/>
+            </w:tcMar>
+            <w:vAlign w:val="center"/>
+          </w:tcPr>
+          <w:p>
+            <w:pPr>
+              <w:spacing w:after="0"/>
+              <w:jc w:val="left"/>
+            </w:pPr>
+            <w:r>
+              <w:rPr>
+                <w:sz w:val="14"/>
+                <w:szCs w:val="14"/>
+              </w:rPr>
+              <w:t xml:space="preserve">fan stalled</w:t>
+            </w:r>
+          </w:p>
+        </w:tc>
+        <w:tc>
+          <w:tcPr>
+            <w:tcW w:type="dxa" w:w="1716"/>
+            <w:tcMar>
+              <w:top w:type="dxa" w:w="40"/>
+              <w:left w:type="dxa" w:w="80"/>
+              <w:bottom w:type="dxa" w:w="40"/>
+              <w:right w:type="dxa" w:w="80"/>
+            </w:tcMar>
+            <w:vAlign w:val="center"/>
+          </w:tcPr>
+          <w:p>
+            <w:pPr>
+              <w:spacing w:after="0"/>
+              <w:jc w:val="left"/>
+            </w:pPr>
+            <w:r>
+              <w:rPr>
+                <w:sz w:val="14"/>
+                <w:szCs w:val="14"/>
+              </w:rPr>
+              <w:t xml:space="preserve">alarm; keep controlling with the fast model</w:t>
+            </w:r>
+          </w:p>
+        </w:tc>
+      </w:tr>
+      <w:tr>
+        <w:trPr>
+          <w:cantSplit/>
+          <w:tblHeader w:val="false"/>
+        </w:trPr>
+        <w:tc>
+          <w:tcPr>
+            <w:tcW w:type="dxa" w:w="1250"/>
+            <w:tcMar>
+              <w:top w:type="dxa" w:w="40"/>
+              <w:left w:type="dxa" w:w="80"/>
+              <w:bottom w:type="dxa" w:w="40"/>
+              <w:right w:type="dxa" w:w="80"/>
+            </w:tcMar>
+            <w:vAlign w:val="center"/>
+          </w:tcPr>
+          <w:p>
+            <w:pPr>
+              <w:spacing w:after="0"/>
+              <w:jc w:val="left"/>
+            </w:pPr>
+            <w:r>
+              <w:rPr>
+                <w:sz w:val="14"/>
+                <w:szCs w:val="14"/>
+              </w:rPr>
+              <w:t xml:space="preserve">CUSUM on z(k) falling below −20</w:t>
+            </w:r>
+          </w:p>
+        </w:tc>
+        <w:tc>
+          <w:tcPr>
+            <w:tcW w:type="dxa" w:w="1900"/>
+            <w:tcMar>
+              <w:top w:type="dxa" w:w="40"/>
+              <w:left w:type="dxa" w:w="80"/>
+              <w:bottom w:type="dxa" w:w="40"/>
+              <w:right w:type="dxa" w:w="80"/>
+            </w:tcMar>
+            <w:vAlign w:val="center"/>
+          </w:tcPr>
+          <w:p>
+            <w:pPr>
+              <w:spacing w:after="0"/>
+              <w:jc w:val="left"/>
+            </w:pPr>
+            <w:r>
+              <w:rPr>
+                <w:sz w:val="14"/>
+                <w:szCs w:val="14"/>
+              </w:rPr>
+              <w:t xml:space="preserve">suspect loss</w:t>
+            </w:r>
+          </w:p>
+        </w:tc>
+        <w:tc>
+          <w:tcPr>
+            <w:tcW w:type="dxa" w:w="1716"/>
+            <w:tcMar>
+              <w:top w:type="dxa" w:w="40"/>
+              <w:left w:type="dxa" w:w="80"/>
+              <w:bottom w:type="dxa" w:w="40"/>
+              <w:right w:type="dxa" w:w="80"/>
+            </w:tcMar>
+            <w:vAlign w:val="center"/>
+          </w:tcPr>
+          <w:p>
+            <w:pPr>
+              <w:spacing w:after="0"/>
+              <w:jc w:val="left"/>
+            </w:pPr>
+            <w:r>
+              <w:rPr>
+                <w:sz w:val="14"/>
+                <w:szCs w:val="14"/>
+              </w:rPr>
+              <w:t xml:space="preserve">freeze slow learner; 4 min quiet watch, then mist test</w:t>
+            </w:r>
+          </w:p>
+        </w:tc>
+      </w:tr>
+      <w:tr>
+        <w:trPr>
+          <w:cantSplit/>
+          <w:tblHeader w:val="false"/>
+        </w:trPr>
+        <w:tc>
+          <w:tcPr>
+            <w:tcW w:type="dxa" w:w="1250"/>
+            <w:tcMar>
+              <w:top w:type="dxa" w:w="40"/>
+              <w:left w:type="dxa" w:w="80"/>
+              <w:bottom w:type="dxa" w:w="40"/>
+              <w:right w:type="dxa" w:w="80"/>
+            </w:tcMar>
+            <w:vAlign w:val="center"/>
+          </w:tcPr>
+          <w:p>
+            <w:pPr>
+              <w:spacing w:after="0"/>
+              <w:jc w:val="left"/>
+            </w:pPr>
+            <w:r>
+              <w:rPr>
+                <w:sz w:val="14"/>
+                <w:szCs w:val="14"/>
+              </w:rPr>
+              <w:t xml:space="preserve">Mist test: loss in both phases</w:t>
+            </w:r>
+          </w:p>
+        </w:tc>
+        <w:tc>
+          <w:tcPr>
+            <w:tcW w:type="dxa" w:w="1900"/>
+            <w:tcMar>
+              <w:top w:type="dxa" w:w="40"/>
+              <w:left w:type="dxa" w:w="80"/>
+              <w:bottom w:type="dxa" w:w="40"/>
+              <w:right w:type="dxa" w:w="80"/>
+            </w:tcMar>
+            <w:vAlign w:val="center"/>
+          </w:tcPr>
+          <w:p>
+            <w:pPr>
+              <w:spacing w:after="0"/>
+              <w:jc w:val="left"/>
+            </w:pPr>
+            <w:r>
+              <w:rPr>
+                <w:sz w:val="14"/>
+                <w:szCs w:val="14"/>
+              </w:rPr>
+              <w:t xml:space="preserve">lid open / leak</w:t>
+            </w:r>
+          </w:p>
+        </w:tc>
+        <w:tc>
+          <w:tcPr>
+            <w:tcW w:type="dxa" w:w="1716"/>
+            <w:tcMar>
+              <w:top w:type="dxa" w:w="40"/>
+              <w:left w:type="dxa" w:w="80"/>
+              <w:bottom w:type="dxa" w:w="40"/>
+              <w:right w:type="dxa" w:w="80"/>
+            </w:tcMar>
+            <w:vAlign w:val="center"/>
+          </w:tcPr>
+          <w:p>
+            <w:pPr>
+              <w:spacing w:after="0"/>
+              <w:jc w:val="left"/>
+            </w:pPr>
+            <w:r>
+              <w:rPr>
+                <w:sz w:val="14"/>
+                <w:szCs w:val="14"/>
+              </w:rPr>
+              <w:t xml:space="preserve">alarm; control with the fast model; clear after 10 min of agreement</w:t>
+            </w:r>
+          </w:p>
+        </w:tc>
+      </w:tr>
+      <w:tr>
+        <w:trPr>
+          <w:cantSplit/>
+          <w:tblHeader w:val="false"/>
+        </w:trPr>
+        <w:tc>
+          <w:tcPr>
+            <w:tcW w:type="dxa" w:w="1250"/>
+            <w:tcMar>
+              <w:top w:type="dxa" w:w="40"/>
+              <w:left w:type="dxa" w:w="80"/>
+              <w:bottom w:type="dxa" w:w="40"/>
+              <w:right w:type="dxa" w:w="80"/>
+            </w:tcMar>
+            <w:vAlign w:val="center"/>
+          </w:tcPr>
+          <w:p>
+            <w:pPr>
+              <w:spacing w:after="0"/>
+              <w:jc w:val="left"/>
+            </w:pPr>
+            <w:r>
+              <w:rPr>
+                <w:sz w:val="14"/>
+                <w:szCs w:val="14"/>
+              </w:rPr>
+              <w:t xml:space="preserve">Mist test: loss only while misting</w:t>
+            </w:r>
+          </w:p>
+        </w:tc>
+        <w:tc>
+          <w:tcPr>
+            <w:tcW w:type="dxa" w:w="1900"/>
+            <w:tcMar>
+              <w:top w:type="dxa" w:w="40"/>
+              <w:left w:type="dxa" w:w="80"/>
+              <w:bottom w:type="dxa" w:w="40"/>
+              <w:right w:type="dxa" w:w="80"/>
+            </w:tcMar>
+            <w:vAlign w:val="center"/>
+          </w:tcPr>
+          <w:p>
+            <w:pPr>
+              <w:spacing w:after="0"/>
+              <w:jc w:val="left"/>
+            </w:pPr>
+            <w:r>
+              <w:rPr>
+                <w:sz w:val="14"/>
+                <w:szCs w:val="14"/>
+              </w:rPr>
+              <w:t xml:space="preserve">main mister dead</w:t>
+            </w:r>
+          </w:p>
+        </w:tc>
+        <w:tc>
+          <w:tcPr>
+            <w:tcW w:type="dxa" w:w="1716"/>
+            <w:tcMar>
+              <w:top w:type="dxa" w:w="40"/>
+              <w:left w:type="dxa" w:w="80"/>
+              <w:bottom w:type="dxa" w:w="40"/>
+              <w:right w:type="dxa" w:w="80"/>
+            </w:tcMar>
+            <w:vAlign w:val="center"/>
+          </w:tcPr>
+          <w:p>
+            <w:pPr>
+              <w:spacing w:after="0"/>
+              <w:jc w:val="left"/>
+            </w:pPr>
+            <w:r>
+              <w:rPr>
+                <w:sz w:val="14"/>
+                <w:szCs w:val="14"/>
+              </w:rPr>
+              <w:t xml:space="preserve">as above</w:t>
+            </w:r>
+          </w:p>
+        </w:tc>
+      </w:tr>
+      <w:tr>
+        <w:trPr>
+          <w:cantSplit/>
+          <w:tblHeader w:val="false"/>
+        </w:trPr>
+        <w:tc>
+          <w:tcPr>
+            <w:tcW w:type="dxa" w:w="1250"/>
+            <w:tcMar>
+              <w:top w:type="dxa" w:w="40"/>
+              <w:left w:type="dxa" w:w="80"/>
+              <w:bottom w:type="dxa" w:w="40"/>
+              <w:right w:type="dxa" w:w="80"/>
+            </w:tcMar>
+            <w:vAlign w:val="center"/>
+          </w:tcPr>
+          <w:p>
+            <w:pPr>
+              <w:spacing w:after="0"/>
+              <w:jc w:val="left"/>
+            </w:pPr>
+            <w:r>
+              <w:rPr>
+                <w:sz w:val="14"/>
+                <w:szCs w:val="14"/>
+              </w:rPr>
+              <w:t xml:space="preserve">Mist test: normal in both phases</w:t>
+            </w:r>
+          </w:p>
+        </w:tc>
+        <w:tc>
+          <w:tcPr>
+            <w:tcW w:type="dxa" w:w="1900"/>
+            <w:tcMar>
+              <w:top w:type="dxa" w:w="40"/>
+              <w:left w:type="dxa" w:w="80"/>
+              <w:bottom w:type="dxa" w:w="40"/>
+              <w:right w:type="dxa" w:w="80"/>
+            </w:tcMar>
+            <w:vAlign w:val="center"/>
+          </w:tcPr>
+          <w:p>
+            <w:pPr>
+              <w:spacing w:after="0"/>
+              <w:jc w:val="left"/>
+            </w:pPr>
+            <w:r>
+              <w:rPr>
+                <w:sz w:val="14"/>
+                <w:szCs w:val="14"/>
+              </w:rPr>
+              <w:t xml:space="preserve">false alarm</w:t>
+            </w:r>
+          </w:p>
+        </w:tc>
+        <w:tc>
+          <w:tcPr>
+            <w:tcW w:type="dxa" w:w="1716"/>
+            <w:tcMar>
+              <w:top w:type="dxa" w:w="40"/>
+              <w:left w:type="dxa" w:w="80"/>
+              <w:bottom w:type="dxa" w:w="40"/>
+              <w:right w:type="dxa" w:w="80"/>
+            </w:tcMar>
+            <w:vAlign w:val="center"/>
+          </w:tcPr>
+          <w:p>
+            <w:pPr>
+              <w:spacing w:after="0"/>
+              <w:jc w:val="left"/>
+            </w:pPr>
+            <w:r>
+              <w:rPr>
+                <w:sz w:val="14"/>
+                <w:szCs w:val="14"/>
+              </w:rPr>
+              <w:t xml:space="preserve">clear, resume learning</w:t>
+            </w:r>
+          </w:p>
+        </w:tc>
+      </w:tr>
+      <w:tr>
+        <w:trPr>
+          <w:cantSplit/>
+          <w:tblHeader w:val="false"/>
+        </w:trPr>
+        <w:tc>
+          <w:tcPr>
+            <w:tcW w:type="dxa" w:w="1250"/>
+            <w:tcMar>
+              <w:top w:type="dxa" w:w="40"/>
+              <w:left w:type="dxa" w:w="80"/>
+              <w:bottom w:type="dxa" w:w="40"/>
+              <w:right w:type="dxa" w:w="80"/>
+            </w:tcMar>
+            <w:vAlign w:val="center"/>
+          </w:tcPr>
+          <w:p>
+            <w:pPr>
+              <w:spacing w:after="0"/>
+              <w:jc w:val="left"/>
+            </w:pPr>
+            <w:r>
+              <w:rPr>
+                <w:sz w:val="14"/>
+                <w:szCs w:val="14"/>
+              </w:rPr>
+              <w:t xml:space="preserve">Slow weights changed without learning, or predict 2× worse than the snapshot for 30 min</w:t>
+            </w:r>
+          </w:p>
+        </w:tc>
+        <w:tc>
+          <w:tcPr>
+            <w:tcW w:type="dxa" w:w="1900"/>
+            <w:tcMar>
+              <w:top w:type="dxa" w:w="40"/>
+              <w:left w:type="dxa" w:w="80"/>
+              <w:bottom w:type="dxa" w:w="40"/>
+              <w:right w:type="dxa" w:w="80"/>
+            </w:tcMar>
+            <w:vAlign w:val="center"/>
+          </w:tcPr>
+          <w:p>
+            <w:pPr>
+              <w:spacing w:after="0"/>
+              <w:jc w:val="left"/>
+            </w:pPr>
+            <w:r>
+              <w:rPr>
+                <w:sz w:val="14"/>
+                <w:szCs w:val="14"/>
+              </w:rPr>
+              <w:t xml:space="preserve">corrupted model</w:t>
+            </w:r>
+          </w:p>
+        </w:tc>
+        <w:tc>
+          <w:tcPr>
+            <w:tcW w:type="dxa" w:w="1716"/>
+            <w:tcMar>
+              <w:top w:type="dxa" w:w="40"/>
+              <w:left w:type="dxa" w:w="80"/>
+              <w:bottom w:type="dxa" w:w="40"/>
+              <w:right w:type="dxa" w:w="80"/>
+            </w:tcMar>
+            <w:vAlign w:val="center"/>
+          </w:tcPr>
+          <w:p>
+            <w:pPr>
+              <w:spacing w:after="0"/>
+              <w:jc w:val="left"/>
+            </w:pPr>
+            <w:r>
+              <w:rPr>
+                <w:sz w:val="14"/>
+                <w:szCs w:val="14"/>
+              </w:rPr>
+              <w:t xml:space="preserve">restore the snapshot</w:t>
+            </w:r>
+          </w:p>
+        </w:tc>
+      </w:tr>
+      <w:tr>
+        <w:trPr>
+          <w:cantSplit/>
+          <w:tblHeader w:val="false"/>
+        </w:trPr>
+        <w:tc>
+          <w:tcPr>
+            <w:tcW w:type="dxa" w:w="1250"/>
+            <w:tcMar>
+              <w:top w:type="dxa" w:w="40"/>
+              <w:left w:type="dxa" w:w="80"/>
+              <w:bottom w:type="dxa" w:w="40"/>
+              <w:right w:type="dxa" w:w="80"/>
+            </w:tcMar>
+            <w:vAlign w:val="center"/>
+          </w:tcPr>
+          <w:p>
+            <w:pPr>
+              <w:spacing w:after="0"/>
+              <w:jc w:val="left"/>
+            </w:pPr>
+            <w:r>
+              <w:rPr>
+                <w:sz w:val="14"/>
+                <w:szCs w:val="14"/>
+              </w:rPr>
+              <w:t xml:space="preserve">Mister weight below 80 % of day-one value</w:t>
+            </w:r>
+          </w:p>
+        </w:tc>
+        <w:tc>
+          <w:tcPr>
+            <w:tcW w:type="dxa" w:w="1900"/>
+            <w:tcMar>
+              <w:top w:type="dxa" w:w="40"/>
+              <w:left w:type="dxa" w:w="80"/>
+              <w:bottom w:type="dxa" w:w="40"/>
+              <w:right w:type="dxa" w:w="80"/>
+            </w:tcMar>
+            <w:vAlign w:val="center"/>
+          </w:tcPr>
+          <w:p>
+            <w:pPr>
+              <w:spacing w:after="0"/>
+              <w:jc w:val="left"/>
+            </w:pPr>
+            <w:r>
+              <w:rPr>
+                <w:sz w:val="14"/>
+                <w:szCs w:val="14"/>
+              </w:rPr>
+              <w:t xml:space="preserve">wear</w:t>
+            </w:r>
+          </w:p>
+        </w:tc>
+        <w:tc>
+          <w:tcPr>
+            <w:tcW w:type="dxa" w:w="1716"/>
+            <w:tcMar>
+              <w:top w:type="dxa" w:w="40"/>
+              <w:left w:type="dxa" w:w="80"/>
+              <w:bottom w:type="dxa" w:w="40"/>
+              <w:right w:type="dxa" w:w="80"/>
+            </w:tcMar>
+            <w:vAlign w:val="center"/>
+          </w:tcPr>
+          <w:p>
+            <w:pPr>
+              <w:spacing w:after="0"/>
+              <w:jc w:val="left"/>
+            </w:pPr>
+            <w:r>
+              <w:rPr>
+                <w:sz w:val="14"/>
+                <w:szCs w:val="14"/>
+              </w:rPr>
+              <w:t xml:space="preserve">maintenance warning, no fault</w:t>
+            </w:r>
+          </w:p>
+        </w:tc>
+      </w:tr>
+    </w:tbl>
+    <w:p>
+      <w:pPr>
+        <w:spacing w:after="60"/>
+      </w:pPr>
+    </w:p>
+    <w:p>
+      <w:pPr>
+        <w:keepNext/>
+        <w:spacing w:after="60" w:before="120"/>
       </w:pPr>
       <w:r>
         <w:rPr>
@@ -1129,7 +2060,7 @@
           <w:sz w:val="20"/>
           <w:szCs w:val="20"/>
         </w:rPr>
-        <w:t xml:space="preserve">Table I and Fig. 1 give the three rounds; all 4825 samples were valid. The mister raises the control reading to a ceiling of 89.5 plus or minus 0.4 percent RH in 104 plus or minus 7 s and cannot exceed it; longer bursts add droplets to surfaces, not vapour to the air. The dry-air strength was 0.098 plus or minus 0.012 g per cubic metre per second. The closed enclosure lost only 1.7 plus or minus 0.4 percent RH in 20 min with the room at 75 percent, too little to fit a decay constant; an earlier run the same day with one end of the box open lost 5 percent in 11 min. The air warmed 0.2 to 0.4 degrees C while the disc ran and then cooled about 0.5 degrees C below the start as the fog evaporated. Two practical consequences follow: the production firmware's 300 s burst cap is three times longer than useful for this enclosure, and its 90 percent upper threshold is never reached, so every rule burst runs to the cap.</w:t>
+        <w:t xml:space="preserve">Table II and Fig. 2 give the three rounds; all 4825 samples were valid. The mister raises the control reading to a ceiling of 89.5 plus or minus 0.4 percent RH in 104 plus or minus 7 s and cannot exceed it; longer bursts add droplets to surfaces, not vapour to the air. The dry-air strength was 0.098 plus or minus 0.012 g per cubic metre per second. The closed enclosure lost only 1.7 plus or minus 0.4 percent RH in 20 min with the room at 75 percent, too little to fit a decay constant; an earlier run the same day with one end of the box open lost 5 percent in 11 min. The air warmed 0.2 to 0.4 degrees C while the disc ran and then cooled about 0.5 degrees C below the start as the fog evaporated. Two practical consequences follow: the production firmware's 300 s burst cap is three times longer than useful for this enclosure, and its 90 percent upper threshold is never reached, so every rule burst runs to the cap.</w:t>
       </w:r>
     </w:p>
     <w:p>
@@ -1144,7 +2075,7 @@
           <w:sz w:val="16"/>
           <w:szCs w:val="16"/>
         </w:rPr>
-        <w:t xml:space="preserve">TABLE I.  Step Test, Lid Closed, One Mist Maker (25 Sep 2026)</w:t>
+        <w:t xml:space="preserve">TABLE II.  Step Test, Lid Closed, One Mist Maker (25 Sep 2026)</w:t>
       </w:r>
     </w:p>
     <w:tbl>
@@ -2039,7 +2970,7 @@
                     </pic:cNvPicPr>
                   </pic:nvPicPr>
                   <pic:blipFill>
-                    <a:blip r:embed="rId9" cstate="none"/>
+                    <a:blip r:embed="rId10" cstate="none"/>
                     <a:srcRect/>
                     <a:stretch>
                       <a:fillRect/>
@@ -2071,7 +3002,7 @@
           <w:sz w:val="16"/>
           <w:szCs w:val="16"/>
         </w:rPr>
-        <w:t xml:space="preserve">Fig. 1. Step test: inside and outside humidity (top) and temperature (bottom) over three mist rounds; shaded bands mark mist on.</w:t>
+        <w:t xml:space="preserve">Fig. 2. Step test: inside and outside humidity (top) and temperature (bottom) over three mist rounds; shaded bands mark mist on.</w:t>
       </w:r>
     </w:p>
     <w:p>
@@ -2100,7 +3031,7 @@
           <w:sz w:val="20"/>
           <w:szCs w:val="20"/>
         </w:rPr>
-        <w:t xml:space="preserve">Table II summarises the blocks of the fault session and Table III the controller's responses; Fig. 2 shows the traces. The hysteresis rule's single burst ran the full 300 s cap and took the enclosure from 70.8 to 88.2 percent. Before the fault the learning controller correctly did nothing for 25 min, since the rule had left the enclosure at 87 percent and the 1 cm gap drained it only slowly; in that time its slow leak weight moved from minus 0.036 to minus 0.131 per step and the background weight from 0.19 to 1.00, a re-fit of the opened enclosure made without any misting data. When the lid was removed the CUSUM raised suspect-loss within 1 s of the marker. The controller ran its 4 min quiet watch, then three test bursts of about 35 s at 60 s intervals, keeping the enclosure inside the band, and declared lid open / leak 400 s after the marker. The wet tissue did not latch the sensor, but it locked the I2C bus; the firmware watchdog restarted the chip within 15 s and both sensors were re-found in 1 s, while the laptop-side controller, which at that time did not handle a chip restart, had to be relaunched (six seconds of control lost; the handling was added afterwards). When the tissue was removed the reading fell from 90 to 74 percent in 40 s as the sensor dried; the controller raised suspect-loss again, ran its quiet-then-mist test, and cleared the alarm as a false alarm 6.5 min later, having found the enclosure behaving normally in both phases.</w:t>
+        <w:t xml:space="preserve">Table III summarises the blocks of the fault session and Table IV the controller's responses; Fig. 3 shows the traces. The hysteresis rule's single burst ran the full 300 s cap and took the enclosure from 70.8 to 88.2 percent. Before the fault the learning controller correctly did nothing for 25 min, since the rule had left the enclosure at 87 percent and the 1 cm gap drained it only slowly; in that time its slow leak weight moved from minus 0.036 to minus 0.131 per step and the background weight from 0.19 to 1.00, a re-fit of the opened enclosure made without any misting data. When the lid was removed the CUSUM raised suspect-loss within 1 s of the marker. The controller ran its 4 min quiet watch, then three test bursts of about 35 s at 60 s intervals, keeping the enclosure inside the band, and declared lid open / leak 400 s after the marker. The wet tissue did not latch the sensor, but it locked the I2C bus; the firmware watchdog restarted the chip within 15 s and both sensors were re-found in 1 s, while the laptop-side controller, which at that time did not handle a chip restart, had to be relaunched (six seconds of control lost; the handling was added afterwards). When the tissue was removed the reading fell from 90 to 74 percent in 40 s as the sensor dried; the controller raised suspect-loss again, ran its quiet-then-mist test, and cleared the alarm as a false alarm 6.5 min later, having found the enclosure behaving normally in both phases.</w:t>
       </w:r>
     </w:p>
     <w:p>
@@ -2115,7 +3046,7 @@
           <w:sz w:val="16"/>
           <w:szCs w:val="16"/>
         </w:rPr>
-        <w:t xml:space="preserve">TABLE II.  Fault Session Blocks, Lid 1 cm (26 Sep 2026)</w:t>
+        <w:t xml:space="preserve">TABLE III.  Fault Session Blocks, Lid 1 cm (26 Sep 2026)</w:t>
       </w:r>
     </w:p>
     <w:tbl>
@@ -2694,7 +3625,7 @@
           <w:sz w:val="16"/>
           <w:szCs w:val="16"/>
         </w:rPr>
-        <w:t xml:space="preserve">TABLE III.  Injected Faults and the Controller's Response</w:t>
+        <w:t xml:space="preserve">TABLE IV.  Injected Faults and the Controller's Response</w:t>
       </w:r>
     </w:p>
     <w:tbl>
@@ -2995,1313 +3926,6 @@
                 <w:szCs w:val="15"/>
               </w:rPr>
               <w:t xml:space="preserve">reading fell 90 to 74 % in 40 s; suspect-loss raised; tested; cleared as false alarm after 6.5 min</w:t>
-            </w:r>
-          </w:p>
-        </w:tc>
-      </w:tr>
-    </w:tbl>
-    <w:p>
-      <w:pPr>
-        <w:keepNext/>
-        <w:spacing w:after="60" w:before="120"/>
-        <w:jc w:val="center"/>
-      </w:pPr>
-      <w:r>
-        <w:drawing>
-          <wp:inline distT="0" distB="0" distL="0" distR="0">
-            <wp:extent cx="3086100" cy="1800225"/>
-            <wp:effectExtent t="0" r="0" b="0" l="0"/>
-            <wp:docPr id="1" name="" descr="" title=""/>
-            <wp:cNvGraphicFramePr>
-              <a:graphicFrameLocks xmlns:a="http://schemas.openxmlformats.org/drawingml/2006/main" noChangeAspect="1"/>
-            </wp:cNvGraphicFramePr>
-            <a:graphic xmlns:a="http://schemas.openxmlformats.org/drawingml/2006/main">
-              <a:graphicData uri="http://schemas.openxmlformats.org/drawingml/2006/picture">
-                <pic:pic xmlns:pic="http://schemas.openxmlformats.org/drawingml/2006/picture">
-                  <pic:nvPicPr>
-                    <pic:cNvPr id="0" name="" descr=""/>
-                    <pic:cNvPicPr>
-                      <a:picLocks noChangeAspect="1" noChangeArrowheads="1"/>
-                    </pic:cNvPicPr>
-                  </pic:nvPicPr>
-                  <pic:blipFill>
-                    <a:blip r:embed="rId10" cstate="none"/>
-                    <a:srcRect/>
-                    <a:stretch>
-                      <a:fillRect/>
-                    </a:stretch>
-                  </pic:blipFill>
-                  <pic:spPr bwMode="auto">
-                    <a:xfrm>
-                      <a:off x="0" y="0"/>
-                      <a:ext cx="3086100" cy="1800225"/>
-                    </a:xfrm>
-                    <a:prstGeom prst="rect">
-                      <a:avLst/>
-                    </a:prstGeom>
-                  </pic:spPr>
-                </pic:pic>
-              </a:graphicData>
-            </a:graphic>
-          </wp:inline>
-        </w:drawing>
-      </w:r>
-    </w:p>
-    <w:p>
-      <w:pPr>
-        <w:spacing w:after="160"/>
-        <w:jc w:val="center"/>
-      </w:pPr>
-      <w:r>
-        <w:rPr>
-          <w:sz w:val="16"/>
-          <w:szCs w:val="16"/>
-        </w:rPr>
-        <w:t xml:space="preserve">Fig. 2. Fault session: humidity (top) and inside temperature (bottom); dotted red lines mark injected events, green labels the controller's verdicts.</w:t>
-      </w:r>
-    </w:p>
-    <w:p>
-      <w:pPr>
-        <w:keepNext/>
-        <w:spacing w:after="60" w:before="120"/>
-      </w:pPr>
-      <w:r>
-        <w:rPr>
-          <w:i/>
-          <w:iCs/>
-          <w:sz w:val="20"/>
-          <w:szCs w:val="20"/>
-        </w:rPr>
-        <w:t xml:space="preserve">C. Alternating Comparison</w:t>
-      </w:r>
-    </w:p>
-    <w:p>
-      <w:pPr>
-        <w:spacing w:after="0" w:line="240"/>
-        <w:ind w:firstLine="200"/>
-        <w:jc w:val="both"/>
-      </w:pPr>
-      <w:r>
-        <w:rPr>
-          <w:sz w:val="20"/>
-          <w:szCs w:val="20"/>
-        </w:rPr>
-        <w:t xml:space="preserve">Table IV gives the four blocks; every sample in all four was valid. Fig. 3 shows the traces. In each rule block the enclosure fell to 75 percent, the rule misted for the full 300 s cap to 87 to 88 percent, and the enclosure drained back in about 10 min; over its hour the rule misted 14.6 min in four bursts and held the band 99.4 percent of the time, the remainder being the dips below 75 percent that trigger it. In both learning blocks the enclosure, left alone, settled between 77 and 82 percent RH: with the 4 cm gap and the water tray, the enclosure's own equilibrium lies inside the band. The learning controller's planner, which acts only below 77 percent, was never triggered; it held the band 100 percent of the time with zero misting, and its slow model moved again (leak weight minus 0.036 to minus 0.093 per step over the two blocks). The blocks alternated, and each learning block inherited the enclosure at 75 to 88 percent from the preceding rule block; the reference sensor drifted from 73 to 71 percent over the two hours, so conditions were slightly drier for the later blocks. One interrupt-watchdog restart of the ESP32 occurred at 02:50 in the last block; the controller detected the restart from the uptime counter, re-armed manual mode and continued with its memory intact, losing six seconds.</w:t>
-      </w:r>
-    </w:p>
-    <w:p>
-      <w:pPr>
-        <w:keepNext/>
-        <w:spacing w:after="60" w:before="120"/>
-        <w:jc w:val="center"/>
-      </w:pPr>
-      <w:r>
-        <w:rPr>
-          <w:smallCaps/>
-          <w:sz w:val="16"/>
-          <w:szCs w:val="16"/>
-        </w:rPr>
-        <w:t xml:space="preserve">TABLE IV.  Alternating 30 min Blocks, Lid 4 cm (27 Sep 2026)</w:t>
-      </w:r>
-    </w:p>
-    <w:tbl>
-      <w:tblPr>
-        <w:tblW w:type="dxa" w:w="4866"/>
-        <w:tblBorders>
-          <w:top w:val="single" w:color="auto" w:sz="4"/>
-          <w:left w:val="single" w:color="auto" w:sz="4"/>
-          <w:bottom w:val="single" w:color="auto" w:sz="4"/>
-          <w:right w:val="single" w:color="auto" w:sz="4"/>
-          <w:insideH w:val="single" w:color="auto" w:sz="4"/>
-          <w:insideV w:val="single" w:color="auto" w:sz="4"/>
-        </w:tblBorders>
-      </w:tblPr>
-      <w:tblGrid>
-        <w:gridCol w:w="1330"/>
-        <w:gridCol w:w="760"/>
-        <w:gridCol w:w="760"/>
-        <w:gridCol w:w="780"/>
-        <w:gridCol w:w="700"/>
-        <w:gridCol w:w="536"/>
-      </w:tblGrid>
-      <w:tr>
-        <w:trPr>
-          <w:cantSplit/>
-          <w:tblHeader/>
-        </w:trPr>
-        <w:tc>
-          <w:tcPr>
-            <w:tcW w:type="dxa" w:w="1330"/>
-            <w:shd w:fill="E7E6E6" w:color="auto" w:val="clear"/>
-            <w:tcMar>
-              <w:top w:type="dxa" w:w="40"/>
-              <w:left w:type="dxa" w:w="80"/>
-              <w:bottom w:type="dxa" w:w="40"/>
-              <w:right w:type="dxa" w:w="80"/>
-            </w:tcMar>
-            <w:vAlign w:val="center"/>
-          </w:tcPr>
-          <w:p>
-            <w:pPr>
-              <w:spacing w:after="0"/>
-              <w:jc w:val="left"/>
-            </w:pPr>
-            <w:r>
-              <w:rPr>
-                <w:b/>
-                <w:bCs/>
-                <w:sz w:val="15"/>
-                <w:szCs w:val="15"/>
-              </w:rPr>
-              <w:t xml:space="preserve">Block</w:t>
-            </w:r>
-          </w:p>
-        </w:tc>
-        <w:tc>
-          <w:tcPr>
-            <w:tcW w:type="dxa" w:w="760"/>
-            <w:shd w:fill="E7E6E6" w:color="auto" w:val="clear"/>
-            <w:tcMar>
-              <w:top w:type="dxa" w:w="40"/>
-              <w:left w:type="dxa" w:w="80"/>
-              <w:bottom w:type="dxa" w:w="40"/>
-              <w:right w:type="dxa" w:w="80"/>
-            </w:tcMar>
-            <w:vAlign w:val="center"/>
-          </w:tcPr>
-          <w:p>
-            <w:pPr>
-              <w:spacing w:after="0"/>
-              <w:jc w:val="center"/>
-            </w:pPr>
-            <w:r>
-              <w:rPr>
-                <w:b/>
-                <w:bCs/>
-                <w:sz w:val="15"/>
-                <w:szCs w:val="15"/>
-              </w:rPr>
-              <w:t xml:space="preserve">In 75–90 %</w:t>
-            </w:r>
-          </w:p>
-        </w:tc>
-        <w:tc>
-          <w:tcPr>
-            <w:tcW w:type="dxa" w:w="760"/>
-            <w:shd w:fill="E7E6E6" w:color="auto" w:val="clear"/>
-            <w:tcMar>
-              <w:top w:type="dxa" w:w="40"/>
-              <w:left w:type="dxa" w:w="80"/>
-              <w:bottom w:type="dxa" w:w="40"/>
-              <w:right w:type="dxa" w:w="80"/>
-            </w:tcMar>
-            <w:vAlign w:val="center"/>
-          </w:tcPr>
-          <w:p>
-            <w:pPr>
-              <w:spacing w:after="0"/>
-              <w:jc w:val="center"/>
-            </w:pPr>
-            <w:r>
-              <w:rPr>
-                <w:b/>
-                <w:bCs/>
-                <w:sz w:val="15"/>
-                <w:szCs w:val="15"/>
-              </w:rPr>
-              <w:t xml:space="preserve">Below 75 %</w:t>
-            </w:r>
-          </w:p>
-        </w:tc>
-        <w:tc>
-          <w:tcPr>
-            <w:tcW w:type="dxa" w:w="780"/>
-            <w:shd w:fill="E7E6E6" w:color="auto" w:val="clear"/>
-            <w:tcMar>
-              <w:top w:type="dxa" w:w="40"/>
-              <w:left w:type="dxa" w:w="80"/>
-              <w:bottom w:type="dxa" w:w="40"/>
-              <w:right w:type="dxa" w:w="80"/>
-            </w:tcMar>
-            <w:vAlign w:val="center"/>
-          </w:tcPr>
-          <w:p>
-            <w:pPr>
-              <w:spacing w:after="0"/>
-              <w:jc w:val="center"/>
-            </w:pPr>
-            <w:r>
-              <w:rPr>
-                <w:b/>
-                <w:bCs/>
-                <w:sz w:val="15"/>
-                <w:szCs w:val="15"/>
-              </w:rPr>
-              <w:t xml:space="preserve">Mist min</w:t>
-            </w:r>
-          </w:p>
-        </w:tc>
-        <w:tc>
-          <w:tcPr>
-            <w:tcW w:type="dxa" w:w="700"/>
-            <w:shd w:fill="E7E6E6" w:color="auto" w:val="clear"/>
-            <w:tcMar>
-              <w:top w:type="dxa" w:w="40"/>
-              <w:left w:type="dxa" w:w="80"/>
-              <w:bottom w:type="dxa" w:w="40"/>
-              <w:right w:type="dxa" w:w="80"/>
-            </w:tcMar>
-            <w:vAlign w:val="center"/>
-          </w:tcPr>
-          <w:p>
-            <w:pPr>
-              <w:spacing w:after="0"/>
-              <w:jc w:val="center"/>
-            </w:pPr>
-            <w:r>
-              <w:rPr>
-                <w:b/>
-                <w:bCs/>
-                <w:sz w:val="15"/>
-                <w:szCs w:val="15"/>
-              </w:rPr>
-              <w:t xml:space="preserve">Bursts</w:t>
-            </w:r>
-          </w:p>
-        </w:tc>
-        <w:tc>
-          <w:tcPr>
-            <w:tcW w:type="dxa" w:w="536"/>
-            <w:shd w:fill="E7E6E6" w:color="auto" w:val="clear"/>
-            <w:tcMar>
-              <w:top w:type="dxa" w:w="40"/>
-              <w:left w:type="dxa" w:w="80"/>
-              <w:bottom w:type="dxa" w:w="40"/>
-              <w:right w:type="dxa" w:w="80"/>
-            </w:tcMar>
-            <w:vAlign w:val="center"/>
-          </w:tcPr>
-          <w:p>
-            <w:pPr>
-              <w:spacing w:after="0"/>
-              <w:jc w:val="center"/>
-            </w:pPr>
-            <w:r>
-              <w:rPr>
-                <w:b/>
-                <w:bCs/>
-                <w:sz w:val="15"/>
-                <w:szCs w:val="15"/>
-              </w:rPr>
-              <w:t xml:space="preserve">%RH range</w:t>
-            </w:r>
-          </w:p>
-        </w:tc>
-      </w:tr>
-      <w:tr>
-        <w:trPr>
-          <w:cantSplit/>
-          <w:tblHeader w:val="false"/>
-        </w:trPr>
-        <w:tc>
-          <w:tcPr>
-            <w:tcW w:type="dxa" w:w="1330"/>
-            <w:tcMar>
-              <w:top w:type="dxa" w:w="40"/>
-              <w:left w:type="dxa" w:w="80"/>
-              <w:bottom w:type="dxa" w:w="40"/>
-              <w:right w:type="dxa" w:w="80"/>
-            </w:tcMar>
-            <w:vAlign w:val="center"/>
-          </w:tcPr>
-          <w:p>
-            <w:pPr>
-              <w:spacing w:after="0"/>
-              <w:jc w:val="left"/>
-            </w:pPr>
-            <w:r>
-              <w:rPr>
-                <w:b w:val="false"/>
-                <w:bCs w:val="false"/>
-                <w:sz w:val="15"/>
-                <w:szCs w:val="15"/>
-              </w:rPr>
-              <w:t xml:space="preserve">Rule, 00:55</w:t>
-            </w:r>
-          </w:p>
-        </w:tc>
-        <w:tc>
-          <w:tcPr>
-            <w:tcW w:type="dxa" w:w="760"/>
-            <w:tcMar>
-              <w:top w:type="dxa" w:w="40"/>
-              <w:left w:type="dxa" w:w="80"/>
-              <w:bottom w:type="dxa" w:w="40"/>
-              <w:right w:type="dxa" w:w="80"/>
-            </w:tcMar>
-            <w:vAlign w:val="center"/>
-          </w:tcPr>
-          <w:p>
-            <w:pPr>
-              <w:spacing w:after="0"/>
-              <w:jc w:val="center"/>
-            </w:pPr>
-            <w:r>
-              <w:rPr>
-                <w:b w:val="false"/>
-                <w:bCs w:val="false"/>
-                <w:sz w:val="15"/>
-                <w:szCs w:val="15"/>
-              </w:rPr>
-              <w:t xml:space="preserve">98.9 %</w:t>
-            </w:r>
-          </w:p>
-        </w:tc>
-        <w:tc>
-          <w:tcPr>
-            <w:tcW w:type="dxa" w:w="760"/>
-            <w:tcMar>
-              <w:top w:type="dxa" w:w="40"/>
-              <w:left w:type="dxa" w:w="80"/>
-              <w:bottom w:type="dxa" w:w="40"/>
-              <w:right w:type="dxa" w:w="80"/>
-            </w:tcMar>
-            <w:vAlign w:val="center"/>
-          </w:tcPr>
-          <w:p>
-            <w:pPr>
-              <w:spacing w:after="0"/>
-              <w:jc w:val="center"/>
-            </w:pPr>
-            <w:r>
-              <w:rPr>
-                <w:b w:val="false"/>
-                <w:bCs w:val="false"/>
-                <w:sz w:val="15"/>
-                <w:szCs w:val="15"/>
-              </w:rPr>
-              <w:t xml:space="preserve">1.1 %</w:t>
-            </w:r>
-          </w:p>
-        </w:tc>
-        <w:tc>
-          <w:tcPr>
-            <w:tcW w:type="dxa" w:w="780"/>
-            <w:tcMar>
-              <w:top w:type="dxa" w:w="40"/>
-              <w:left w:type="dxa" w:w="80"/>
-              <w:bottom w:type="dxa" w:w="40"/>
-              <w:right w:type="dxa" w:w="80"/>
-            </w:tcMar>
-            <w:vAlign w:val="center"/>
-          </w:tcPr>
-          <w:p>
-            <w:pPr>
-              <w:spacing w:after="0"/>
-              <w:jc w:val="center"/>
-            </w:pPr>
-            <w:r>
-              <w:rPr>
-                <w:b w:val="false"/>
-                <w:bCs w:val="false"/>
-                <w:sz w:val="15"/>
-                <w:szCs w:val="15"/>
-              </w:rPr>
-              <w:t xml:space="preserve">10.2</w:t>
-            </w:r>
-          </w:p>
-        </w:tc>
-        <w:tc>
-          <w:tcPr>
-            <w:tcW w:type="dxa" w:w="700"/>
-            <w:tcMar>
-              <w:top w:type="dxa" w:w="40"/>
-              <w:left w:type="dxa" w:w="80"/>
-              <w:bottom w:type="dxa" w:w="40"/>
-              <w:right w:type="dxa" w:w="80"/>
-            </w:tcMar>
-            <w:vAlign w:val="center"/>
-          </w:tcPr>
-          <w:p>
-            <w:pPr>
-              <w:spacing w:after="0"/>
-              <w:jc w:val="center"/>
-            </w:pPr>
-            <w:r>
-              <w:rPr>
-                <w:b w:val="false"/>
-                <w:bCs w:val="false"/>
-                <w:sz w:val="15"/>
-                <w:szCs w:val="15"/>
-              </w:rPr>
-              <w:t xml:space="preserve">3</w:t>
-            </w:r>
-          </w:p>
-        </w:tc>
-        <w:tc>
-          <w:tcPr>
-            <w:tcW w:type="dxa" w:w="536"/>
-            <w:tcMar>
-              <w:top w:type="dxa" w:w="40"/>
-              <w:left w:type="dxa" w:w="80"/>
-              <w:bottom w:type="dxa" w:w="40"/>
-              <w:right w:type="dxa" w:w="80"/>
-            </w:tcMar>
-            <w:vAlign w:val="center"/>
-          </w:tcPr>
-          <w:p>
-            <w:pPr>
-              <w:spacing w:after="0"/>
-              <w:jc w:val="center"/>
-            </w:pPr>
-            <w:r>
-              <w:rPr>
-                <w:b w:val="false"/>
-                <w:bCs w:val="false"/>
-                <w:sz w:val="15"/>
-                <w:szCs w:val="15"/>
-              </w:rPr>
-              <w:t xml:space="preserve">72–87</w:t>
-            </w:r>
-          </w:p>
-        </w:tc>
-      </w:tr>
-      <w:tr>
-        <w:trPr>
-          <w:cantSplit/>
-          <w:tblHeader w:val="false"/>
-        </w:trPr>
-        <w:tc>
-          <w:tcPr>
-            <w:tcW w:type="dxa" w:w="1330"/>
-            <w:tcMar>
-              <w:top w:type="dxa" w:w="40"/>
-              <w:left w:type="dxa" w:w="80"/>
-              <w:bottom w:type="dxa" w:w="40"/>
-              <w:right w:type="dxa" w:w="80"/>
-            </w:tcMar>
-            <w:vAlign w:val="center"/>
-          </w:tcPr>
-          <w:p>
-            <w:pPr>
-              <w:spacing w:after="0"/>
-              <w:jc w:val="left"/>
-            </w:pPr>
-            <w:r>
-              <w:rPr>
-                <w:b w:val="false"/>
-                <w:bCs w:val="false"/>
-                <w:sz w:val="15"/>
-                <w:szCs w:val="15"/>
-              </w:rPr>
-              <w:t xml:space="preserve">Learning, 01:25</w:t>
-            </w:r>
-          </w:p>
-        </w:tc>
-        <w:tc>
-          <w:tcPr>
-            <w:tcW w:type="dxa" w:w="760"/>
-            <w:tcMar>
-              <w:top w:type="dxa" w:w="40"/>
-              <w:left w:type="dxa" w:w="80"/>
-              <w:bottom w:type="dxa" w:w="40"/>
-              <w:right w:type="dxa" w:w="80"/>
-            </w:tcMar>
-            <w:vAlign w:val="center"/>
-          </w:tcPr>
-          <w:p>
-            <w:pPr>
-              <w:spacing w:after="0"/>
-              <w:jc w:val="center"/>
-            </w:pPr>
-            <w:r>
-              <w:rPr>
-                <w:b w:val="false"/>
-                <w:bCs w:val="false"/>
-                <w:sz w:val="15"/>
-                <w:szCs w:val="15"/>
-              </w:rPr>
-              <w:t xml:space="preserve">100.0 %</w:t>
-            </w:r>
-          </w:p>
-        </w:tc>
-        <w:tc>
-          <w:tcPr>
-            <w:tcW w:type="dxa" w:w="760"/>
-            <w:tcMar>
-              <w:top w:type="dxa" w:w="40"/>
-              <w:left w:type="dxa" w:w="80"/>
-              <w:bottom w:type="dxa" w:w="40"/>
-              <w:right w:type="dxa" w:w="80"/>
-            </w:tcMar>
-            <w:vAlign w:val="center"/>
-          </w:tcPr>
-          <w:p>
-            <w:pPr>
-              <w:spacing w:after="0"/>
-              <w:jc w:val="center"/>
-            </w:pPr>
-            <w:r>
-              <w:rPr>
-                <w:b w:val="false"/>
-                <w:bCs w:val="false"/>
-                <w:sz w:val="15"/>
-                <w:szCs w:val="15"/>
-              </w:rPr>
-              <w:t xml:space="preserve">0.0 %</w:t>
-            </w:r>
-          </w:p>
-        </w:tc>
-        <w:tc>
-          <w:tcPr>
-            <w:tcW w:type="dxa" w:w="780"/>
-            <w:tcMar>
-              <w:top w:type="dxa" w:w="40"/>
-              <w:left w:type="dxa" w:w="80"/>
-              <w:bottom w:type="dxa" w:w="40"/>
-              <w:right w:type="dxa" w:w="80"/>
-            </w:tcMar>
-            <w:vAlign w:val="center"/>
-          </w:tcPr>
-          <w:p>
-            <w:pPr>
-              <w:spacing w:after="0"/>
-              <w:jc w:val="center"/>
-            </w:pPr>
-            <w:r>
-              <w:rPr>
-                <w:b w:val="false"/>
-                <w:bCs w:val="false"/>
-                <w:sz w:val="15"/>
-                <w:szCs w:val="15"/>
-              </w:rPr>
-              <w:t xml:space="preserve">0.0</w:t>
-            </w:r>
-          </w:p>
-        </w:tc>
-        <w:tc>
-          <w:tcPr>
-            <w:tcW w:type="dxa" w:w="700"/>
-            <w:tcMar>
-              <w:top w:type="dxa" w:w="40"/>
-              <w:left w:type="dxa" w:w="80"/>
-              <w:bottom w:type="dxa" w:w="40"/>
-              <w:right w:type="dxa" w:w="80"/>
-            </w:tcMar>
-            <w:vAlign w:val="center"/>
-          </w:tcPr>
-          <w:p>
-            <w:pPr>
-              <w:spacing w:after="0"/>
-              <w:jc w:val="center"/>
-            </w:pPr>
-            <w:r>
-              <w:rPr>
-                <w:b w:val="false"/>
-                <w:bCs w:val="false"/>
-                <w:sz w:val="15"/>
-                <w:szCs w:val="15"/>
-              </w:rPr>
-              <w:t xml:space="preserve">0</w:t>
-            </w:r>
-          </w:p>
-        </w:tc>
-        <w:tc>
-          <w:tcPr>
-            <w:tcW w:type="dxa" w:w="536"/>
-            <w:tcMar>
-              <w:top w:type="dxa" w:w="40"/>
-              <w:left w:type="dxa" w:w="80"/>
-              <w:bottom w:type="dxa" w:w="40"/>
-              <w:right w:type="dxa" w:w="80"/>
-            </w:tcMar>
-            <w:vAlign w:val="center"/>
-          </w:tcPr>
-          <w:p>
-            <w:pPr>
-              <w:spacing w:after="0"/>
-              <w:jc w:val="center"/>
-            </w:pPr>
-            <w:r>
-              <w:rPr>
-                <w:b w:val="false"/>
-                <w:bCs w:val="false"/>
-                <w:sz w:val="15"/>
-                <w:szCs w:val="15"/>
-              </w:rPr>
-              <w:t xml:space="preserve">77–82</w:t>
-            </w:r>
-          </w:p>
-        </w:tc>
-      </w:tr>
-      <w:tr>
-        <w:trPr>
-          <w:cantSplit/>
-          <w:tblHeader w:val="false"/>
-        </w:trPr>
-        <w:tc>
-          <w:tcPr>
-            <w:tcW w:type="dxa" w:w="1330"/>
-            <w:tcMar>
-              <w:top w:type="dxa" w:w="40"/>
-              <w:left w:type="dxa" w:w="80"/>
-              <w:bottom w:type="dxa" w:w="40"/>
-              <w:right w:type="dxa" w:w="80"/>
-            </w:tcMar>
-            <w:vAlign w:val="center"/>
-          </w:tcPr>
-          <w:p>
-            <w:pPr>
-              <w:spacing w:after="0"/>
-              <w:jc w:val="left"/>
-            </w:pPr>
-            <w:r>
-              <w:rPr>
-                <w:b w:val="false"/>
-                <w:bCs w:val="false"/>
-                <w:sz w:val="15"/>
-                <w:szCs w:val="15"/>
-              </w:rPr>
-              <w:t xml:space="preserve">Rule, 01:55</w:t>
-            </w:r>
-          </w:p>
-        </w:tc>
-        <w:tc>
-          <w:tcPr>
-            <w:tcW w:type="dxa" w:w="760"/>
-            <w:tcMar>
-              <w:top w:type="dxa" w:w="40"/>
-              <w:left w:type="dxa" w:w="80"/>
-              <w:bottom w:type="dxa" w:w="40"/>
-              <w:right w:type="dxa" w:w="80"/>
-            </w:tcMar>
-            <w:vAlign w:val="center"/>
-          </w:tcPr>
-          <w:p>
-            <w:pPr>
-              <w:spacing w:after="0"/>
-              <w:jc w:val="center"/>
-            </w:pPr>
-            <w:r>
-              <w:rPr>
-                <w:b w:val="false"/>
-                <w:bCs w:val="false"/>
-                <w:sz w:val="15"/>
-                <w:szCs w:val="15"/>
-              </w:rPr>
-              <w:t xml:space="preserve">99.9 %</w:t>
-            </w:r>
-          </w:p>
-        </w:tc>
-        <w:tc>
-          <w:tcPr>
-            <w:tcW w:type="dxa" w:w="760"/>
-            <w:tcMar>
-              <w:top w:type="dxa" w:w="40"/>
-              <w:left w:type="dxa" w:w="80"/>
-              <w:bottom w:type="dxa" w:w="40"/>
-              <w:right w:type="dxa" w:w="80"/>
-            </w:tcMar>
-            <w:vAlign w:val="center"/>
-          </w:tcPr>
-          <w:p>
-            <w:pPr>
-              <w:spacing w:after="0"/>
-              <w:jc w:val="center"/>
-            </w:pPr>
-            <w:r>
-              <w:rPr>
-                <w:b w:val="false"/>
-                <w:bCs w:val="false"/>
-                <w:sz w:val="15"/>
-                <w:szCs w:val="15"/>
-              </w:rPr>
-              <w:t xml:space="preserve">0.1 %</w:t>
-            </w:r>
-          </w:p>
-        </w:tc>
-        <w:tc>
-          <w:tcPr>
-            <w:tcW w:type="dxa" w:w="780"/>
-            <w:tcMar>
-              <w:top w:type="dxa" w:w="40"/>
-              <w:left w:type="dxa" w:w="80"/>
-              <w:bottom w:type="dxa" w:w="40"/>
-              <w:right w:type="dxa" w:w="80"/>
-            </w:tcMar>
-            <w:vAlign w:val="center"/>
-          </w:tcPr>
-          <w:p>
-            <w:pPr>
-              <w:spacing w:after="0"/>
-              <w:jc w:val="center"/>
-            </w:pPr>
-            <w:r>
-              <w:rPr>
-                <w:b w:val="false"/>
-                <w:bCs w:val="false"/>
-                <w:sz w:val="15"/>
-                <w:szCs w:val="15"/>
-              </w:rPr>
-              <w:t xml:space="preserve">4.4</w:t>
-            </w:r>
-          </w:p>
-        </w:tc>
-        <w:tc>
-          <w:tcPr>
-            <w:tcW w:type="dxa" w:w="700"/>
-            <w:tcMar>
-              <w:top w:type="dxa" w:w="40"/>
-              <w:left w:type="dxa" w:w="80"/>
-              <w:bottom w:type="dxa" w:w="40"/>
-              <w:right w:type="dxa" w:w="80"/>
-            </w:tcMar>
-            <w:vAlign w:val="center"/>
-          </w:tcPr>
-          <w:p>
-            <w:pPr>
-              <w:spacing w:after="0"/>
-              <w:jc w:val="center"/>
-            </w:pPr>
-            <w:r>
-              <w:rPr>
-                <w:b w:val="false"/>
-                <w:bCs w:val="false"/>
-                <w:sz w:val="15"/>
-                <w:szCs w:val="15"/>
-              </w:rPr>
-              <w:t xml:space="preserve">1</w:t>
-            </w:r>
-          </w:p>
-        </w:tc>
-        <w:tc>
-          <w:tcPr>
-            <w:tcW w:type="dxa" w:w="536"/>
-            <w:tcMar>
-              <w:top w:type="dxa" w:w="40"/>
-              <w:left w:type="dxa" w:w="80"/>
-              <w:bottom w:type="dxa" w:w="40"/>
-              <w:right w:type="dxa" w:w="80"/>
-            </w:tcMar>
-            <w:vAlign w:val="center"/>
-          </w:tcPr>
-          <w:p>
-            <w:pPr>
-              <w:spacing w:after="0"/>
-              <w:jc w:val="center"/>
-            </w:pPr>
-            <w:r>
-              <w:rPr>
-                <w:b w:val="false"/>
-                <w:bCs w:val="false"/>
-                <w:sz w:val="15"/>
-                <w:szCs w:val="15"/>
-              </w:rPr>
-              <w:t xml:space="preserve">75–88</w:t>
-            </w:r>
-          </w:p>
-        </w:tc>
-      </w:tr>
-      <w:tr>
-        <w:trPr>
-          <w:cantSplit/>
-          <w:tblHeader w:val="false"/>
-        </w:trPr>
-        <w:tc>
-          <w:tcPr>
-            <w:tcW w:type="dxa" w:w="1330"/>
-            <w:tcMar>
-              <w:top w:type="dxa" w:w="40"/>
-              <w:left w:type="dxa" w:w="80"/>
-              <w:bottom w:type="dxa" w:w="40"/>
-              <w:right w:type="dxa" w:w="80"/>
-            </w:tcMar>
-            <w:vAlign w:val="center"/>
-          </w:tcPr>
-          <w:p>
-            <w:pPr>
-              <w:spacing w:after="0"/>
-              <w:jc w:val="left"/>
-            </w:pPr>
-            <w:r>
-              <w:rPr>
-                <w:b w:val="false"/>
-                <w:bCs w:val="false"/>
-                <w:sz w:val="15"/>
-                <w:szCs w:val="15"/>
-              </w:rPr>
-              <w:t xml:space="preserve">Learning, 02:25</w:t>
-            </w:r>
-          </w:p>
-        </w:tc>
-        <w:tc>
-          <w:tcPr>
-            <w:tcW w:type="dxa" w:w="760"/>
-            <w:tcMar>
-              <w:top w:type="dxa" w:w="40"/>
-              <w:left w:type="dxa" w:w="80"/>
-              <w:bottom w:type="dxa" w:w="40"/>
-              <w:right w:type="dxa" w:w="80"/>
-            </w:tcMar>
-            <w:vAlign w:val="center"/>
-          </w:tcPr>
-          <w:p>
-            <w:pPr>
-              <w:spacing w:after="0"/>
-              <w:jc w:val="center"/>
-            </w:pPr>
-            <w:r>
-              <w:rPr>
-                <w:b w:val="false"/>
-                <w:bCs w:val="false"/>
-                <w:sz w:val="15"/>
-                <w:szCs w:val="15"/>
-              </w:rPr>
-              <w:t xml:space="preserve">100.0 %</w:t>
-            </w:r>
-          </w:p>
-        </w:tc>
-        <w:tc>
-          <w:tcPr>
-            <w:tcW w:type="dxa" w:w="760"/>
-            <w:tcMar>
-              <w:top w:type="dxa" w:w="40"/>
-              <w:left w:type="dxa" w:w="80"/>
-              <w:bottom w:type="dxa" w:w="40"/>
-              <w:right w:type="dxa" w:w="80"/>
-            </w:tcMar>
-            <w:vAlign w:val="center"/>
-          </w:tcPr>
-          <w:p>
-            <w:pPr>
-              <w:spacing w:after="0"/>
-              <w:jc w:val="center"/>
-            </w:pPr>
-            <w:r>
-              <w:rPr>
-                <w:b w:val="false"/>
-                <w:bCs w:val="false"/>
-                <w:sz w:val="15"/>
-                <w:szCs w:val="15"/>
-              </w:rPr>
-              <w:t xml:space="preserve">0.0 %</w:t>
-            </w:r>
-          </w:p>
-        </w:tc>
-        <w:tc>
-          <w:tcPr>
-            <w:tcW w:type="dxa" w:w="780"/>
-            <w:tcMar>
-              <w:top w:type="dxa" w:w="40"/>
-              <w:left w:type="dxa" w:w="80"/>
-              <w:bottom w:type="dxa" w:w="40"/>
-              <w:right w:type="dxa" w:w="80"/>
-            </w:tcMar>
-            <w:vAlign w:val="center"/>
-          </w:tcPr>
-          <w:p>
-            <w:pPr>
-              <w:spacing w:after="0"/>
-              <w:jc w:val="center"/>
-            </w:pPr>
-            <w:r>
-              <w:rPr>
-                <w:b w:val="false"/>
-                <w:bCs w:val="false"/>
-                <w:sz w:val="15"/>
-                <w:szCs w:val="15"/>
-              </w:rPr>
-              <w:t xml:space="preserve">0.0</w:t>
-            </w:r>
-          </w:p>
-        </w:tc>
-        <w:tc>
-          <w:tcPr>
-            <w:tcW w:type="dxa" w:w="700"/>
-            <w:tcMar>
-              <w:top w:type="dxa" w:w="40"/>
-              <w:left w:type="dxa" w:w="80"/>
-              <w:bottom w:type="dxa" w:w="40"/>
-              <w:right w:type="dxa" w:w="80"/>
-            </w:tcMar>
-            <w:vAlign w:val="center"/>
-          </w:tcPr>
-          <w:p>
-            <w:pPr>
-              <w:spacing w:after="0"/>
-              <w:jc w:val="center"/>
-            </w:pPr>
-            <w:r>
-              <w:rPr>
-                <w:b w:val="false"/>
-                <w:bCs w:val="false"/>
-                <w:sz w:val="15"/>
-                <w:szCs w:val="15"/>
-              </w:rPr>
-              <w:t xml:space="preserve">0</w:t>
-            </w:r>
-          </w:p>
-        </w:tc>
-        <w:tc>
-          <w:tcPr>
-            <w:tcW w:type="dxa" w:w="536"/>
-            <w:tcMar>
-              <w:top w:type="dxa" w:w="40"/>
-              <w:left w:type="dxa" w:w="80"/>
-              <w:bottom w:type="dxa" w:w="40"/>
-              <w:right w:type="dxa" w:w="80"/>
-            </w:tcMar>
-            <w:vAlign w:val="center"/>
-          </w:tcPr>
-          <w:p>
-            <w:pPr>
-              <w:spacing w:after="0"/>
-              <w:jc w:val="center"/>
-            </w:pPr>
-            <w:r>
-              <w:rPr>
-                <w:b w:val="false"/>
-                <w:bCs w:val="false"/>
-                <w:sz w:val="15"/>
-                <w:szCs w:val="15"/>
-              </w:rPr>
-              <w:t xml:space="preserve">79–88</w:t>
-            </w:r>
-          </w:p>
-        </w:tc>
-      </w:tr>
-      <w:tr>
-        <w:trPr>
-          <w:cantSplit/>
-          <w:tblHeader w:val="false"/>
-        </w:trPr>
-        <w:tc>
-          <w:tcPr>
-            <w:tcW w:type="dxa" w:w="1330"/>
-            <w:tcMar>
-              <w:top w:type="dxa" w:w="40"/>
-              <w:left w:type="dxa" w:w="80"/>
-              <w:bottom w:type="dxa" w:w="40"/>
-              <w:right w:type="dxa" w:w="80"/>
-            </w:tcMar>
-            <w:vAlign w:val="center"/>
-          </w:tcPr>
-          <w:p>
-            <w:pPr>
-              <w:spacing w:after="0"/>
-              <w:jc w:val="left"/>
-            </w:pPr>
-            <w:r>
-              <w:rPr>
-                <w:b/>
-                <w:bCs/>
-                <w:sz w:val="15"/>
-                <w:szCs w:val="15"/>
-              </w:rPr>
-              <w:t xml:space="preserve">Rule, 60 min</w:t>
-            </w:r>
-          </w:p>
-        </w:tc>
-        <w:tc>
-          <w:tcPr>
-            <w:tcW w:type="dxa" w:w="760"/>
-            <w:tcMar>
-              <w:top w:type="dxa" w:w="40"/>
-              <w:left w:type="dxa" w:w="80"/>
-              <w:bottom w:type="dxa" w:w="40"/>
-              <w:right w:type="dxa" w:w="80"/>
-            </w:tcMar>
-            <w:vAlign w:val="center"/>
-          </w:tcPr>
-          <w:p>
-            <w:pPr>
-              <w:spacing w:after="0"/>
-              <w:jc w:val="center"/>
-            </w:pPr>
-            <w:r>
-              <w:rPr>
-                <w:b/>
-                <w:bCs/>
-                <w:sz w:val="15"/>
-                <w:szCs w:val="15"/>
-              </w:rPr>
-              <w:t xml:space="preserve">99.4 %</w:t>
-            </w:r>
-          </w:p>
-        </w:tc>
-        <w:tc>
-          <w:tcPr>
-            <w:tcW w:type="dxa" w:w="760"/>
-            <w:tcMar>
-              <w:top w:type="dxa" w:w="40"/>
-              <w:left w:type="dxa" w:w="80"/>
-              <w:bottom w:type="dxa" w:w="40"/>
-              <w:right w:type="dxa" w:w="80"/>
-            </w:tcMar>
-            <w:vAlign w:val="center"/>
-          </w:tcPr>
-          <w:p>
-            <w:pPr>
-              <w:spacing w:after="0"/>
-              <w:jc w:val="center"/>
-            </w:pPr>
-            <w:r>
-              <w:rPr>
-                <w:b/>
-                <w:bCs/>
-                <w:sz w:val="15"/>
-                <w:szCs w:val="15"/>
-              </w:rPr>
-              <w:t xml:space="preserve">0.6 %</w:t>
-            </w:r>
-          </w:p>
-        </w:tc>
-        <w:tc>
-          <w:tcPr>
-            <w:tcW w:type="dxa" w:w="780"/>
-            <w:tcMar>
-              <w:top w:type="dxa" w:w="40"/>
-              <w:left w:type="dxa" w:w="80"/>
-              <w:bottom w:type="dxa" w:w="40"/>
-              <w:right w:type="dxa" w:w="80"/>
-            </w:tcMar>
-            <w:vAlign w:val="center"/>
-          </w:tcPr>
-          <w:p>
-            <w:pPr>
-              <w:spacing w:after="0"/>
-              <w:jc w:val="center"/>
-            </w:pPr>
-            <w:r>
-              <w:rPr>
-                <w:b/>
-                <w:bCs/>
-                <w:sz w:val="15"/>
-                <w:szCs w:val="15"/>
-              </w:rPr>
-              <w:t xml:space="preserve">14.6</w:t>
-            </w:r>
-          </w:p>
-        </w:tc>
-        <w:tc>
-          <w:tcPr>
-            <w:tcW w:type="dxa" w:w="700"/>
-            <w:tcMar>
-              <w:top w:type="dxa" w:w="40"/>
-              <w:left w:type="dxa" w:w="80"/>
-              <w:bottom w:type="dxa" w:w="40"/>
-              <w:right w:type="dxa" w:w="80"/>
-            </w:tcMar>
-            <w:vAlign w:val="center"/>
-          </w:tcPr>
-          <w:p>
-            <w:pPr>
-              <w:spacing w:after="0"/>
-              <w:jc w:val="center"/>
-            </w:pPr>
-            <w:r>
-              <w:rPr>
-                <w:b/>
-                <w:bCs/>
-                <w:sz w:val="15"/>
-                <w:szCs w:val="15"/>
-              </w:rPr>
-              <w:t xml:space="preserve">4</w:t>
-            </w:r>
-          </w:p>
-        </w:tc>
-        <w:tc>
-          <w:tcPr>
-            <w:tcW w:type="dxa" w:w="536"/>
-            <w:tcMar>
-              <w:top w:type="dxa" w:w="40"/>
-              <w:left w:type="dxa" w:w="80"/>
-              <w:bottom w:type="dxa" w:w="40"/>
-              <w:right w:type="dxa" w:w="80"/>
-            </w:tcMar>
-            <w:vAlign w:val="center"/>
-          </w:tcPr>
-          <w:p>
-            <w:pPr>
-              <w:spacing w:after="0"/>
-              <w:jc w:val="center"/>
-            </w:pPr>
-            <w:r>
-              <w:rPr>
-                <w:b/>
-                <w:bCs/>
-                <w:sz w:val="15"/>
-                <w:szCs w:val="15"/>
-              </w:rPr>
-              <w:t xml:space="preserve"/>
-            </w:r>
-          </w:p>
-        </w:tc>
-      </w:tr>
-      <w:tr>
-        <w:trPr>
-          <w:cantSplit/>
-          <w:tblHeader w:val="false"/>
-        </w:trPr>
-        <w:tc>
-          <w:tcPr>
-            <w:tcW w:type="dxa" w:w="1330"/>
-            <w:tcMar>
-              <w:top w:type="dxa" w:w="40"/>
-              <w:left w:type="dxa" w:w="80"/>
-              <w:bottom w:type="dxa" w:w="40"/>
-              <w:right w:type="dxa" w:w="80"/>
-            </w:tcMar>
-            <w:vAlign w:val="center"/>
-          </w:tcPr>
-          <w:p>
-            <w:pPr>
-              <w:spacing w:after="0"/>
-              <w:jc w:val="left"/>
-            </w:pPr>
-            <w:r>
-              <w:rPr>
-                <w:b/>
-                <w:bCs/>
-                <w:sz w:val="15"/>
-                <w:szCs w:val="15"/>
-              </w:rPr>
-              <w:t xml:space="preserve">Learning, 60 min</w:t>
-            </w:r>
-          </w:p>
-        </w:tc>
-        <w:tc>
-          <w:tcPr>
-            <w:tcW w:type="dxa" w:w="760"/>
-            <w:tcMar>
-              <w:top w:type="dxa" w:w="40"/>
-              <w:left w:type="dxa" w:w="80"/>
-              <w:bottom w:type="dxa" w:w="40"/>
-              <w:right w:type="dxa" w:w="80"/>
-            </w:tcMar>
-            <w:vAlign w:val="center"/>
-          </w:tcPr>
-          <w:p>
-            <w:pPr>
-              <w:spacing w:after="0"/>
-              <w:jc w:val="center"/>
-            </w:pPr>
-            <w:r>
-              <w:rPr>
-                <w:b/>
-                <w:bCs/>
-                <w:sz w:val="15"/>
-                <w:szCs w:val="15"/>
-              </w:rPr>
-              <w:t xml:space="preserve">100.0 %</w:t>
-            </w:r>
-          </w:p>
-        </w:tc>
-        <w:tc>
-          <w:tcPr>
-            <w:tcW w:type="dxa" w:w="760"/>
-            <w:tcMar>
-              <w:top w:type="dxa" w:w="40"/>
-              <w:left w:type="dxa" w:w="80"/>
-              <w:bottom w:type="dxa" w:w="40"/>
-              <w:right w:type="dxa" w:w="80"/>
-            </w:tcMar>
-            <w:vAlign w:val="center"/>
-          </w:tcPr>
-          <w:p>
-            <w:pPr>
-              <w:spacing w:after="0"/>
-              <w:jc w:val="center"/>
-            </w:pPr>
-            <w:r>
-              <w:rPr>
-                <w:b/>
-                <w:bCs/>
-                <w:sz w:val="15"/>
-                <w:szCs w:val="15"/>
-              </w:rPr>
-              <w:t xml:space="preserve">0.0 %</w:t>
-            </w:r>
-          </w:p>
-        </w:tc>
-        <w:tc>
-          <w:tcPr>
-            <w:tcW w:type="dxa" w:w="780"/>
-            <w:tcMar>
-              <w:top w:type="dxa" w:w="40"/>
-              <w:left w:type="dxa" w:w="80"/>
-              <w:bottom w:type="dxa" w:w="40"/>
-              <w:right w:type="dxa" w:w="80"/>
-            </w:tcMar>
-            <w:vAlign w:val="center"/>
-          </w:tcPr>
-          <w:p>
-            <w:pPr>
-              <w:spacing w:after="0"/>
-              <w:jc w:val="center"/>
-            </w:pPr>
-            <w:r>
-              <w:rPr>
-                <w:b/>
-                <w:bCs/>
-                <w:sz w:val="15"/>
-                <w:szCs w:val="15"/>
-              </w:rPr>
-              <w:t xml:space="preserve">0.0</w:t>
-            </w:r>
-          </w:p>
-        </w:tc>
-        <w:tc>
-          <w:tcPr>
-            <w:tcW w:type="dxa" w:w="700"/>
-            <w:tcMar>
-              <w:top w:type="dxa" w:w="40"/>
-              <w:left w:type="dxa" w:w="80"/>
-              <w:bottom w:type="dxa" w:w="40"/>
-              <w:right w:type="dxa" w:w="80"/>
-            </w:tcMar>
-            <w:vAlign w:val="center"/>
-          </w:tcPr>
-          <w:p>
-            <w:pPr>
-              <w:spacing w:after="0"/>
-              <w:jc w:val="center"/>
-            </w:pPr>
-            <w:r>
-              <w:rPr>
-                <w:b/>
-                <w:bCs/>
-                <w:sz w:val="15"/>
-                <w:szCs w:val="15"/>
-              </w:rPr>
-              <w:t xml:space="preserve">0</w:t>
-            </w:r>
-          </w:p>
-        </w:tc>
-        <w:tc>
-          <w:tcPr>
-            <w:tcW w:type="dxa" w:w="536"/>
-            <w:tcMar>
-              <w:top w:type="dxa" w:w="40"/>
-              <w:left w:type="dxa" w:w="80"/>
-              <w:bottom w:type="dxa" w:w="40"/>
-              <w:right w:type="dxa" w:w="80"/>
-            </w:tcMar>
-            <w:vAlign w:val="center"/>
-          </w:tcPr>
-          <w:p>
-            <w:pPr>
-              <w:spacing w:after="0"/>
-              <w:jc w:val="center"/>
-            </w:pPr>
-            <w:r>
-              <w:rPr>
-                <w:b/>
-                <w:bCs/>
-                <w:sz w:val="15"/>
-                <w:szCs w:val="15"/>
-              </w:rPr>
-              <w:t xml:space="preserve"/>
             </w:r>
           </w:p>
         </w:tc>
@@ -4364,7 +3988,22 @@
           <w:sz w:val="16"/>
           <w:szCs w:val="16"/>
         </w:rPr>
-        <w:t xml:space="preserve">Fig. 3. Alternating session, night: the rule mists to its 300 s cap whenever the enclosure reaches 75 %; the learning controller, judging the enclosure's own equilibrium sufficient, never mists.</w:t>
+        <w:t xml:space="preserve">Fig. 3. Fault session: humidity (top) and inside temperature (bottom); dotted red lines mark injected events, green labels the controller's verdicts.</w:t>
+      </w:r>
+    </w:p>
+    <w:p>
+      <w:pPr>
+        <w:keepNext/>
+        <w:spacing w:after="60" w:before="120"/>
+      </w:pPr>
+      <w:r>
+        <w:rPr>
+          <w:i/>
+          <w:iCs/>
+          <w:sz w:val="20"/>
+          <w:szCs w:val="20"/>
+        </w:rPr>
+        <w:t xml:space="preserve">C. Alternating Comparison</w:t>
       </w:r>
     </w:p>
     <w:p>
@@ -4378,7 +4017,7 @@
           <w:sz w:val="20"/>
           <w:szCs w:val="20"/>
         </w:rPr>
-        <w:t xml:space="preserve">The following evening the room had dried to 69 percent and the enclosure to 69 percent, and the picture reversed: the enclosure's passive equilibrium was now about 74 percent, just below the band, and one mist maker could raise the control reading only to about 82 percent, short of the controller's 88 percent target. Both controllers therefore misted most of the time (Table V, Fig. 4). Taking the blocks as pairs on the same enclosure, the learning controller held the band 74.3 percent of the time against the rule's 65.6 percent starting from the dry enclosure, and 99.4 against 90.9 percent starting from an enclosure the previous block had left in band. It did so by holding the band from below with full-length bursts separated by 60 s rests, where the rule's fixed 180 s rest let the enclosure fall below 75 percent in every cycle; the cost was about 40 percent more mist time, 24 min against 16 to 18 min per half hour. The slow model's leak weight moved from the seeded minus 0.036 to minus 0.23, minus 0.16 and minus 0.13 per step over the three learning blocks. All 9,000 samples of the evening were valid, and no chip restart occurred.</w:t>
+        <w:t xml:space="preserve">Table V gives the four blocks; every sample in all four was valid. Fig. 4 shows the traces. In each rule block the enclosure fell to 75 percent, the rule misted for the full 300 s cap to 87 to 88 percent, and the enclosure drained back in about 10 min; over its hour the rule misted 14.6 min in four bursts and held the band 99.4 percent of the time, the remainder being the dips below 75 percent that trigger it. In both learning blocks the enclosure, left alone, settled between 77 and 82 percent RH: with the 4 cm gap and the water tray, the enclosure's own equilibrium lies inside the band. The learning controller's planner, which acts only below 77 percent, was never triggered; it held the band 100 percent of the time with zero misting, and its slow model moved again (leak weight minus 0.036 to minus 0.093 per step over the two blocks). The blocks alternated, and each learning block inherited the enclosure at 75 to 88 percent from the preceding rule block; the reference sensor drifted from 73 to 71 percent over the two hours, so conditions were slightly drier for the later blocks. One interrupt-watchdog restart of the ESP32 occurred at 02:50 in the last block; the controller detected the restart from the uptime counter, re-armed manual mode and continued with its memory intact, losing six seconds.</w:t>
       </w:r>
     </w:p>
     <w:p>
@@ -4393,12 +4032,12 @@
           <w:sz w:val="16"/>
           <w:szCs w:val="16"/>
         </w:rPr>
-        <w:t xml:space="preserve">TABLE V.  Alternating 30 min Blocks on a Dry Enclosure, Lid 4 cm (27 Sep 2026, evening)</w:t>
+        <w:t xml:space="preserve">TABLE V.  Alternating 30 min Blocks, Lid 4 cm (27 Sep 2026)</w:t>
       </w:r>
     </w:p>
     <w:tbl>
       <w:tblPr>
-        <w:tblW w:type="dxa" w:w="4700"/>
+        <w:tblW w:type="dxa" w:w="4866"/>
         <w:tblBorders>
           <w:top w:val="single" w:color="auto" w:sz="4"/>
           <w:left w:val="single" w:color="auto" w:sz="4"/>
@@ -4409,11 +4048,12 @@
         </w:tblBorders>
       </w:tblPr>
       <w:tblGrid>
-        <w:gridCol w:w="1700"/>
+        <w:gridCol w:w="1330"/>
         <w:gridCol w:w="760"/>
         <w:gridCol w:w="760"/>
         <w:gridCol w:w="780"/>
         <w:gridCol w:w="700"/>
+        <w:gridCol w:w="536"/>
       </w:tblGrid>
       <w:tr>
         <w:trPr>
@@ -4422,7 +4062,7 @@
         </w:trPr>
         <w:tc>
           <w:tcPr>
-            <w:tcW w:type="dxa" w:w="1700"/>
+            <w:tcW w:type="dxa" w:w="1330"/>
             <w:shd w:fill="E7E6E6" w:color="auto" w:val="clear"/>
             <w:tcMar>
               <w:top w:type="dxa" w:w="40"/>
@@ -4557,6 +4197,34 @@
                 <w:szCs w:val="15"/>
               </w:rPr>
               <w:t xml:space="preserve">Bursts</w:t>
+            </w:r>
+          </w:p>
+        </w:tc>
+        <w:tc>
+          <w:tcPr>
+            <w:tcW w:type="dxa" w:w="536"/>
+            <w:shd w:fill="E7E6E6" w:color="auto" w:val="clear"/>
+            <w:tcMar>
+              <w:top w:type="dxa" w:w="40"/>
+              <w:left w:type="dxa" w:w="80"/>
+              <w:bottom w:type="dxa" w:w="40"/>
+              <w:right w:type="dxa" w:w="80"/>
+            </w:tcMar>
+            <w:vAlign w:val="center"/>
+          </w:tcPr>
+          <w:p>
+            <w:pPr>
+              <w:spacing w:after="0"/>
+              <w:jc w:val="center"/>
+            </w:pPr>
+            <w:r>
+              <w:rPr>
+                <w:b/>
+                <w:bCs/>
+                <w:sz w:val="15"/>
+                <w:szCs w:val="15"/>
+              </w:rPr>
+              <w:t xml:space="preserve">%RH range</w:t>
             </w:r>
           </w:p>
         </w:tc>
@@ -4568,7 +4236,7 @@
         </w:trPr>
         <w:tc>
           <w:tcPr>
-            <w:tcW w:type="dxa" w:w="1700"/>
+            <w:tcW w:type="dxa" w:w="1330"/>
             <w:tcMar>
               <w:top w:type="dxa" w:w="40"/>
               <w:left w:type="dxa" w:w="80"/>
@@ -4584,10 +4252,12 @@
             </w:pPr>
             <w:r>
               <w:rPr>
-                <w:sz w:val="15"/>
-                <w:szCs w:val="15"/>
-              </w:rPr>
-              <w:t xml:space="preserve">Learning, 20:03 (dry start)</w:t>
+                <w:b w:val="false"/>
+                <w:bCs w:val="false"/>
+                <w:sz w:val="15"/>
+                <w:szCs w:val="15"/>
+              </w:rPr>
+              <w:t xml:space="preserve">Rule, 00:55</w:t>
             </w:r>
           </w:p>
         </w:tc>
@@ -4609,10 +4279,12 @@
             </w:pPr>
             <w:r>
               <w:rPr>
-                <w:sz w:val="15"/>
-                <w:szCs w:val="15"/>
-              </w:rPr>
-              <w:t xml:space="preserve">74.3 %</w:t>
+                <w:b w:val="false"/>
+                <w:bCs w:val="false"/>
+                <w:sz w:val="15"/>
+                <w:szCs w:val="15"/>
+              </w:rPr>
+              <w:t xml:space="preserve">98.9 %</w:t>
             </w:r>
           </w:p>
         </w:tc>
@@ -4634,10 +4306,12 @@
             </w:pPr>
             <w:r>
               <w:rPr>
-                <w:sz w:val="15"/>
-                <w:szCs w:val="15"/>
-              </w:rPr>
-              <w:t xml:space="preserve">25.7 %</w:t>
+                <w:b w:val="false"/>
+                <w:bCs w:val="false"/>
+                <w:sz w:val="15"/>
+                <w:szCs w:val="15"/>
+              </w:rPr>
+              <w:t xml:space="preserve">1.1 %</w:t>
             </w:r>
           </w:p>
         </w:tc>
@@ -4659,10 +4333,12 @@
             </w:pPr>
             <w:r>
               <w:rPr>
-                <w:sz w:val="15"/>
-                <w:szCs w:val="15"/>
-              </w:rPr>
-              <w:t xml:space="preserve">24.1</w:t>
+                <w:b w:val="false"/>
+                <w:bCs w:val="false"/>
+                <w:sz w:val="15"/>
+                <w:szCs w:val="15"/>
+              </w:rPr>
+              <w:t xml:space="preserve">10.2</w:t>
             </w:r>
           </w:p>
         </w:tc>
@@ -4684,10 +4360,39 @@
             </w:pPr>
             <w:r>
               <w:rPr>
-                <w:sz w:val="15"/>
-                <w:szCs w:val="15"/>
-              </w:rPr>
-              <w:t xml:space="preserve">6</w:t>
+                <w:b w:val="false"/>
+                <w:bCs w:val="false"/>
+                <w:sz w:val="15"/>
+                <w:szCs w:val="15"/>
+              </w:rPr>
+              <w:t xml:space="preserve">3</w:t>
+            </w:r>
+          </w:p>
+        </w:tc>
+        <w:tc>
+          <w:tcPr>
+            <w:tcW w:type="dxa" w:w="536"/>
+            <w:tcMar>
+              <w:top w:type="dxa" w:w="40"/>
+              <w:left w:type="dxa" w:w="80"/>
+              <w:bottom w:type="dxa" w:w="40"/>
+              <w:right w:type="dxa" w:w="80"/>
+            </w:tcMar>
+            <w:vAlign w:val="center"/>
+          </w:tcPr>
+          <w:p>
+            <w:pPr>
+              <w:spacing w:after="0"/>
+              <w:jc w:val="center"/>
+            </w:pPr>
+            <w:r>
+              <w:rPr>
+                <w:b w:val="false"/>
+                <w:bCs w:val="false"/>
+                <w:sz w:val="15"/>
+                <w:szCs w:val="15"/>
+              </w:rPr>
+              <w:t xml:space="preserve">72–87</w:t>
             </w:r>
           </w:p>
         </w:tc>
@@ -4699,7 +4404,7 @@
         </w:trPr>
         <w:tc>
           <w:tcPr>
-            <w:tcW w:type="dxa" w:w="1700"/>
+            <w:tcW w:type="dxa" w:w="1330"/>
             <w:tcMar>
               <w:top w:type="dxa" w:w="40"/>
               <w:left w:type="dxa" w:w="80"/>
@@ -4715,10 +4420,12 @@
             </w:pPr>
             <w:r>
               <w:rPr>
-                <w:sz w:val="15"/>
-                <w:szCs w:val="15"/>
-              </w:rPr>
-              <w:t xml:space="preserve">Rule, 20:33</w:t>
+                <w:b w:val="false"/>
+                <w:bCs w:val="false"/>
+                <w:sz w:val="15"/>
+                <w:szCs w:val="15"/>
+              </w:rPr>
+              <w:t xml:space="preserve">Learning, 01:25</w:t>
             </w:r>
           </w:p>
         </w:tc>
@@ -4740,10 +4447,12 @@
             </w:pPr>
             <w:r>
               <w:rPr>
-                <w:sz w:val="15"/>
-                <w:szCs w:val="15"/>
-              </w:rPr>
-              <w:t xml:space="preserve">65.6 %</w:t>
+                <w:b w:val="false"/>
+                <w:bCs w:val="false"/>
+                <w:sz w:val="15"/>
+                <w:szCs w:val="15"/>
+              </w:rPr>
+              <w:t xml:space="preserve">100.0 %</w:t>
             </w:r>
           </w:p>
         </w:tc>
@@ -4765,10 +4474,12 @@
             </w:pPr>
             <w:r>
               <w:rPr>
-                <w:sz w:val="15"/>
-                <w:szCs w:val="15"/>
-              </w:rPr>
-              <w:t xml:space="preserve">34.4 %</w:t>
+                <w:b w:val="false"/>
+                <w:bCs w:val="false"/>
+                <w:sz w:val="15"/>
+                <w:szCs w:val="15"/>
+              </w:rPr>
+              <w:t xml:space="preserve">0.0 %</w:t>
             </w:r>
           </w:p>
         </w:tc>
@@ -4790,10 +4501,12 @@
             </w:pPr>
             <w:r>
               <w:rPr>
-                <w:sz w:val="15"/>
-                <w:szCs w:val="15"/>
-              </w:rPr>
-              <w:t xml:space="preserve">18.2</w:t>
+                <w:b w:val="false"/>
+                <w:bCs w:val="false"/>
+                <w:sz w:val="15"/>
+                <w:szCs w:val="15"/>
+              </w:rPr>
+              <w:t xml:space="preserve">0.0</w:t>
             </w:r>
           </w:p>
         </w:tc>
@@ -4815,10 +4528,39 @@
             </w:pPr>
             <w:r>
               <w:rPr>
-                <w:sz w:val="15"/>
-                <w:szCs w:val="15"/>
-              </w:rPr>
-              <w:t xml:space="preserve">4</w:t>
+                <w:b w:val="false"/>
+                <w:bCs w:val="false"/>
+                <w:sz w:val="15"/>
+                <w:szCs w:val="15"/>
+              </w:rPr>
+              <w:t xml:space="preserve">0</w:t>
+            </w:r>
+          </w:p>
+        </w:tc>
+        <w:tc>
+          <w:tcPr>
+            <w:tcW w:type="dxa" w:w="536"/>
+            <w:tcMar>
+              <w:top w:type="dxa" w:w="40"/>
+              <w:left w:type="dxa" w:w="80"/>
+              <w:bottom w:type="dxa" w:w="40"/>
+              <w:right w:type="dxa" w:w="80"/>
+            </w:tcMar>
+            <w:vAlign w:val="center"/>
+          </w:tcPr>
+          <w:p>
+            <w:pPr>
+              <w:spacing w:after="0"/>
+              <w:jc w:val="center"/>
+            </w:pPr>
+            <w:r>
+              <w:rPr>
+                <w:b w:val="false"/>
+                <w:bCs w:val="false"/>
+                <w:sz w:val="15"/>
+                <w:szCs w:val="15"/>
+              </w:rPr>
+              <w:t xml:space="preserve">77–82</w:t>
             </w:r>
           </w:p>
         </w:tc>
@@ -4830,7 +4572,7 @@
         </w:trPr>
         <w:tc>
           <w:tcPr>
-            <w:tcW w:type="dxa" w:w="1700"/>
+            <w:tcW w:type="dxa" w:w="1330"/>
             <w:tcMar>
               <w:top w:type="dxa" w:w="40"/>
               <w:left w:type="dxa" w:w="80"/>
@@ -4846,10 +4588,12 @@
             </w:pPr>
             <w:r>
               <w:rPr>
-                <w:sz w:val="15"/>
-                <w:szCs w:val="15"/>
-              </w:rPr>
-              <w:t xml:space="preserve">Learning, 21:03</w:t>
+                <w:b w:val="false"/>
+                <w:bCs w:val="false"/>
+                <w:sz w:val="15"/>
+                <w:szCs w:val="15"/>
+              </w:rPr>
+              <w:t xml:space="preserve">Rule, 01:55</w:t>
             </w:r>
           </w:p>
         </w:tc>
@@ -4871,10 +4615,12 @@
             </w:pPr>
             <w:r>
               <w:rPr>
-                <w:sz w:val="15"/>
-                <w:szCs w:val="15"/>
-              </w:rPr>
-              <w:t xml:space="preserve">99.4 %</w:t>
+                <w:b w:val="false"/>
+                <w:bCs w:val="false"/>
+                <w:sz w:val="15"/>
+                <w:szCs w:val="15"/>
+              </w:rPr>
+              <w:t xml:space="preserve">99.9 %</w:t>
             </w:r>
           </w:p>
         </w:tc>
@@ -4896,10 +4642,12 @@
             </w:pPr>
             <w:r>
               <w:rPr>
-                <w:sz w:val="15"/>
-                <w:szCs w:val="15"/>
-              </w:rPr>
-              <w:t xml:space="preserve">0.6 %</w:t>
+                <w:b w:val="false"/>
+                <w:bCs w:val="false"/>
+                <w:sz w:val="15"/>
+                <w:szCs w:val="15"/>
+              </w:rPr>
+              <w:t xml:space="preserve">0.1 %</w:t>
             </w:r>
           </w:p>
         </w:tc>
@@ -4921,10 +4669,12 @@
             </w:pPr>
             <w:r>
               <w:rPr>
-                <w:sz w:val="15"/>
-                <w:szCs w:val="15"/>
-              </w:rPr>
-              <w:t xml:space="preserve">24.0</w:t>
+                <w:b w:val="false"/>
+                <w:bCs w:val="false"/>
+                <w:sz w:val="15"/>
+                <w:szCs w:val="15"/>
+              </w:rPr>
+              <w:t xml:space="preserve">4.4</w:t>
             </w:r>
           </w:p>
         </w:tc>
@@ -4946,10 +4696,39 @@
             </w:pPr>
             <w:r>
               <w:rPr>
-                <w:sz w:val="15"/>
-                <w:szCs w:val="15"/>
-              </w:rPr>
-              <w:t xml:space="preserve">6</w:t>
+                <w:b w:val="false"/>
+                <w:bCs w:val="false"/>
+                <w:sz w:val="15"/>
+                <w:szCs w:val="15"/>
+              </w:rPr>
+              <w:t xml:space="preserve">1</w:t>
+            </w:r>
+          </w:p>
+        </w:tc>
+        <w:tc>
+          <w:tcPr>
+            <w:tcW w:type="dxa" w:w="536"/>
+            <w:tcMar>
+              <w:top w:type="dxa" w:w="40"/>
+              <w:left w:type="dxa" w:w="80"/>
+              <w:bottom w:type="dxa" w:w="40"/>
+              <w:right w:type="dxa" w:w="80"/>
+            </w:tcMar>
+            <w:vAlign w:val="center"/>
+          </w:tcPr>
+          <w:p>
+            <w:pPr>
+              <w:spacing w:after="0"/>
+              <w:jc w:val="center"/>
+            </w:pPr>
+            <w:r>
+              <w:rPr>
+                <w:b w:val="false"/>
+                <w:bCs w:val="false"/>
+                <w:sz w:val="15"/>
+                <w:szCs w:val="15"/>
+              </w:rPr>
+              <w:t xml:space="preserve">75–88</w:t>
             </w:r>
           </w:p>
         </w:tc>
@@ -4961,7 +4740,7 @@
         </w:trPr>
         <w:tc>
           <w:tcPr>
-            <w:tcW w:type="dxa" w:w="1700"/>
+            <w:tcW w:type="dxa" w:w="1330"/>
             <w:tcMar>
               <w:top w:type="dxa" w:w="40"/>
               <w:left w:type="dxa" w:w="80"/>
@@ -4977,10 +4756,12 @@
             </w:pPr>
             <w:r>
               <w:rPr>
-                <w:sz w:val="15"/>
-                <w:szCs w:val="15"/>
-              </w:rPr>
-              <w:t xml:space="preserve">Rule, 21:33</w:t>
+                <w:b w:val="false"/>
+                <w:bCs w:val="false"/>
+                <w:sz w:val="15"/>
+                <w:szCs w:val="15"/>
+              </w:rPr>
+              <w:t xml:space="preserve">Learning, 02:25</w:t>
             </w:r>
           </w:p>
         </w:tc>
@@ -5002,10 +4783,12 @@
             </w:pPr>
             <w:r>
               <w:rPr>
-                <w:sz w:val="15"/>
-                <w:szCs w:val="15"/>
-              </w:rPr>
-              <w:t xml:space="preserve">90.9 %</w:t>
+                <w:b w:val="false"/>
+                <w:bCs w:val="false"/>
+                <w:sz w:val="15"/>
+                <w:szCs w:val="15"/>
+              </w:rPr>
+              <w:t xml:space="preserve">100.0 %</w:t>
             </w:r>
           </w:p>
         </w:tc>
@@ -5027,10 +4810,12 @@
             </w:pPr>
             <w:r>
               <w:rPr>
-                <w:sz w:val="15"/>
-                <w:szCs w:val="15"/>
-              </w:rPr>
-              <w:t xml:space="preserve">9.1 %</w:t>
+                <w:b w:val="false"/>
+                <w:bCs w:val="false"/>
+                <w:sz w:val="15"/>
+                <w:szCs w:val="15"/>
+              </w:rPr>
+              <w:t xml:space="preserve">0.0 %</w:t>
             </w:r>
           </w:p>
         </w:tc>
@@ -5052,10 +4837,12 @@
             </w:pPr>
             <w:r>
               <w:rPr>
-                <w:sz w:val="15"/>
-                <w:szCs w:val="15"/>
-              </w:rPr>
-              <w:t xml:space="preserve">16.3</w:t>
+                <w:b w:val="false"/>
+                <w:bCs w:val="false"/>
+                <w:sz w:val="15"/>
+                <w:szCs w:val="15"/>
+              </w:rPr>
+              <w:t xml:space="preserve">0.0</w:t>
             </w:r>
           </w:p>
         </w:tc>
@@ -5077,10 +4864,39 @@
             </w:pPr>
             <w:r>
               <w:rPr>
-                <w:sz w:val="15"/>
-                <w:szCs w:val="15"/>
-              </w:rPr>
-              <w:t xml:space="preserve">4</w:t>
+                <w:b w:val="false"/>
+                <w:bCs w:val="false"/>
+                <w:sz w:val="15"/>
+                <w:szCs w:val="15"/>
+              </w:rPr>
+              <w:t xml:space="preserve">0</w:t>
+            </w:r>
+          </w:p>
+        </w:tc>
+        <w:tc>
+          <w:tcPr>
+            <w:tcW w:type="dxa" w:w="536"/>
+            <w:tcMar>
+              <w:top w:type="dxa" w:w="40"/>
+              <w:left w:type="dxa" w:w="80"/>
+              <w:bottom w:type="dxa" w:w="40"/>
+              <w:right w:type="dxa" w:w="80"/>
+            </w:tcMar>
+            <w:vAlign w:val="center"/>
+          </w:tcPr>
+          <w:p>
+            <w:pPr>
+              <w:spacing w:after="0"/>
+              <w:jc w:val="center"/>
+            </w:pPr>
+            <w:r>
+              <w:rPr>
+                <w:b w:val="false"/>
+                <w:bCs w:val="false"/>
+                <w:sz w:val="15"/>
+                <w:szCs w:val="15"/>
+              </w:rPr>
+              <w:t xml:space="preserve">79–88</w:t>
             </w:r>
           </w:p>
         </w:tc>
@@ -5092,7 +4908,7 @@
         </w:trPr>
         <w:tc>
           <w:tcPr>
-            <w:tcW w:type="dxa" w:w="1700"/>
+            <w:tcW w:type="dxa" w:w="1330"/>
             <w:tcMar>
               <w:top w:type="dxa" w:w="40"/>
               <w:left w:type="dxa" w:w="80"/>
@@ -5108,10 +4924,12 @@
             </w:pPr>
             <w:r>
               <w:rPr>
-                <w:sz w:val="15"/>
-                <w:szCs w:val="15"/>
-              </w:rPr>
-              <w:t xml:space="preserve">Learning, 22:03, dead mister 22:09–22:21</w:t>
+                <w:b/>
+                <w:bCs/>
+                <w:sz w:val="15"/>
+                <w:szCs w:val="15"/>
+              </w:rPr>
+              <w:t xml:space="preserve">Rule, 60 min</w:t>
             </w:r>
           </w:p>
         </w:tc>
@@ -5133,10 +4951,12 @@
             </w:pPr>
             <w:r>
               <w:rPr>
-                <w:sz w:val="15"/>
-                <w:szCs w:val="15"/>
-              </w:rPr>
-              <w:t xml:space="preserve">78.9 %</w:t>
+                <w:b/>
+                <w:bCs/>
+                <w:sz w:val="15"/>
+                <w:szCs w:val="15"/>
+              </w:rPr>
+              <w:t xml:space="preserve">99.4 %</w:t>
             </w:r>
           </w:p>
         </w:tc>
@@ -5158,10 +4978,12 @@
             </w:pPr>
             <w:r>
               <w:rPr>
-                <w:sz w:val="15"/>
-                <w:szCs w:val="15"/>
-              </w:rPr>
-              <w:t xml:space="preserve">21.1 %</w:t>
+                <w:b/>
+                <w:bCs/>
+                <w:sz w:val="15"/>
+                <w:szCs w:val="15"/>
+              </w:rPr>
+              <w:t xml:space="preserve">0.6 %</w:t>
             </w:r>
           </w:p>
         </w:tc>
@@ -5183,10 +5005,12 @@
             </w:pPr>
             <w:r>
               <w:rPr>
-                <w:sz w:val="15"/>
-                <w:szCs w:val="15"/>
-              </w:rPr>
-              <w:t xml:space="preserve">13.9</w:t>
+                <w:b/>
+                <w:bCs/>
+                <w:sz w:val="15"/>
+                <w:szCs w:val="15"/>
+              </w:rPr>
+              <w:t xml:space="preserve">14.6</w:t>
             </w:r>
           </w:p>
         </w:tc>
@@ -5208,10 +5032,207 @@
             </w:pPr>
             <w:r>
               <w:rPr>
-                <w:sz w:val="15"/>
-                <w:szCs w:val="15"/>
-              </w:rPr>
-              <w:t xml:space="preserve">5</w:t>
+                <w:b/>
+                <w:bCs/>
+                <w:sz w:val="15"/>
+                <w:szCs w:val="15"/>
+              </w:rPr>
+              <w:t xml:space="preserve">4</w:t>
+            </w:r>
+          </w:p>
+        </w:tc>
+        <w:tc>
+          <w:tcPr>
+            <w:tcW w:type="dxa" w:w="536"/>
+            <w:tcMar>
+              <w:top w:type="dxa" w:w="40"/>
+              <w:left w:type="dxa" w:w="80"/>
+              <w:bottom w:type="dxa" w:w="40"/>
+              <w:right w:type="dxa" w:w="80"/>
+            </w:tcMar>
+            <w:vAlign w:val="center"/>
+          </w:tcPr>
+          <w:p>
+            <w:pPr>
+              <w:spacing w:after="0"/>
+              <w:jc w:val="center"/>
+            </w:pPr>
+            <w:r>
+              <w:rPr>
+                <w:b/>
+                <w:bCs/>
+                <w:sz w:val="15"/>
+                <w:szCs w:val="15"/>
+              </w:rPr>
+              <w:t xml:space="preserve"/>
+            </w:r>
+          </w:p>
+        </w:tc>
+      </w:tr>
+      <w:tr>
+        <w:trPr>
+          <w:cantSplit/>
+          <w:tblHeader w:val="false"/>
+        </w:trPr>
+        <w:tc>
+          <w:tcPr>
+            <w:tcW w:type="dxa" w:w="1330"/>
+            <w:tcMar>
+              <w:top w:type="dxa" w:w="40"/>
+              <w:left w:type="dxa" w:w="80"/>
+              <w:bottom w:type="dxa" w:w="40"/>
+              <w:right w:type="dxa" w:w="80"/>
+            </w:tcMar>
+            <w:vAlign w:val="center"/>
+          </w:tcPr>
+          <w:p>
+            <w:pPr>
+              <w:spacing w:after="0"/>
+              <w:jc w:val="left"/>
+            </w:pPr>
+            <w:r>
+              <w:rPr>
+                <w:b/>
+                <w:bCs/>
+                <w:sz w:val="15"/>
+                <w:szCs w:val="15"/>
+              </w:rPr>
+              <w:t xml:space="preserve">Learning, 60 min</w:t>
+            </w:r>
+          </w:p>
+        </w:tc>
+        <w:tc>
+          <w:tcPr>
+            <w:tcW w:type="dxa" w:w="760"/>
+            <w:tcMar>
+              <w:top w:type="dxa" w:w="40"/>
+              <w:left w:type="dxa" w:w="80"/>
+              <w:bottom w:type="dxa" w:w="40"/>
+              <w:right w:type="dxa" w:w="80"/>
+            </w:tcMar>
+            <w:vAlign w:val="center"/>
+          </w:tcPr>
+          <w:p>
+            <w:pPr>
+              <w:spacing w:after="0"/>
+              <w:jc w:val="center"/>
+            </w:pPr>
+            <w:r>
+              <w:rPr>
+                <w:b/>
+                <w:bCs/>
+                <w:sz w:val="15"/>
+                <w:szCs w:val="15"/>
+              </w:rPr>
+              <w:t xml:space="preserve">100.0 %</w:t>
+            </w:r>
+          </w:p>
+        </w:tc>
+        <w:tc>
+          <w:tcPr>
+            <w:tcW w:type="dxa" w:w="760"/>
+            <w:tcMar>
+              <w:top w:type="dxa" w:w="40"/>
+              <w:left w:type="dxa" w:w="80"/>
+              <w:bottom w:type="dxa" w:w="40"/>
+              <w:right w:type="dxa" w:w="80"/>
+            </w:tcMar>
+            <w:vAlign w:val="center"/>
+          </w:tcPr>
+          <w:p>
+            <w:pPr>
+              <w:spacing w:after="0"/>
+              <w:jc w:val="center"/>
+            </w:pPr>
+            <w:r>
+              <w:rPr>
+                <w:b/>
+                <w:bCs/>
+                <w:sz w:val="15"/>
+                <w:szCs w:val="15"/>
+              </w:rPr>
+              <w:t xml:space="preserve">0.0 %</w:t>
+            </w:r>
+          </w:p>
+        </w:tc>
+        <w:tc>
+          <w:tcPr>
+            <w:tcW w:type="dxa" w:w="780"/>
+            <w:tcMar>
+              <w:top w:type="dxa" w:w="40"/>
+              <w:left w:type="dxa" w:w="80"/>
+              <w:bottom w:type="dxa" w:w="40"/>
+              <w:right w:type="dxa" w:w="80"/>
+            </w:tcMar>
+            <w:vAlign w:val="center"/>
+          </w:tcPr>
+          <w:p>
+            <w:pPr>
+              <w:spacing w:after="0"/>
+              <w:jc w:val="center"/>
+            </w:pPr>
+            <w:r>
+              <w:rPr>
+                <w:b/>
+                <w:bCs/>
+                <w:sz w:val="15"/>
+                <w:szCs w:val="15"/>
+              </w:rPr>
+              <w:t xml:space="preserve">0.0</w:t>
+            </w:r>
+          </w:p>
+        </w:tc>
+        <w:tc>
+          <w:tcPr>
+            <w:tcW w:type="dxa" w:w="700"/>
+            <w:tcMar>
+              <w:top w:type="dxa" w:w="40"/>
+              <w:left w:type="dxa" w:w="80"/>
+              <w:bottom w:type="dxa" w:w="40"/>
+              <w:right w:type="dxa" w:w="80"/>
+            </w:tcMar>
+            <w:vAlign w:val="center"/>
+          </w:tcPr>
+          <w:p>
+            <w:pPr>
+              <w:spacing w:after="0"/>
+              <w:jc w:val="center"/>
+            </w:pPr>
+            <w:r>
+              <w:rPr>
+                <w:b/>
+                <w:bCs/>
+                <w:sz w:val="15"/>
+                <w:szCs w:val="15"/>
+              </w:rPr>
+              <w:t xml:space="preserve">0</w:t>
+            </w:r>
+          </w:p>
+        </w:tc>
+        <w:tc>
+          <w:tcPr>
+            <w:tcW w:type="dxa" w:w="536"/>
+            <w:tcMar>
+              <w:top w:type="dxa" w:w="40"/>
+              <w:left w:type="dxa" w:w="80"/>
+              <w:bottom w:type="dxa" w:w="40"/>
+              <w:right w:type="dxa" w:w="80"/>
+            </w:tcMar>
+            <w:vAlign w:val="center"/>
+          </w:tcPr>
+          <w:p>
+            <w:pPr>
+              <w:spacing w:after="0"/>
+              <w:jc w:val="center"/>
+            </w:pPr>
+            <w:r>
+              <w:rPr>
+                <w:b/>
+                <w:bCs/>
+                <w:sz w:val="15"/>
+                <w:szCs w:val="15"/>
+              </w:rPr>
+              <w:t xml:space="preserve"/>
             </w:r>
           </w:p>
         </w:tc>
@@ -5274,7 +5295,917 @@
           <w:sz w:val="16"/>
           <w:szCs w:val="16"/>
         </w:rPr>
-        <w:t xml:space="preserve">Fig. 4. Alternating session, evening, dry enclosure: both controllers mist most of the time; the dotted lines mark the software dead-mister window in the last block.</w:t>
+        <w:t xml:space="preserve">Fig. 4. Alternating session, night: the rule mists to its 300 s cap whenever the enclosure reaches 75 %; the learning controller, judging the enclosure's own equilibrium sufficient, never mists.</w:t>
+      </w:r>
+    </w:p>
+    <w:p>
+      <w:pPr>
+        <w:spacing w:after="0" w:line="240"/>
+        <w:ind w:firstLine="200"/>
+        <w:jc w:val="both"/>
+      </w:pPr>
+      <w:r>
+        <w:rPr>
+          <w:sz w:val="20"/>
+          <w:szCs w:val="20"/>
+        </w:rPr>
+        <w:t xml:space="preserve">The following evening the room had dried to 69 percent and the enclosure to 69 percent, and the picture reversed: the enclosure's passive equilibrium was now about 74 percent, just below the band, and one mist maker could raise the control reading only to about 82 percent, short of the controller's 88 percent target. Both controllers therefore misted most of the time (Table VI, Fig. 5). Taking the blocks as pairs on the same enclosure, the learning controller held the band 74.3 percent of the time against the rule's 65.6 percent starting from the dry enclosure, and 99.4 against 90.9 percent starting from an enclosure the previous block had left in band. It did so by holding the band from below with full-length bursts separated by 60 s rests, where the rule's fixed 180 s rest let the enclosure fall below 75 percent in every cycle; the cost was about 40 percent more mist time, 24 min against 16 to 18 min per half hour. The slow model's leak weight moved from the seeded minus 0.036 to minus 0.23, minus 0.16 and minus 0.13 per step over the three learning blocks. All 9,000 samples of the evening were valid, and no chip restart occurred.</w:t>
+      </w:r>
+    </w:p>
+    <w:p>
+      <w:pPr>
+        <w:keepNext/>
+        <w:spacing w:after="60" w:before="120"/>
+        <w:jc w:val="center"/>
+      </w:pPr>
+      <w:r>
+        <w:rPr>
+          <w:smallCaps/>
+          <w:sz w:val="16"/>
+          <w:szCs w:val="16"/>
+        </w:rPr>
+        <w:t xml:space="preserve">TABLE VI.  Alternating 30 min Blocks on a Dry Enclosure, Lid 4 cm (27 Sep 2026, evening)</w:t>
+      </w:r>
+    </w:p>
+    <w:tbl>
+      <w:tblPr>
+        <w:tblW w:type="dxa" w:w="4700"/>
+        <w:tblBorders>
+          <w:top w:val="single" w:color="auto" w:sz="4"/>
+          <w:left w:val="single" w:color="auto" w:sz="4"/>
+          <w:bottom w:val="single" w:color="auto" w:sz="4"/>
+          <w:right w:val="single" w:color="auto" w:sz="4"/>
+          <w:insideH w:val="single" w:color="auto" w:sz="4"/>
+          <w:insideV w:val="single" w:color="auto" w:sz="4"/>
+        </w:tblBorders>
+      </w:tblPr>
+      <w:tblGrid>
+        <w:gridCol w:w="1700"/>
+        <w:gridCol w:w="760"/>
+        <w:gridCol w:w="760"/>
+        <w:gridCol w:w="780"/>
+        <w:gridCol w:w="700"/>
+      </w:tblGrid>
+      <w:tr>
+        <w:trPr>
+          <w:cantSplit/>
+          <w:tblHeader/>
+        </w:trPr>
+        <w:tc>
+          <w:tcPr>
+            <w:tcW w:type="dxa" w:w="1700"/>
+            <w:shd w:fill="E7E6E6" w:color="auto" w:val="clear"/>
+            <w:tcMar>
+              <w:top w:type="dxa" w:w="40"/>
+              <w:left w:type="dxa" w:w="80"/>
+              <w:bottom w:type="dxa" w:w="40"/>
+              <w:right w:type="dxa" w:w="80"/>
+            </w:tcMar>
+            <w:vAlign w:val="center"/>
+          </w:tcPr>
+          <w:p>
+            <w:pPr>
+              <w:spacing w:after="0"/>
+              <w:jc w:val="left"/>
+            </w:pPr>
+            <w:r>
+              <w:rPr>
+                <w:b/>
+                <w:bCs/>
+                <w:sz w:val="15"/>
+                <w:szCs w:val="15"/>
+              </w:rPr>
+              <w:t xml:space="preserve">Block</w:t>
+            </w:r>
+          </w:p>
+        </w:tc>
+        <w:tc>
+          <w:tcPr>
+            <w:tcW w:type="dxa" w:w="760"/>
+            <w:shd w:fill="E7E6E6" w:color="auto" w:val="clear"/>
+            <w:tcMar>
+              <w:top w:type="dxa" w:w="40"/>
+              <w:left w:type="dxa" w:w="80"/>
+              <w:bottom w:type="dxa" w:w="40"/>
+              <w:right w:type="dxa" w:w="80"/>
+            </w:tcMar>
+            <w:vAlign w:val="center"/>
+          </w:tcPr>
+          <w:p>
+            <w:pPr>
+              <w:spacing w:after="0"/>
+              <w:jc w:val="center"/>
+            </w:pPr>
+            <w:r>
+              <w:rPr>
+                <w:b/>
+                <w:bCs/>
+                <w:sz w:val="15"/>
+                <w:szCs w:val="15"/>
+              </w:rPr>
+              <w:t xml:space="preserve">In 75–90 %</w:t>
+            </w:r>
+          </w:p>
+        </w:tc>
+        <w:tc>
+          <w:tcPr>
+            <w:tcW w:type="dxa" w:w="760"/>
+            <w:shd w:fill="E7E6E6" w:color="auto" w:val="clear"/>
+            <w:tcMar>
+              <w:top w:type="dxa" w:w="40"/>
+              <w:left w:type="dxa" w:w="80"/>
+              <w:bottom w:type="dxa" w:w="40"/>
+              <w:right w:type="dxa" w:w="80"/>
+            </w:tcMar>
+            <w:vAlign w:val="center"/>
+          </w:tcPr>
+          <w:p>
+            <w:pPr>
+              <w:spacing w:after="0"/>
+              <w:jc w:val="center"/>
+            </w:pPr>
+            <w:r>
+              <w:rPr>
+                <w:b/>
+                <w:bCs/>
+                <w:sz w:val="15"/>
+                <w:szCs w:val="15"/>
+              </w:rPr>
+              <w:t xml:space="preserve">Below 75 %</w:t>
+            </w:r>
+          </w:p>
+        </w:tc>
+        <w:tc>
+          <w:tcPr>
+            <w:tcW w:type="dxa" w:w="780"/>
+            <w:shd w:fill="E7E6E6" w:color="auto" w:val="clear"/>
+            <w:tcMar>
+              <w:top w:type="dxa" w:w="40"/>
+              <w:left w:type="dxa" w:w="80"/>
+              <w:bottom w:type="dxa" w:w="40"/>
+              <w:right w:type="dxa" w:w="80"/>
+            </w:tcMar>
+            <w:vAlign w:val="center"/>
+          </w:tcPr>
+          <w:p>
+            <w:pPr>
+              <w:spacing w:after="0"/>
+              <w:jc w:val="center"/>
+            </w:pPr>
+            <w:r>
+              <w:rPr>
+                <w:b/>
+                <w:bCs/>
+                <w:sz w:val="15"/>
+                <w:szCs w:val="15"/>
+              </w:rPr>
+              <w:t xml:space="preserve">Mist min</w:t>
+            </w:r>
+          </w:p>
+        </w:tc>
+        <w:tc>
+          <w:tcPr>
+            <w:tcW w:type="dxa" w:w="700"/>
+            <w:shd w:fill="E7E6E6" w:color="auto" w:val="clear"/>
+            <w:tcMar>
+              <w:top w:type="dxa" w:w="40"/>
+              <w:left w:type="dxa" w:w="80"/>
+              <w:bottom w:type="dxa" w:w="40"/>
+              <w:right w:type="dxa" w:w="80"/>
+            </w:tcMar>
+            <w:vAlign w:val="center"/>
+          </w:tcPr>
+          <w:p>
+            <w:pPr>
+              <w:spacing w:after="0"/>
+              <w:jc w:val="center"/>
+            </w:pPr>
+            <w:r>
+              <w:rPr>
+                <w:b/>
+                <w:bCs/>
+                <w:sz w:val="15"/>
+                <w:szCs w:val="15"/>
+              </w:rPr>
+              <w:t xml:space="preserve">Bursts</w:t>
+            </w:r>
+          </w:p>
+        </w:tc>
+      </w:tr>
+      <w:tr>
+        <w:trPr>
+          <w:cantSplit/>
+          <w:tblHeader w:val="false"/>
+        </w:trPr>
+        <w:tc>
+          <w:tcPr>
+            <w:tcW w:type="dxa" w:w="1700"/>
+            <w:tcMar>
+              <w:top w:type="dxa" w:w="40"/>
+              <w:left w:type="dxa" w:w="80"/>
+              <w:bottom w:type="dxa" w:w="40"/>
+              <w:right w:type="dxa" w:w="80"/>
+            </w:tcMar>
+            <w:vAlign w:val="center"/>
+          </w:tcPr>
+          <w:p>
+            <w:pPr>
+              <w:spacing w:after="0"/>
+              <w:jc w:val="left"/>
+            </w:pPr>
+            <w:r>
+              <w:rPr>
+                <w:sz w:val="15"/>
+                <w:szCs w:val="15"/>
+              </w:rPr>
+              <w:t xml:space="preserve">Learning, 20:03 (dry start)</w:t>
+            </w:r>
+          </w:p>
+        </w:tc>
+        <w:tc>
+          <w:tcPr>
+            <w:tcW w:type="dxa" w:w="760"/>
+            <w:tcMar>
+              <w:top w:type="dxa" w:w="40"/>
+              <w:left w:type="dxa" w:w="80"/>
+              <w:bottom w:type="dxa" w:w="40"/>
+              <w:right w:type="dxa" w:w="80"/>
+            </w:tcMar>
+            <w:vAlign w:val="center"/>
+          </w:tcPr>
+          <w:p>
+            <w:pPr>
+              <w:spacing w:after="0"/>
+              <w:jc w:val="center"/>
+            </w:pPr>
+            <w:r>
+              <w:rPr>
+                <w:sz w:val="15"/>
+                <w:szCs w:val="15"/>
+              </w:rPr>
+              <w:t xml:space="preserve">74.3 %</w:t>
+            </w:r>
+          </w:p>
+        </w:tc>
+        <w:tc>
+          <w:tcPr>
+            <w:tcW w:type="dxa" w:w="760"/>
+            <w:tcMar>
+              <w:top w:type="dxa" w:w="40"/>
+              <w:left w:type="dxa" w:w="80"/>
+              <w:bottom w:type="dxa" w:w="40"/>
+              <w:right w:type="dxa" w:w="80"/>
+            </w:tcMar>
+            <w:vAlign w:val="center"/>
+          </w:tcPr>
+          <w:p>
+            <w:pPr>
+              <w:spacing w:after="0"/>
+              <w:jc w:val="center"/>
+            </w:pPr>
+            <w:r>
+              <w:rPr>
+                <w:sz w:val="15"/>
+                <w:szCs w:val="15"/>
+              </w:rPr>
+              <w:t xml:space="preserve">25.7 %</w:t>
+            </w:r>
+          </w:p>
+        </w:tc>
+        <w:tc>
+          <w:tcPr>
+            <w:tcW w:type="dxa" w:w="780"/>
+            <w:tcMar>
+              <w:top w:type="dxa" w:w="40"/>
+              <w:left w:type="dxa" w:w="80"/>
+              <w:bottom w:type="dxa" w:w="40"/>
+              <w:right w:type="dxa" w:w="80"/>
+            </w:tcMar>
+            <w:vAlign w:val="center"/>
+          </w:tcPr>
+          <w:p>
+            <w:pPr>
+              <w:spacing w:after="0"/>
+              <w:jc w:val="center"/>
+            </w:pPr>
+            <w:r>
+              <w:rPr>
+                <w:sz w:val="15"/>
+                <w:szCs w:val="15"/>
+              </w:rPr>
+              <w:t xml:space="preserve">24.1</w:t>
+            </w:r>
+          </w:p>
+        </w:tc>
+        <w:tc>
+          <w:tcPr>
+            <w:tcW w:type="dxa" w:w="700"/>
+            <w:tcMar>
+              <w:top w:type="dxa" w:w="40"/>
+              <w:left w:type="dxa" w:w="80"/>
+              <w:bottom w:type="dxa" w:w="40"/>
+              <w:right w:type="dxa" w:w="80"/>
+            </w:tcMar>
+            <w:vAlign w:val="center"/>
+          </w:tcPr>
+          <w:p>
+            <w:pPr>
+              <w:spacing w:after="0"/>
+              <w:jc w:val="center"/>
+            </w:pPr>
+            <w:r>
+              <w:rPr>
+                <w:sz w:val="15"/>
+                <w:szCs w:val="15"/>
+              </w:rPr>
+              <w:t xml:space="preserve">6</w:t>
+            </w:r>
+          </w:p>
+        </w:tc>
+      </w:tr>
+      <w:tr>
+        <w:trPr>
+          <w:cantSplit/>
+          <w:tblHeader w:val="false"/>
+        </w:trPr>
+        <w:tc>
+          <w:tcPr>
+            <w:tcW w:type="dxa" w:w="1700"/>
+            <w:tcMar>
+              <w:top w:type="dxa" w:w="40"/>
+              <w:left w:type="dxa" w:w="80"/>
+              <w:bottom w:type="dxa" w:w="40"/>
+              <w:right w:type="dxa" w:w="80"/>
+            </w:tcMar>
+            <w:vAlign w:val="center"/>
+          </w:tcPr>
+          <w:p>
+            <w:pPr>
+              <w:spacing w:after="0"/>
+              <w:jc w:val="left"/>
+            </w:pPr>
+            <w:r>
+              <w:rPr>
+                <w:sz w:val="15"/>
+                <w:szCs w:val="15"/>
+              </w:rPr>
+              <w:t xml:space="preserve">Rule, 20:33</w:t>
+            </w:r>
+          </w:p>
+        </w:tc>
+        <w:tc>
+          <w:tcPr>
+            <w:tcW w:type="dxa" w:w="760"/>
+            <w:tcMar>
+              <w:top w:type="dxa" w:w="40"/>
+              <w:left w:type="dxa" w:w="80"/>
+              <w:bottom w:type="dxa" w:w="40"/>
+              <w:right w:type="dxa" w:w="80"/>
+            </w:tcMar>
+            <w:vAlign w:val="center"/>
+          </w:tcPr>
+          <w:p>
+            <w:pPr>
+              <w:spacing w:after="0"/>
+              <w:jc w:val="center"/>
+            </w:pPr>
+            <w:r>
+              <w:rPr>
+                <w:sz w:val="15"/>
+                <w:szCs w:val="15"/>
+              </w:rPr>
+              <w:t xml:space="preserve">65.6 %</w:t>
+            </w:r>
+          </w:p>
+        </w:tc>
+        <w:tc>
+          <w:tcPr>
+            <w:tcW w:type="dxa" w:w="760"/>
+            <w:tcMar>
+              <w:top w:type="dxa" w:w="40"/>
+              <w:left w:type="dxa" w:w="80"/>
+              <w:bottom w:type="dxa" w:w="40"/>
+              <w:right w:type="dxa" w:w="80"/>
+            </w:tcMar>
+            <w:vAlign w:val="center"/>
+          </w:tcPr>
+          <w:p>
+            <w:pPr>
+              <w:spacing w:after="0"/>
+              <w:jc w:val="center"/>
+            </w:pPr>
+            <w:r>
+              <w:rPr>
+                <w:sz w:val="15"/>
+                <w:szCs w:val="15"/>
+              </w:rPr>
+              <w:t xml:space="preserve">34.4 %</w:t>
+            </w:r>
+          </w:p>
+        </w:tc>
+        <w:tc>
+          <w:tcPr>
+            <w:tcW w:type="dxa" w:w="780"/>
+            <w:tcMar>
+              <w:top w:type="dxa" w:w="40"/>
+              <w:left w:type="dxa" w:w="80"/>
+              <w:bottom w:type="dxa" w:w="40"/>
+              <w:right w:type="dxa" w:w="80"/>
+            </w:tcMar>
+            <w:vAlign w:val="center"/>
+          </w:tcPr>
+          <w:p>
+            <w:pPr>
+              <w:spacing w:after="0"/>
+              <w:jc w:val="center"/>
+            </w:pPr>
+            <w:r>
+              <w:rPr>
+                <w:sz w:val="15"/>
+                <w:szCs w:val="15"/>
+              </w:rPr>
+              <w:t xml:space="preserve">18.2</w:t>
+            </w:r>
+          </w:p>
+        </w:tc>
+        <w:tc>
+          <w:tcPr>
+            <w:tcW w:type="dxa" w:w="700"/>
+            <w:tcMar>
+              <w:top w:type="dxa" w:w="40"/>
+              <w:left w:type="dxa" w:w="80"/>
+              <w:bottom w:type="dxa" w:w="40"/>
+              <w:right w:type="dxa" w:w="80"/>
+            </w:tcMar>
+            <w:vAlign w:val="center"/>
+          </w:tcPr>
+          <w:p>
+            <w:pPr>
+              <w:spacing w:after="0"/>
+              <w:jc w:val="center"/>
+            </w:pPr>
+            <w:r>
+              <w:rPr>
+                <w:sz w:val="15"/>
+                <w:szCs w:val="15"/>
+              </w:rPr>
+              <w:t xml:space="preserve">4</w:t>
+            </w:r>
+          </w:p>
+        </w:tc>
+      </w:tr>
+      <w:tr>
+        <w:trPr>
+          <w:cantSplit/>
+          <w:tblHeader w:val="false"/>
+        </w:trPr>
+        <w:tc>
+          <w:tcPr>
+            <w:tcW w:type="dxa" w:w="1700"/>
+            <w:tcMar>
+              <w:top w:type="dxa" w:w="40"/>
+              <w:left w:type="dxa" w:w="80"/>
+              <w:bottom w:type="dxa" w:w="40"/>
+              <w:right w:type="dxa" w:w="80"/>
+            </w:tcMar>
+            <w:vAlign w:val="center"/>
+          </w:tcPr>
+          <w:p>
+            <w:pPr>
+              <w:spacing w:after="0"/>
+              <w:jc w:val="left"/>
+            </w:pPr>
+            <w:r>
+              <w:rPr>
+                <w:sz w:val="15"/>
+                <w:szCs w:val="15"/>
+              </w:rPr>
+              <w:t xml:space="preserve">Learning, 21:03</w:t>
+            </w:r>
+          </w:p>
+        </w:tc>
+        <w:tc>
+          <w:tcPr>
+            <w:tcW w:type="dxa" w:w="760"/>
+            <w:tcMar>
+              <w:top w:type="dxa" w:w="40"/>
+              <w:left w:type="dxa" w:w="80"/>
+              <w:bottom w:type="dxa" w:w="40"/>
+              <w:right w:type="dxa" w:w="80"/>
+            </w:tcMar>
+            <w:vAlign w:val="center"/>
+          </w:tcPr>
+          <w:p>
+            <w:pPr>
+              <w:spacing w:after="0"/>
+              <w:jc w:val="center"/>
+            </w:pPr>
+            <w:r>
+              <w:rPr>
+                <w:sz w:val="15"/>
+                <w:szCs w:val="15"/>
+              </w:rPr>
+              <w:t xml:space="preserve">99.4 %</w:t>
+            </w:r>
+          </w:p>
+        </w:tc>
+        <w:tc>
+          <w:tcPr>
+            <w:tcW w:type="dxa" w:w="760"/>
+            <w:tcMar>
+              <w:top w:type="dxa" w:w="40"/>
+              <w:left w:type="dxa" w:w="80"/>
+              <w:bottom w:type="dxa" w:w="40"/>
+              <w:right w:type="dxa" w:w="80"/>
+            </w:tcMar>
+            <w:vAlign w:val="center"/>
+          </w:tcPr>
+          <w:p>
+            <w:pPr>
+              <w:spacing w:after="0"/>
+              <w:jc w:val="center"/>
+            </w:pPr>
+            <w:r>
+              <w:rPr>
+                <w:sz w:val="15"/>
+                <w:szCs w:val="15"/>
+              </w:rPr>
+              <w:t xml:space="preserve">0.6 %</w:t>
+            </w:r>
+          </w:p>
+        </w:tc>
+        <w:tc>
+          <w:tcPr>
+            <w:tcW w:type="dxa" w:w="780"/>
+            <w:tcMar>
+              <w:top w:type="dxa" w:w="40"/>
+              <w:left w:type="dxa" w:w="80"/>
+              <w:bottom w:type="dxa" w:w="40"/>
+              <w:right w:type="dxa" w:w="80"/>
+            </w:tcMar>
+            <w:vAlign w:val="center"/>
+          </w:tcPr>
+          <w:p>
+            <w:pPr>
+              <w:spacing w:after="0"/>
+              <w:jc w:val="center"/>
+            </w:pPr>
+            <w:r>
+              <w:rPr>
+                <w:sz w:val="15"/>
+                <w:szCs w:val="15"/>
+              </w:rPr>
+              <w:t xml:space="preserve">24.0</w:t>
+            </w:r>
+          </w:p>
+        </w:tc>
+        <w:tc>
+          <w:tcPr>
+            <w:tcW w:type="dxa" w:w="700"/>
+            <w:tcMar>
+              <w:top w:type="dxa" w:w="40"/>
+              <w:left w:type="dxa" w:w="80"/>
+              <w:bottom w:type="dxa" w:w="40"/>
+              <w:right w:type="dxa" w:w="80"/>
+            </w:tcMar>
+            <w:vAlign w:val="center"/>
+          </w:tcPr>
+          <w:p>
+            <w:pPr>
+              <w:spacing w:after="0"/>
+              <w:jc w:val="center"/>
+            </w:pPr>
+            <w:r>
+              <w:rPr>
+                <w:sz w:val="15"/>
+                <w:szCs w:val="15"/>
+              </w:rPr>
+              <w:t xml:space="preserve">6</w:t>
+            </w:r>
+          </w:p>
+        </w:tc>
+      </w:tr>
+      <w:tr>
+        <w:trPr>
+          <w:cantSplit/>
+          <w:tblHeader w:val="false"/>
+        </w:trPr>
+        <w:tc>
+          <w:tcPr>
+            <w:tcW w:type="dxa" w:w="1700"/>
+            <w:tcMar>
+              <w:top w:type="dxa" w:w="40"/>
+              <w:left w:type="dxa" w:w="80"/>
+              <w:bottom w:type="dxa" w:w="40"/>
+              <w:right w:type="dxa" w:w="80"/>
+            </w:tcMar>
+            <w:vAlign w:val="center"/>
+          </w:tcPr>
+          <w:p>
+            <w:pPr>
+              <w:spacing w:after="0"/>
+              <w:jc w:val="left"/>
+            </w:pPr>
+            <w:r>
+              <w:rPr>
+                <w:sz w:val="15"/>
+                <w:szCs w:val="15"/>
+              </w:rPr>
+              <w:t xml:space="preserve">Rule, 21:33</w:t>
+            </w:r>
+          </w:p>
+        </w:tc>
+        <w:tc>
+          <w:tcPr>
+            <w:tcW w:type="dxa" w:w="760"/>
+            <w:tcMar>
+              <w:top w:type="dxa" w:w="40"/>
+              <w:left w:type="dxa" w:w="80"/>
+              <w:bottom w:type="dxa" w:w="40"/>
+              <w:right w:type="dxa" w:w="80"/>
+            </w:tcMar>
+            <w:vAlign w:val="center"/>
+          </w:tcPr>
+          <w:p>
+            <w:pPr>
+              <w:spacing w:after="0"/>
+              <w:jc w:val="center"/>
+            </w:pPr>
+            <w:r>
+              <w:rPr>
+                <w:sz w:val="15"/>
+                <w:szCs w:val="15"/>
+              </w:rPr>
+              <w:t xml:space="preserve">90.9 %</w:t>
+            </w:r>
+          </w:p>
+        </w:tc>
+        <w:tc>
+          <w:tcPr>
+            <w:tcW w:type="dxa" w:w="760"/>
+            <w:tcMar>
+              <w:top w:type="dxa" w:w="40"/>
+              <w:left w:type="dxa" w:w="80"/>
+              <w:bottom w:type="dxa" w:w="40"/>
+              <w:right w:type="dxa" w:w="80"/>
+            </w:tcMar>
+            <w:vAlign w:val="center"/>
+          </w:tcPr>
+          <w:p>
+            <w:pPr>
+              <w:spacing w:after="0"/>
+              <w:jc w:val="center"/>
+            </w:pPr>
+            <w:r>
+              <w:rPr>
+                <w:sz w:val="15"/>
+                <w:szCs w:val="15"/>
+              </w:rPr>
+              <w:t xml:space="preserve">9.1 %</w:t>
+            </w:r>
+          </w:p>
+        </w:tc>
+        <w:tc>
+          <w:tcPr>
+            <w:tcW w:type="dxa" w:w="780"/>
+            <w:tcMar>
+              <w:top w:type="dxa" w:w="40"/>
+              <w:left w:type="dxa" w:w="80"/>
+              <w:bottom w:type="dxa" w:w="40"/>
+              <w:right w:type="dxa" w:w="80"/>
+            </w:tcMar>
+            <w:vAlign w:val="center"/>
+          </w:tcPr>
+          <w:p>
+            <w:pPr>
+              <w:spacing w:after="0"/>
+              <w:jc w:val="center"/>
+            </w:pPr>
+            <w:r>
+              <w:rPr>
+                <w:sz w:val="15"/>
+                <w:szCs w:val="15"/>
+              </w:rPr>
+              <w:t xml:space="preserve">16.3</w:t>
+            </w:r>
+          </w:p>
+        </w:tc>
+        <w:tc>
+          <w:tcPr>
+            <w:tcW w:type="dxa" w:w="700"/>
+            <w:tcMar>
+              <w:top w:type="dxa" w:w="40"/>
+              <w:left w:type="dxa" w:w="80"/>
+              <w:bottom w:type="dxa" w:w="40"/>
+              <w:right w:type="dxa" w:w="80"/>
+            </w:tcMar>
+            <w:vAlign w:val="center"/>
+          </w:tcPr>
+          <w:p>
+            <w:pPr>
+              <w:spacing w:after="0"/>
+              <w:jc w:val="center"/>
+            </w:pPr>
+            <w:r>
+              <w:rPr>
+                <w:sz w:val="15"/>
+                <w:szCs w:val="15"/>
+              </w:rPr>
+              <w:t xml:space="preserve">4</w:t>
+            </w:r>
+          </w:p>
+        </w:tc>
+      </w:tr>
+      <w:tr>
+        <w:trPr>
+          <w:cantSplit/>
+          <w:tblHeader w:val="false"/>
+        </w:trPr>
+        <w:tc>
+          <w:tcPr>
+            <w:tcW w:type="dxa" w:w="1700"/>
+            <w:tcMar>
+              <w:top w:type="dxa" w:w="40"/>
+              <w:left w:type="dxa" w:w="80"/>
+              <w:bottom w:type="dxa" w:w="40"/>
+              <w:right w:type="dxa" w:w="80"/>
+            </w:tcMar>
+            <w:vAlign w:val="center"/>
+          </w:tcPr>
+          <w:p>
+            <w:pPr>
+              <w:spacing w:after="0"/>
+              <w:jc w:val="left"/>
+            </w:pPr>
+            <w:r>
+              <w:rPr>
+                <w:sz w:val="15"/>
+                <w:szCs w:val="15"/>
+              </w:rPr>
+              <w:t xml:space="preserve">Learning, 22:03, dead mister 22:09–22:21</w:t>
+            </w:r>
+          </w:p>
+        </w:tc>
+        <w:tc>
+          <w:tcPr>
+            <w:tcW w:type="dxa" w:w="760"/>
+            <w:tcMar>
+              <w:top w:type="dxa" w:w="40"/>
+              <w:left w:type="dxa" w:w="80"/>
+              <w:bottom w:type="dxa" w:w="40"/>
+              <w:right w:type="dxa" w:w="80"/>
+            </w:tcMar>
+            <w:vAlign w:val="center"/>
+          </w:tcPr>
+          <w:p>
+            <w:pPr>
+              <w:spacing w:after="0"/>
+              <w:jc w:val="center"/>
+            </w:pPr>
+            <w:r>
+              <w:rPr>
+                <w:sz w:val="15"/>
+                <w:szCs w:val="15"/>
+              </w:rPr>
+              <w:t xml:space="preserve">78.9 %</w:t>
+            </w:r>
+          </w:p>
+        </w:tc>
+        <w:tc>
+          <w:tcPr>
+            <w:tcW w:type="dxa" w:w="760"/>
+            <w:tcMar>
+              <w:top w:type="dxa" w:w="40"/>
+              <w:left w:type="dxa" w:w="80"/>
+              <w:bottom w:type="dxa" w:w="40"/>
+              <w:right w:type="dxa" w:w="80"/>
+            </w:tcMar>
+            <w:vAlign w:val="center"/>
+          </w:tcPr>
+          <w:p>
+            <w:pPr>
+              <w:spacing w:after="0"/>
+              <w:jc w:val="center"/>
+            </w:pPr>
+            <w:r>
+              <w:rPr>
+                <w:sz w:val="15"/>
+                <w:szCs w:val="15"/>
+              </w:rPr>
+              <w:t xml:space="preserve">21.1 %</w:t>
+            </w:r>
+          </w:p>
+        </w:tc>
+        <w:tc>
+          <w:tcPr>
+            <w:tcW w:type="dxa" w:w="780"/>
+            <w:tcMar>
+              <w:top w:type="dxa" w:w="40"/>
+              <w:left w:type="dxa" w:w="80"/>
+              <w:bottom w:type="dxa" w:w="40"/>
+              <w:right w:type="dxa" w:w="80"/>
+            </w:tcMar>
+            <w:vAlign w:val="center"/>
+          </w:tcPr>
+          <w:p>
+            <w:pPr>
+              <w:spacing w:after="0"/>
+              <w:jc w:val="center"/>
+            </w:pPr>
+            <w:r>
+              <w:rPr>
+                <w:sz w:val="15"/>
+                <w:szCs w:val="15"/>
+              </w:rPr>
+              <w:t xml:space="preserve">13.9</w:t>
+            </w:r>
+          </w:p>
+        </w:tc>
+        <w:tc>
+          <w:tcPr>
+            <w:tcW w:type="dxa" w:w="700"/>
+            <w:tcMar>
+              <w:top w:type="dxa" w:w="40"/>
+              <w:left w:type="dxa" w:w="80"/>
+              <w:bottom w:type="dxa" w:w="40"/>
+              <w:right w:type="dxa" w:w="80"/>
+            </w:tcMar>
+            <w:vAlign w:val="center"/>
+          </w:tcPr>
+          <w:p>
+            <w:pPr>
+              <w:spacing w:after="0"/>
+              <w:jc w:val="center"/>
+            </w:pPr>
+            <w:r>
+              <w:rPr>
+                <w:sz w:val="15"/>
+                <w:szCs w:val="15"/>
+              </w:rPr>
+              <w:t xml:space="preserve">5</w:t>
+            </w:r>
+          </w:p>
+        </w:tc>
+      </w:tr>
+    </w:tbl>
+    <w:p>
+      <w:pPr>
+        <w:keepNext/>
+        <w:spacing w:after="60" w:before="120"/>
+        <w:jc w:val="center"/>
+      </w:pPr>
+      <w:r>
+        <w:drawing>
+          <wp:inline distT="0" distB="0" distL="0" distR="0">
+            <wp:extent cx="3086100" cy="1800225"/>
+            <wp:effectExtent t="0" r="0" b="0" l="0"/>
+            <wp:docPr id="1" name="" descr="" title=""/>
+            <wp:cNvGraphicFramePr>
+              <a:graphicFrameLocks xmlns:a="http://schemas.openxmlformats.org/drawingml/2006/main" noChangeAspect="1"/>
+            </wp:cNvGraphicFramePr>
+            <a:graphic xmlns:a="http://schemas.openxmlformats.org/drawingml/2006/main">
+              <a:graphicData uri="http://schemas.openxmlformats.org/drawingml/2006/picture">
+                <pic:pic xmlns:pic="http://schemas.openxmlformats.org/drawingml/2006/picture">
+                  <pic:nvPicPr>
+                    <pic:cNvPr id="0" name="" descr=""/>
+                    <pic:cNvPicPr>
+                      <a:picLocks noChangeAspect="1" noChangeArrowheads="1"/>
+                    </pic:cNvPicPr>
+                  </pic:nvPicPr>
+                  <pic:blipFill>
+                    <a:blip r:embed="rId13" cstate="none"/>
+                    <a:srcRect/>
+                    <a:stretch>
+                      <a:fillRect/>
+                    </a:stretch>
+                  </pic:blipFill>
+                  <pic:spPr bwMode="auto">
+                    <a:xfrm>
+                      <a:off x="0" y="0"/>
+                      <a:ext cx="3086100" cy="1800225"/>
+                    </a:xfrm>
+                    <a:prstGeom prst="rect">
+                      <a:avLst/>
+                    </a:prstGeom>
+                  </pic:spPr>
+                </pic:pic>
+              </a:graphicData>
+            </a:graphic>
+          </wp:inline>
+        </w:drawing>
+      </w:r>
+    </w:p>
+    <w:p>
+      <w:pPr>
+        <w:spacing w:after="160"/>
+        <w:jc w:val="center"/>
+      </w:pPr>
+      <w:r>
+        <w:rPr>
+          <w:sz w:val="16"/>
+          <w:szCs w:val="16"/>
+        </w:rPr>
+        <w:t xml:space="preserve">Fig. 5. Alternating session, evening, dry enclosure: both controllers mist most of the time; the dotted lines mark the software dead-mister window in the last block.</w:t>
       </w:r>
     </w:p>
     <w:p>
@@ -5465,7 +6396,7 @@
           <w:sz w:val="16"/>
           <w:szCs w:val="16"/>
         </w:rPr>
-        <w:t xml:space="preserve">[1]	M. Codeluppi, L. Davoli, and G. Ferrari, “Forecasting air temperature on edge devices with embedded AI,” Sensors, vol. 21, no. 12, Art. no. 3973, 2021.</w:t>
+        <w:t xml:space="preserve">[1]	G. Codeluppi, L. Davoli, and G. Ferrari, “Forecasting air temperature on edge devices with embedded AI,” Sensors, vol. 21, no. 12, Art. no. 3973, 2021, doi: 10.3390/s21123973.</w:t>
       </w:r>
     </w:p>
     <w:p>
@@ -5482,7 +6413,7 @@
           <w:sz w:val="16"/>
           <w:szCs w:val="16"/>
         </w:rPr>
-        <w:t xml:space="preserve">[2]	I. Ihoume, R. Tadili, N. Arbaoui, M. Benchrifa, A. Idrissi, and M. Daoudi, “Developing a multi-label tinyML machine learning model for an active and optimized greenhouse microclimate control from multivariate sensed data,” Artif. Intell. Agric., vol. 6, pp. 129–137, 2022.</w:t>
+        <w:t xml:space="preserve">[2]	I. Ihoume, R. Tadili, N. Arbaoui, M. Benchrifa, A. Idrissi, and M. Daoudi, “Developing a multi-label tinyML machine learning model for an active and optimized greenhouse microclimate control from multivariate sensed data,” Artif. Intell. Agric., vol. 6, pp. 129–137, 2022, doi: 10.1016/j.aiia.2022.08.003.</w:t>
       </w:r>
     </w:p>
     <w:p>
@@ -5499,7 +6430,7 @@
           <w:sz w:val="16"/>
           <w:szCs w:val="16"/>
         </w:rPr>
-        <w:t xml:space="preserve">[3]	K. A. D. Sukowati et al., “K-NN based TinyML on ESP32 for mushroom cultivation climate control,” J. Nas. Tek. Elektro Teknol. Inf. (JNTETI), vol. 15, no. 3, 2026, doi: 10.22146/jnteti.v15i3.25532.</w:t>
+        <w:t xml:space="preserve">[3]	A. I. Sukowati, N. Marliza, and D. Saptono, “Edge AI–based threshold-free control for mushroom farming using K-NN on ESP32,” J. Nas. Tek. Elektro Teknol. Inf., vol. 15, no. 3, pp. 239–248, 2026, doi: 10.22146/jnteti.v15i3.25532.</w:t>
       </w:r>
     </w:p>
     <w:p>
@@ -5516,7 +6447,7 @@
           <w:sz w:val="16"/>
           <w:szCs w:val="16"/>
         </w:rPr>
-        <w:t xml:space="preserve">[4]	H. Ren, D. Anicic, and T. A. Runkler, “TinyOL: TinyML with online-learning on microcontrollers,” in Proc. Int. Joint Conf. Neural Netw. (IJCNN), 2021.</w:t>
+        <w:t xml:space="preserve">[4]	H. Ren, D. Anicic, and T. A. Runkler, “TinyOL: TinyML with online-learning on microcontrollers,” in Proc. Int. Joint Conf. Neural Netw. (IJCNN), 2021, pp. 1–8, doi: 10.1109/IJCNN52387.2021.9533927.</w:t>
       </w:r>
     </w:p>
     <w:p>
@@ -5533,7 +6464,7 @@
           <w:sz w:val="16"/>
           <w:szCs w:val="16"/>
         </w:rPr>
-        <w:t xml:space="preserve">[5]	S. Disabato and M. Roveri, “Tiny machine learning for concept drift,” IEEE Trans. Neural Netw. Learn. Syst., 2022, doi: 10.1109/TNNLS.2022.3229897.</w:t>
+        <w:t xml:space="preserve">[5]	S. Disabato and M. Roveri, “Tiny machine learning for concept drift,” IEEE Trans. Neural Netw. Learn. Syst., vol. 35, no. 6, pp. 8470–8481, 2024, doi: 10.1109/TNNLS.2022.3229897.</w:t>
       </w:r>
     </w:p>
     <w:p>
@@ -5550,7 +6481,7 @@
           <w:sz w:val="16"/>
           <w:szCs w:val="16"/>
         </w:rPr>
-        <w:t xml:space="preserve">[6]	M. Pavan, E. Ostrovan, A. Caltabiano, and M. Roveri, “TyBox: An automatic design and code generation toolbox for TinyML incremental on-device learning,” ACM Trans. Embed. Comput. Syst., 2023.</w:t>
+        <w:t xml:space="preserve">[6]	M. Pavan, E. Ostrovan, A. Caltabiano, and M. Roveri, “TyBox: An automatic design and code generation toolbox for TinyML incremental on-device learning,” ACM Trans. Embed. Comput. Syst., vol. 23, no. 3, pp. 1–27, 2024, doi: 10.1145/3604566.</w:t>
       </w:r>
     </w:p>
     <w:p>
@@ -5567,7 +6498,7 @@
           <w:sz w:val="16"/>
           <w:szCs w:val="16"/>
         </w:rPr>
-        <w:t xml:space="preserve">[7]	B. Morcego, W. Yin, S. Boersma, E. van Henten, V. Puig, and C. Sun, “Reinforcement learning versus model predictive control on greenhouse climate control,” Comput. Electron. Agric., vol. 215, Art. no. 108372, 2023.</w:t>
+        <w:t xml:space="preserve">[7]	B. Morcego, W. Yin, S. Boersma, E. van Henten, V. Puig, and C. Sun, “Reinforcement learning versus model predictive control on greenhouse climate control,” Comput. Electron. Agric., vol. 215, Art. no. 108372, 2023, doi: 10.1016/j.compag.2023.108372.</w:t>
       </w:r>
     </w:p>
     <w:p>
@@ -5584,7 +6515,7 @@
           <w:sz w:val="16"/>
           <w:szCs w:val="16"/>
         </w:rPr>
-        <w:t xml:space="preserve">[8]	H. Sun et al., “Grey-box humidity model identified on an STM32 for humidifier scheduling,” 2023 (as indexed by Consensus; full citation to be verified before submission).</w:t>
+        <w:t xml:space="preserve">[8]	B. Bicski, K. Farkas, and A. Pekar, “Simple heuristics as a viable alternative to machine learning-based anomaly detection in industrial IoT,” IEEE Internet Things Mag., vol. 6, no. 3, pp. 104–109, 2023, doi: 10.1109/IOTM.001.2200232.</w:t>
       </w:r>
     </w:p>
     <w:p>
@@ -5601,7 +6532,7 @@
           <w:sz w:val="16"/>
           <w:szCs w:val="16"/>
         </w:rPr>
-        <w:t xml:space="preserve">[9]	P. Bicski et al., “A simple autoregressive model versus an autoencoder for anomaly detection on industrial time series,” IEEE Internet Things Mag., 2023 (full citation to be verified before submission).</w:t>
+        <w:t xml:space="preserve">[9]	Bosch Sensortec, “BME280: Combined humidity and pressure sensor,” Datasheet BST-BME280-DS002, Reutlingen, Germany.</w:t>
       </w:r>
     </w:p>
     <w:p>
@@ -5618,24 +6549,7 @@
           <w:sz w:val="16"/>
           <w:szCs w:val="16"/>
         </w:rPr>
-        <w:t xml:space="preserve">[10]	Bosch Sensortec, “BME280: Combined humidity and pressure sensor,” Datasheet BST-BME280-DS002, Reutlingen, Germany.</w:t>
-      </w:r>
-    </w:p>
-    <w:p>
-      <w:pPr>
-        <w:tabs>
-          <w:tab w:val="left" w:pos="360"/>
-        </w:tabs>
-        <w:spacing w:after="40"/>
-        <w:ind w:left="360" w:hanging="360"/>
-        <w:jc w:val="left"/>
-      </w:pPr>
-      <w:r>
-        <w:rPr>
-          <w:sz w:val="16"/>
-          <w:szCs w:val="16"/>
-        </w:rPr>
-        <w:t xml:space="preserve">[11]	Espressif Systems, “ESP32 series datasheet,” Shanghai, China. [Online]. Available: https://www.espressif.com/en/support/documents/technical-documents</w:t>
+        <w:t xml:space="preserve">[10]	Espressif Systems, “ESP32 series datasheet,” Shanghai, China. [Online]. Available: https://www.espressif.com/en/support/documents/technical-documents</w:t>
       </w:r>
     </w:p>
     <w:sectPr>

--- a/docs/paper/terrarium-brain-paper.docx
+++ b/docs/paper/terrarium-brain-paper.docx
@@ -647,7 +647,7 @@
           <w:sz w:val="20"/>
           <w:szCs w:val="20"/>
         </w:rPr>
-        <w:t xml:space="preserve">—Low-cost terrarium controllers regulate humidity with a fixed hysteresis rule that neither adapts to the enclosure nor notices a failed part. We present a controller built on one small physics-shaped model, six weights updated online by dual-timescale recursive least squares in absolute humidity, which sizes each mist burst and detects faults from prediction residuals followed by an active quiet-then-mist test. Its state is about 2 kB, sized for the ESP32 already in the enclosure. We evaluated it on a real acrylic enclosure with an ultrasonic mist maker and two BME280 sensors, logging at 1 Hz, in 5.5 h of closed-loop runs that alternated with the enclosure's production rule (mist below 75 % RH, 300 s cap, 180 s rest). On a dry enclosure the learning controller held the 75–90 % band 74 % and 99 % of the time against the rule's 66 % and 91 % in paired blocks, with about 40 % more mist time; a burst-level analysis attributes this difference to its 77 % trigger and 60 s rest rather than to learning, because the target was out of reach and 15 of the 18 bursts it planned ran to the same 300 s cap. Learning did change its decisions: within one burst cycle the leak estimate rose 2.3 to 4.1 times and planned bursts grew from 80–125 s to the cap. When the lid was removed the controller flagged an anomaly within 1 s and named a leak after 400 s, and it withdrew a false alarm caused by a drying sensor after testing for 6.5 min. A software-injected dead mister went undetected for 12 min; we analyse why.</w:t>
+        <w:t xml:space="preserve">—Low-cost terrarium controllers regulate humidity with a fixed hysteresis rule that neither adapts to the enclosure nor notices a failed part. We present a controller built on one small physics-shaped model, six weights updated online by dual-timescale recursive least squares in absolute humidity, which sizes each mist burst and detects faults from prediction residuals followed by an active quiet-then-mist test. Its state is about 2 kB, sized for the ESP32 already in the enclosure. We evaluated it on a real acrylic enclosure with an ultrasonic mist maker and two BME280 sensors, logging at 1 Hz, in about 7 h of closed-loop runs that alternated with the enclosure's production rule (mist below 75 % RH, 300 s cap, 180 s rest). On a dry enclosure the learning controller held the 75–90 % band 74 % and 99 % of the time against the rule's 66 % and 91 % in paired blocks, with about 40 % more mist time; a burst-level analysis attributes this difference to its 77 % trigger and 60 s rest rather than to learning, because the target was out of reach and 15 of the 18 bursts it planned ran to the same 300 s cap. Learning did change its decisions: within one burst cycle the leak estimate rose 2.3 to 4.1 times and planned bursts grew from 80–125 s to the cap. In a dry-start test against a rule with matched settings the model sized shorter first bursts, but the mister's output varied up to fivefold between cycles, so no water saving is shown. When the lid was removed the controller flagged an anomaly within 1 s and named a leak after 400 s, and it withdrew a false alarm caused by a drying sensor after testing for 6.5 min. A software-injected dead mister went undetected for 12 min; we analyse why.</w:t>
       </w:r>
     </w:p>
     <w:p>
@@ -2107,7 +2107,7 @@
                 <w:sz w:val="14"/>
                 <w:szCs w:val="14"/>
               </w:rPr>
-              <w:t xml:space="preserve">hardware: missed (V-E); simulation: yes</w:t>
+              <w:t xml:space="preserve">hardware: missed (V-F); simulation: yes</w:t>
             </w:r>
           </w:p>
         </w:tc>
@@ -2945,6 +2945,35 @@
           <w:szCs w:val="20"/>
         </w:rPr>
         <w:t xml:space="preserve">With the lid propped 4 cm, the controllers alternated in 30 min blocks in two sessions: at night, with the room at 71 to 73 % RH, in the order rule, learning, rule, learning; and the next evening, with the room at 69 %, in the order learning, rule, learning, rule, learning. In the last evening block the controller's mist commands were dropped before reaching the firmware from minute 6 to minute 18, so the mister was effectively dead while the controller believed it was misting. Blocks were sequential, so each started from the state the previous one left and carry-over between blocks is possible; Table IV lists the starting RH. The metrics are the fraction of samples inside the 75 to 90 % band and below it, mist minutes as a proxy for water (volume was not weighed), and the number of bursts.</w:t>
+      </w:r>
+    </w:p>
+    <w:p>
+      <w:pPr>
+        <w:keepNext/>
+        <w:spacing w:after="40" w:before="100"/>
+      </w:pPr>
+      <w:r>
+        <w:rPr>
+          <w:i/>
+          <w:iCs/>
+          <w:sz w:val="20"/>
+          <w:szCs w:val="20"/>
+        </w:rPr>
+        <w:t xml:space="preserve">D. Dry-Start Test with a Matched Rule</w:t>
+      </w:r>
+    </w:p>
+    <w:p>
+      <w:pPr>
+        <w:spacing w:after="0" w:line="240"/>
+        <w:ind w:firstLine="200"/>
+        <w:jc w:val="both"/>
+      </w:pPr>
+      <w:r>
+        <w:rPr>
+          <w:sz w:val="20"/>
+          <w:szCs w:val="20"/>
+        </w:rPr>
+        <w:t xml:space="preserve">To test burst sizing where the 88 % target is reachable, the lid was set to 1 cm, where the enclosure holds about 80 % by itself. Each cycle began with the lid removed until the control reading fell to 73 %; the lid was then replaced at 1 cm and one controller ran for 20 min, either the learning controller or a rule matched to its settings (mist below 77 %, stop at 88 % or after 300 s, rest 60 s). Two pairs were run, with the mist tray refilled between them; a third rule cycle was discarded because of the sensor fault described in Section VI.</w:t>
       </w:r>
     </w:p>
     <w:p>
@@ -6557,7 +6586,7 @@
           <w:sz w:val="20"/>
           <w:szCs w:val="20"/>
         </w:rPr>
-        <w:t xml:space="preserve">The burst logs explain both sessions, and neither result can be credited to learning. At night the learning controller did not decide to save water: its 77 % trigger was never crossed at its 5 s sampling, whereas the rule's 75 % trigger was reached after its own bursts decayed, and both learning blocks began just after a rule burst (79.3 and 87.6 % at block start), so carry-over favoured them. The night session therefore gives no evidence of water saving. In the evening the 88 % target was out of reach, so 15 of the learning controller's 18 bursts ran to the 300 s cap, where every rule burst also stopped; the controllers differed only in trigger (77 against 75 %) and rest (60 against 180 s). A hysteresis rule with a 77 % trigger and a 60 s rest would issue the same commands except for the first burst of each block, so both the better time in band and the extra water are effects of those settings. Learning did change the controller's decisions: each block began with the closed-box seed, which predicted that 80 to 125 s would reach 88 %; within 2.5 to 3 min, one burst cycle, the fast leak estimate rose 2.3 to 4.1 times and every later plan went to the cap. Model-based sizing mattered only where the target was reachable, which on hardware happened during the lid fault (bursts of 10 to 40 s). A comparison against a rule with matched trigger and rest, in a regime where the target is reachable, is the experiment that would isolate the value of the model.</w:t>
+        <w:t xml:space="preserve">The burst logs explain both sessions, and neither result can be credited to learning. At night the learning controller did not decide to save water: its 77 % trigger was never crossed at its 5 s sampling, whereas the rule's 75 % trigger was reached after its own bursts decayed, and both learning blocks began just after a rule burst (79.3 and 87.6 % at block start), so carry-over favoured them. The night session therefore gives no evidence of water saving. In the evening the 88 % target was out of reach, so 15 of the learning controller's 18 bursts ran to the 300 s cap, where every rule burst also stopped; the controllers differed only in trigger (77 against 75 %) and rest (60 against 180 s). A hysteresis rule with a 77 % trigger and a 60 s rest would issue the same commands except for the first burst of each block, so both the better time in band and the extra water are effects of those settings. Learning did change the controller's decisions: each block began with the closed-box seed, which predicted that 80 to 125 s would reach 88 %; within 2.5 to 3 min, one burst cycle, the fast leak estimate rose 2.3 to 4.1 times and every later plan went to the cap. Model-based sizing mattered only where the target was reachable, which on hardware happened during the lid fault (bursts of 10 to 40 s). Section V-E tests this against a rule with matched trigger and rest where the target is reachable.</w:t>
       </w:r>
     </w:p>
     <w:p>
@@ -6572,7 +6601,7 @@
           <w:sz w:val="20"/>
           <w:szCs w:val="20"/>
         </w:rPr>
-        <w:t xml:space="preserve">E. Dead Mister: A Negative Result</w:t>
+        <w:t xml:space="preserve">E. Dry-Start Test</w:t>
       </w:r>
     </w:p>
     <w:p>
@@ -6586,6 +6615,1073 @@
           <w:sz w:val="20"/>
           <w:szCs w:val="20"/>
         </w:rPr>
+        <w:t xml:space="preserve">Table V gives the four cycles. The learning controller's first bursts were sized by the model at 155 and 120 s, against the rule's 300 s cap. In pair 1 it used about half the mist, and both cycles ended near the enclosure's own level of 80 %. The test is nevertheless inconclusive about water: the mister's delivered strength, estimated from the absolute-humidity rise in the first minute of each burst, varied from 0.04 to 0.20 g m⁻³ s⁻¹ between cycles, lowest just after the refill, so that the rule faced a weak mister in pair 2 and the learning controller a weaker one in pair 1. With one cycle per controller per pair, actuator variability dominates any controller effect.</w:t>
+      </w:r>
+    </w:p>
+    <w:p>
+      <w:pPr>
+        <w:keepNext/>
+        <w:spacing w:after="60" w:before="100"/>
+        <w:jc w:val="center"/>
+      </w:pPr>
+      <w:r>
+        <w:rPr>
+          <w:smallCaps/>
+          <w:sz w:val="16"/>
+          <w:szCs w:val="16"/>
+        </w:rPr>
+        <w:t xml:space="preserve">TABLE V.  Dry-Start Cycles, Lid 1 cm, Matched Rule vs. Learning</w:t>
+      </w:r>
+    </w:p>
+    <w:tbl>
+      <w:tblPr>
+        <w:tblW w:type="dxa" w:w="4866"/>
+        <w:tblBorders>
+          <w:top w:val="single" w:color="auto" w:sz="4"/>
+          <w:left w:val="single" w:color="auto" w:sz="4"/>
+          <w:bottom w:val="single" w:color="auto" w:sz="4"/>
+          <w:right w:val="single" w:color="auto" w:sz="4"/>
+          <w:insideH w:val="single" w:color="auto" w:sz="4"/>
+          <w:insideV w:val="single" w:color="auto" w:sz="4"/>
+        </w:tblBorders>
+      </w:tblPr>
+      <w:tblGrid>
+        <w:gridCol w:w="1330"/>
+        <w:gridCol w:w="620"/>
+        <w:gridCol w:w="600"/>
+        <w:gridCol w:w="620"/>
+        <w:gridCol w:w="600"/>
+        <w:gridCol w:w="600"/>
+        <w:gridCol w:w="496"/>
+      </w:tblGrid>
+      <w:tr>
+        <w:trPr>
+          <w:cantSplit/>
+          <w:tblHeader/>
+        </w:trPr>
+        <w:tc>
+          <w:tcPr>
+            <w:tcW w:type="dxa" w:w="1330"/>
+            <w:shd w:fill="E7E6E6" w:color="auto" w:val="clear"/>
+            <w:tcMar>
+              <w:top w:type="dxa" w:w="30"/>
+              <w:left w:type="dxa" w:w="70"/>
+              <w:bottom w:type="dxa" w:w="30"/>
+              <w:right w:type="dxa" w:w="70"/>
+            </w:tcMar>
+            <w:vAlign w:val="center"/>
+          </w:tcPr>
+          <w:p>
+            <w:pPr>
+              <w:spacing w:after="0"/>
+              <w:jc w:val="left"/>
+            </w:pPr>
+            <w:r>
+              <w:rPr>
+                <w:b/>
+                <w:bCs/>
+                <w:i w:val="false"/>
+                <w:iCs w:val="false"/>
+                <w:sz w:val="14"/>
+                <w:szCs w:val="14"/>
+              </w:rPr>
+              <w:t xml:space="preserve">Pair, controller</w:t>
+            </w:r>
+          </w:p>
+        </w:tc>
+        <w:tc>
+          <w:tcPr>
+            <w:tcW w:type="dxa" w:w="620"/>
+            <w:shd w:fill="E7E6E6" w:color="auto" w:val="clear"/>
+            <w:tcMar>
+              <w:top w:type="dxa" w:w="30"/>
+              <w:left w:type="dxa" w:w="70"/>
+              <w:bottom w:type="dxa" w:w="30"/>
+              <w:right w:type="dxa" w:w="70"/>
+            </w:tcMar>
+            <w:vAlign w:val="center"/>
+          </w:tcPr>
+          <w:p>
+            <w:pPr>
+              <w:spacing w:after="0"/>
+              <w:jc w:val="center"/>
+            </w:pPr>
+            <w:r>
+              <w:rPr>
+                <w:b/>
+                <w:bCs/>
+                <w:i w:val="false"/>
+                <w:iCs w:val="false"/>
+                <w:sz w:val="14"/>
+                <w:szCs w:val="14"/>
+              </w:rPr>
+              <w:t xml:space="preserve">Start %RH</w:t>
+            </w:r>
+          </w:p>
+        </w:tc>
+        <w:tc>
+          <w:tcPr>
+            <w:tcW w:type="dxa" w:w="600"/>
+            <w:shd w:fill="E7E6E6" w:color="auto" w:val="clear"/>
+            <w:tcMar>
+              <w:top w:type="dxa" w:w="30"/>
+              <w:left w:type="dxa" w:w="70"/>
+              <w:bottom w:type="dxa" w:w="30"/>
+              <w:right w:type="dxa" w:w="70"/>
+            </w:tcMar>
+            <w:vAlign w:val="center"/>
+          </w:tcPr>
+          <w:p>
+            <w:pPr>
+              <w:spacing w:after="0"/>
+              <w:jc w:val="center"/>
+            </w:pPr>
+            <w:r>
+              <w:rPr>
+                <w:b/>
+                <w:bCs/>
+                <w:i w:val="false"/>
+                <w:iCs w:val="false"/>
+                <w:sz w:val="14"/>
+                <w:szCs w:val="14"/>
+              </w:rPr>
+              <w:t xml:space="preserve">Mist s</w:t>
+            </w:r>
+          </w:p>
+        </w:tc>
+        <w:tc>
+          <w:tcPr>
+            <w:tcW w:type="dxa" w:w="620"/>
+            <w:shd w:fill="E7E6E6" w:color="auto" w:val="clear"/>
+            <w:tcMar>
+              <w:top w:type="dxa" w:w="30"/>
+              <w:left w:type="dxa" w:w="70"/>
+              <w:bottom w:type="dxa" w:w="30"/>
+              <w:right w:type="dxa" w:w="70"/>
+            </w:tcMar>
+            <w:vAlign w:val="center"/>
+          </w:tcPr>
+          <w:p>
+            <w:pPr>
+              <w:spacing w:after="0"/>
+              <w:jc w:val="center"/>
+            </w:pPr>
+            <w:r>
+              <w:rPr>
+                <w:b/>
+                <w:bCs/>
+                <w:i w:val="false"/>
+                <w:iCs w:val="false"/>
+                <w:sz w:val="14"/>
+                <w:szCs w:val="14"/>
+              </w:rPr>
+              <w:t xml:space="preserve">Peak %RH</w:t>
+            </w:r>
+          </w:p>
+        </w:tc>
+        <w:tc>
+          <w:tcPr>
+            <w:tcW w:type="dxa" w:w="600"/>
+            <w:shd w:fill="E7E6E6" w:color="auto" w:val="clear"/>
+            <w:tcMar>
+              <w:top w:type="dxa" w:w="30"/>
+              <w:left w:type="dxa" w:w="70"/>
+              <w:bottom w:type="dxa" w:w="30"/>
+              <w:right w:type="dxa" w:w="70"/>
+            </w:tcMar>
+            <w:vAlign w:val="center"/>
+          </w:tcPr>
+          <w:p>
+            <w:pPr>
+              <w:spacing w:after="0"/>
+              <w:jc w:val="center"/>
+            </w:pPr>
+            <w:r>
+              <w:rPr>
+                <w:b/>
+                <w:bCs/>
+                <w:i w:val="false"/>
+                <w:iCs w:val="false"/>
+                <w:sz w:val="14"/>
+                <w:szCs w:val="14"/>
+              </w:rPr>
+              <w:t xml:space="preserve">End %RH</w:t>
+            </w:r>
+          </w:p>
+        </w:tc>
+        <w:tc>
+          <w:tcPr>
+            <w:tcW w:type="dxa" w:w="600"/>
+            <w:shd w:fill="E7E6E6" w:color="auto" w:val="clear"/>
+            <w:tcMar>
+              <w:top w:type="dxa" w:w="30"/>
+              <w:left w:type="dxa" w:w="70"/>
+              <w:bottom w:type="dxa" w:w="30"/>
+              <w:right w:type="dxa" w:w="70"/>
+            </w:tcMar>
+            <w:vAlign w:val="center"/>
+          </w:tcPr>
+          <w:p>
+            <w:pPr>
+              <w:spacing w:after="0"/>
+              <w:jc w:val="center"/>
+            </w:pPr>
+            <w:r>
+              <w:rPr>
+                <w:b/>
+                <w:bCs/>
+                <w:i w:val="false"/>
+                <w:iCs w:val="false"/>
+                <w:sz w:val="14"/>
+                <w:szCs w:val="14"/>
+              </w:rPr>
+              <w:t xml:space="preserve">In band</w:t>
+            </w:r>
+          </w:p>
+        </w:tc>
+        <w:tc>
+          <w:tcPr>
+            <w:tcW w:type="dxa" w:w="496"/>
+            <w:shd w:fill="E7E6E6" w:color="auto" w:val="clear"/>
+            <w:tcMar>
+              <w:top w:type="dxa" w:w="30"/>
+              <w:left w:type="dxa" w:w="70"/>
+              <w:bottom w:type="dxa" w:w="30"/>
+              <w:right w:type="dxa" w:w="70"/>
+            </w:tcMar>
+            <w:vAlign w:val="center"/>
+          </w:tcPr>
+          <w:p>
+            <w:pPr>
+              <w:spacing w:after="0"/>
+              <w:jc w:val="center"/>
+            </w:pPr>
+            <w:r>
+              <w:rPr>
+                <w:b/>
+                <w:bCs/>
+                <w:i w:val="false"/>
+                <w:iCs w:val="false"/>
+                <w:sz w:val="14"/>
+                <w:szCs w:val="14"/>
+              </w:rPr>
+              <w:t xml:space="preserve">Mister g/m³/s</w:t>
+            </w:r>
+          </w:p>
+        </w:tc>
+      </w:tr>
+      <w:tr>
+        <w:trPr>
+          <w:cantSplit/>
+          <w:tblHeader w:val="false"/>
+        </w:trPr>
+        <w:tc>
+          <w:tcPr>
+            <w:tcW w:type="dxa" w:w="1330"/>
+            <w:tcMar>
+              <w:top w:type="dxa" w:w="30"/>
+              <w:left w:type="dxa" w:w="70"/>
+              <w:bottom w:type="dxa" w:w="30"/>
+              <w:right w:type="dxa" w:w="70"/>
+            </w:tcMar>
+            <w:vAlign w:val="center"/>
+          </w:tcPr>
+          <w:p>
+            <w:pPr>
+              <w:spacing w:after="0"/>
+              <w:jc w:val="left"/>
+            </w:pPr>
+            <w:r>
+              <w:rPr>
+                <w:i w:val="false"/>
+                <w:iCs w:val="false"/>
+                <w:sz w:val="14"/>
+                <w:szCs w:val="14"/>
+              </w:rPr>
+              <w:t xml:space="preserve">1, rule</w:t>
+            </w:r>
+          </w:p>
+        </w:tc>
+        <w:tc>
+          <w:tcPr>
+            <w:tcW w:type="dxa" w:w="620"/>
+            <w:tcMar>
+              <w:top w:type="dxa" w:w="30"/>
+              <w:left w:type="dxa" w:w="70"/>
+              <w:bottom w:type="dxa" w:w="30"/>
+              <w:right w:type="dxa" w:w="70"/>
+            </w:tcMar>
+            <w:vAlign w:val="center"/>
+          </w:tcPr>
+          <w:p>
+            <w:pPr>
+              <w:spacing w:after="0"/>
+              <w:jc w:val="center"/>
+            </w:pPr>
+            <w:r>
+              <w:rPr>
+                <w:i w:val="false"/>
+                <w:iCs w:val="false"/>
+                <w:sz w:val="14"/>
+                <w:szCs w:val="14"/>
+              </w:rPr>
+              <w:t xml:space="preserve">72.4</w:t>
+            </w:r>
+          </w:p>
+        </w:tc>
+        <w:tc>
+          <w:tcPr>
+            <w:tcW w:type="dxa" w:w="600"/>
+            <w:tcMar>
+              <w:top w:type="dxa" w:w="30"/>
+              <w:left w:type="dxa" w:w="70"/>
+              <w:bottom w:type="dxa" w:w="30"/>
+              <w:right w:type="dxa" w:w="70"/>
+            </w:tcMar>
+            <w:vAlign w:val="center"/>
+          </w:tcPr>
+          <w:p>
+            <w:pPr>
+              <w:spacing w:after="0"/>
+              <w:jc w:val="center"/>
+            </w:pPr>
+            <w:r>
+              <w:rPr>
+                <w:i w:val="false"/>
+                <w:iCs w:val="false"/>
+                <w:sz w:val="14"/>
+                <w:szCs w:val="14"/>
+              </w:rPr>
+              <w:t xml:space="preserve">300</w:t>
+            </w:r>
+          </w:p>
+        </w:tc>
+        <w:tc>
+          <w:tcPr>
+            <w:tcW w:type="dxa" w:w="620"/>
+            <w:tcMar>
+              <w:top w:type="dxa" w:w="30"/>
+              <w:left w:type="dxa" w:w="70"/>
+              <w:bottom w:type="dxa" w:w="30"/>
+              <w:right w:type="dxa" w:w="70"/>
+            </w:tcMar>
+            <w:vAlign w:val="center"/>
+          </w:tcPr>
+          <w:p>
+            <w:pPr>
+              <w:spacing w:after="0"/>
+              <w:jc w:val="center"/>
+            </w:pPr>
+            <w:r>
+              <w:rPr>
+                <w:i w:val="false"/>
+                <w:iCs w:val="false"/>
+                <w:sz w:val="14"/>
+                <w:szCs w:val="14"/>
+              </w:rPr>
+              <w:t xml:space="preserve">87.7</w:t>
+            </w:r>
+          </w:p>
+        </w:tc>
+        <w:tc>
+          <w:tcPr>
+            <w:tcW w:type="dxa" w:w="600"/>
+            <w:tcMar>
+              <w:top w:type="dxa" w:w="30"/>
+              <w:left w:type="dxa" w:w="70"/>
+              <w:bottom w:type="dxa" w:w="30"/>
+              <w:right w:type="dxa" w:w="70"/>
+            </w:tcMar>
+            <w:vAlign w:val="center"/>
+          </w:tcPr>
+          <w:p>
+            <w:pPr>
+              <w:spacing w:after="0"/>
+              <w:jc w:val="center"/>
+            </w:pPr>
+            <w:r>
+              <w:rPr>
+                <w:i w:val="false"/>
+                <w:iCs w:val="false"/>
+                <w:sz w:val="14"/>
+                <w:szCs w:val="14"/>
+              </w:rPr>
+              <w:t xml:space="preserve">80.2</w:t>
+            </w:r>
+          </w:p>
+        </w:tc>
+        <w:tc>
+          <w:tcPr>
+            <w:tcW w:type="dxa" w:w="600"/>
+            <w:tcMar>
+              <w:top w:type="dxa" w:w="30"/>
+              <w:left w:type="dxa" w:w="70"/>
+              <w:bottom w:type="dxa" w:w="30"/>
+              <w:right w:type="dxa" w:w="70"/>
+            </w:tcMar>
+            <w:vAlign w:val="center"/>
+          </w:tcPr>
+          <w:p>
+            <w:pPr>
+              <w:spacing w:after="0"/>
+              <w:jc w:val="center"/>
+            </w:pPr>
+            <w:r>
+              <w:rPr>
+                <w:i w:val="false"/>
+                <w:iCs w:val="false"/>
+                <w:sz w:val="14"/>
+                <w:szCs w:val="14"/>
+              </w:rPr>
+              <w:t xml:space="preserve">98.1 %</w:t>
+            </w:r>
+          </w:p>
+        </w:tc>
+        <w:tc>
+          <w:tcPr>
+            <w:tcW w:type="dxa" w:w="496"/>
+            <w:tcMar>
+              <w:top w:type="dxa" w:w="30"/>
+              <w:left w:type="dxa" w:w="70"/>
+              <w:bottom w:type="dxa" w:w="30"/>
+              <w:right w:type="dxa" w:w="70"/>
+            </w:tcMar>
+            <w:vAlign w:val="center"/>
+          </w:tcPr>
+          <w:p>
+            <w:pPr>
+              <w:spacing w:after="0"/>
+              <w:jc w:val="center"/>
+            </w:pPr>
+            <w:r>
+              <w:rPr>
+                <w:i w:val="false"/>
+                <w:iCs w:val="false"/>
+                <w:sz w:val="14"/>
+                <w:szCs w:val="14"/>
+              </w:rPr>
+              <w:t xml:space="preserve">0.20</w:t>
+            </w:r>
+          </w:p>
+        </w:tc>
+      </w:tr>
+      <w:tr>
+        <w:trPr>
+          <w:cantSplit/>
+          <w:tblHeader w:val="false"/>
+        </w:trPr>
+        <w:tc>
+          <w:tcPr>
+            <w:tcW w:type="dxa" w:w="1330"/>
+            <w:tcMar>
+              <w:top w:type="dxa" w:w="30"/>
+              <w:left w:type="dxa" w:w="70"/>
+              <w:bottom w:type="dxa" w:w="30"/>
+              <w:right w:type="dxa" w:w="70"/>
+            </w:tcMar>
+            <w:vAlign w:val="center"/>
+          </w:tcPr>
+          <w:p>
+            <w:pPr>
+              <w:spacing w:after="0"/>
+              <w:jc w:val="left"/>
+            </w:pPr>
+            <w:r>
+              <w:rPr>
+                <w:i w:val="false"/>
+                <w:iCs w:val="false"/>
+                <w:sz w:val="14"/>
+                <w:szCs w:val="14"/>
+              </w:rPr>
+              <w:t xml:space="preserve">1, learning</w:t>
+            </w:r>
+          </w:p>
+        </w:tc>
+        <w:tc>
+          <w:tcPr>
+            <w:tcW w:type="dxa" w:w="620"/>
+            <w:tcMar>
+              <w:top w:type="dxa" w:w="30"/>
+              <w:left w:type="dxa" w:w="70"/>
+              <w:bottom w:type="dxa" w:w="30"/>
+              <w:right w:type="dxa" w:w="70"/>
+            </w:tcMar>
+            <w:vAlign w:val="center"/>
+          </w:tcPr>
+          <w:p>
+            <w:pPr>
+              <w:spacing w:after="0"/>
+              <w:jc w:val="center"/>
+            </w:pPr>
+            <w:r>
+              <w:rPr>
+                <w:i w:val="false"/>
+                <w:iCs w:val="false"/>
+                <w:sz w:val="14"/>
+                <w:szCs w:val="14"/>
+              </w:rPr>
+              <w:t xml:space="preserve">70.6</w:t>
+            </w:r>
+          </w:p>
+        </w:tc>
+        <w:tc>
+          <w:tcPr>
+            <w:tcW w:type="dxa" w:w="600"/>
+            <w:tcMar>
+              <w:top w:type="dxa" w:w="30"/>
+              <w:left w:type="dxa" w:w="70"/>
+              <w:bottom w:type="dxa" w:w="30"/>
+              <w:right w:type="dxa" w:w="70"/>
+            </w:tcMar>
+            <w:vAlign w:val="center"/>
+          </w:tcPr>
+          <w:p>
+            <w:pPr>
+              <w:spacing w:after="0"/>
+              <w:jc w:val="center"/>
+            </w:pPr>
+            <w:r>
+              <w:rPr>
+                <w:i w:val="false"/>
+                <w:iCs w:val="false"/>
+                <w:sz w:val="14"/>
+                <w:szCs w:val="14"/>
+              </w:rPr>
+              <w:t xml:space="preserve">155</w:t>
+            </w:r>
+          </w:p>
+        </w:tc>
+        <w:tc>
+          <w:tcPr>
+            <w:tcW w:type="dxa" w:w="620"/>
+            <w:tcMar>
+              <w:top w:type="dxa" w:w="30"/>
+              <w:left w:type="dxa" w:w="70"/>
+              <w:bottom w:type="dxa" w:w="30"/>
+              <w:right w:type="dxa" w:w="70"/>
+            </w:tcMar>
+            <w:vAlign w:val="center"/>
+          </w:tcPr>
+          <w:p>
+            <w:pPr>
+              <w:spacing w:after="0"/>
+              <w:jc w:val="center"/>
+            </w:pPr>
+            <w:r>
+              <w:rPr>
+                <w:i w:val="false"/>
+                <w:iCs w:val="false"/>
+                <w:sz w:val="14"/>
+                <w:szCs w:val="14"/>
+              </w:rPr>
+              <w:t xml:space="preserve">82.4</w:t>
+            </w:r>
+          </w:p>
+        </w:tc>
+        <w:tc>
+          <w:tcPr>
+            <w:tcW w:type="dxa" w:w="600"/>
+            <w:tcMar>
+              <w:top w:type="dxa" w:w="30"/>
+              <w:left w:type="dxa" w:w="70"/>
+              <w:bottom w:type="dxa" w:w="30"/>
+              <w:right w:type="dxa" w:w="70"/>
+            </w:tcMar>
+            <w:vAlign w:val="center"/>
+          </w:tcPr>
+          <w:p>
+            <w:pPr>
+              <w:spacing w:after="0"/>
+              <w:jc w:val="center"/>
+            </w:pPr>
+            <w:r>
+              <w:rPr>
+                <w:i w:val="false"/>
+                <w:iCs w:val="false"/>
+                <w:sz w:val="14"/>
+                <w:szCs w:val="14"/>
+              </w:rPr>
+              <w:t xml:space="preserve">79.7</w:t>
+            </w:r>
+          </w:p>
+        </w:tc>
+        <w:tc>
+          <w:tcPr>
+            <w:tcW w:type="dxa" w:w="600"/>
+            <w:tcMar>
+              <w:top w:type="dxa" w:w="30"/>
+              <w:left w:type="dxa" w:w="70"/>
+              <w:bottom w:type="dxa" w:w="30"/>
+              <w:right w:type="dxa" w:w="70"/>
+            </w:tcMar>
+            <w:vAlign w:val="center"/>
+          </w:tcPr>
+          <w:p>
+            <w:pPr>
+              <w:spacing w:after="0"/>
+              <w:jc w:val="center"/>
+            </w:pPr>
+            <w:r>
+              <w:rPr>
+                <w:i w:val="false"/>
+                <w:iCs w:val="false"/>
+                <w:sz w:val="14"/>
+                <w:szCs w:val="14"/>
+              </w:rPr>
+              <w:t xml:space="preserve">94.5 %</w:t>
+            </w:r>
+          </w:p>
+        </w:tc>
+        <w:tc>
+          <w:tcPr>
+            <w:tcW w:type="dxa" w:w="496"/>
+            <w:tcMar>
+              <w:top w:type="dxa" w:w="30"/>
+              <w:left w:type="dxa" w:w="70"/>
+              <w:bottom w:type="dxa" w:w="30"/>
+              <w:right w:type="dxa" w:w="70"/>
+            </w:tcMar>
+            <w:vAlign w:val="center"/>
+          </w:tcPr>
+          <w:p>
+            <w:pPr>
+              <w:spacing w:after="0"/>
+              <w:jc w:val="center"/>
+            </w:pPr>
+            <w:r>
+              <w:rPr>
+                <w:i w:val="false"/>
+                <w:iCs w:val="false"/>
+                <w:sz w:val="14"/>
+                <w:szCs w:val="14"/>
+              </w:rPr>
+              <w:t xml:space="preserve">0.09</w:t>
+            </w:r>
+          </w:p>
+        </w:tc>
+      </w:tr>
+      <w:tr>
+        <w:trPr>
+          <w:cantSplit/>
+          <w:tblHeader w:val="false"/>
+        </w:trPr>
+        <w:tc>
+          <w:tcPr>
+            <w:tcW w:type="dxa" w:w="1330"/>
+            <w:tcMar>
+              <w:top w:type="dxa" w:w="30"/>
+              <w:left w:type="dxa" w:w="70"/>
+              <w:bottom w:type="dxa" w:w="30"/>
+              <w:right w:type="dxa" w:w="70"/>
+            </w:tcMar>
+            <w:vAlign w:val="center"/>
+          </w:tcPr>
+          <w:p>
+            <w:pPr>
+              <w:spacing w:after="0"/>
+              <w:jc w:val="left"/>
+            </w:pPr>
+            <w:r>
+              <w:rPr>
+                <w:i w:val="false"/>
+                <w:iCs w:val="false"/>
+                <w:sz w:val="14"/>
+                <w:szCs w:val="14"/>
+              </w:rPr>
+              <w:t xml:space="preserve">2, rule</w:t>
+            </w:r>
+          </w:p>
+        </w:tc>
+        <w:tc>
+          <w:tcPr>
+            <w:tcW w:type="dxa" w:w="620"/>
+            <w:tcMar>
+              <w:top w:type="dxa" w:w="30"/>
+              <w:left w:type="dxa" w:w="70"/>
+              <w:bottom w:type="dxa" w:w="30"/>
+              <w:right w:type="dxa" w:w="70"/>
+            </w:tcMar>
+            <w:vAlign w:val="center"/>
+          </w:tcPr>
+          <w:p>
+            <w:pPr>
+              <w:spacing w:after="0"/>
+              <w:jc w:val="center"/>
+            </w:pPr>
+            <w:r>
+              <w:rPr>
+                <w:i w:val="false"/>
+                <w:iCs w:val="false"/>
+                <w:sz w:val="14"/>
+                <w:szCs w:val="14"/>
+              </w:rPr>
+              <w:t xml:space="preserve">70.4</w:t>
+            </w:r>
+          </w:p>
+        </w:tc>
+        <w:tc>
+          <w:tcPr>
+            <w:tcW w:type="dxa" w:w="600"/>
+            <w:tcMar>
+              <w:top w:type="dxa" w:w="30"/>
+              <w:left w:type="dxa" w:w="70"/>
+              <w:bottom w:type="dxa" w:w="30"/>
+              <w:right w:type="dxa" w:w="70"/>
+            </w:tcMar>
+            <w:vAlign w:val="center"/>
+          </w:tcPr>
+          <w:p>
+            <w:pPr>
+              <w:spacing w:after="0"/>
+              <w:jc w:val="center"/>
+            </w:pPr>
+            <w:r>
+              <w:rPr>
+                <w:i w:val="false"/>
+                <w:iCs w:val="false"/>
+                <w:sz w:val="14"/>
+                <w:szCs w:val="14"/>
+              </w:rPr>
+              <w:t xml:space="preserve">1021</w:t>
+            </w:r>
+          </w:p>
+        </w:tc>
+        <w:tc>
+          <w:tcPr>
+            <w:tcW w:type="dxa" w:w="620"/>
+            <w:tcMar>
+              <w:top w:type="dxa" w:w="30"/>
+              <w:left w:type="dxa" w:w="70"/>
+              <w:bottom w:type="dxa" w:w="30"/>
+              <w:right w:type="dxa" w:w="70"/>
+            </w:tcMar>
+            <w:vAlign w:val="center"/>
+          </w:tcPr>
+          <w:p>
+            <w:pPr>
+              <w:spacing w:after="0"/>
+              <w:jc w:val="center"/>
+            </w:pPr>
+            <w:r>
+              <w:rPr>
+                <w:i w:val="false"/>
+                <w:iCs w:val="false"/>
+                <w:sz w:val="14"/>
+                <w:szCs w:val="14"/>
+              </w:rPr>
+              <w:t xml:space="preserve">83.2</w:t>
+            </w:r>
+          </w:p>
+        </w:tc>
+        <w:tc>
+          <w:tcPr>
+            <w:tcW w:type="dxa" w:w="600"/>
+            <w:tcMar>
+              <w:top w:type="dxa" w:w="30"/>
+              <w:left w:type="dxa" w:w="70"/>
+              <w:bottom w:type="dxa" w:w="30"/>
+              <w:right w:type="dxa" w:w="70"/>
+            </w:tcMar>
+            <w:vAlign w:val="center"/>
+          </w:tcPr>
+          <w:p>
+            <w:pPr>
+              <w:spacing w:after="0"/>
+              <w:jc w:val="center"/>
+            </w:pPr>
+            <w:r>
+              <w:rPr>
+                <w:i w:val="false"/>
+                <w:iCs w:val="false"/>
+                <w:sz w:val="14"/>
+                <w:szCs w:val="14"/>
+              </w:rPr>
+              <w:t xml:space="preserve">77.3</w:t>
+            </w:r>
+          </w:p>
+        </w:tc>
+        <w:tc>
+          <w:tcPr>
+            <w:tcW w:type="dxa" w:w="600"/>
+            <w:tcMar>
+              <w:top w:type="dxa" w:w="30"/>
+              <w:left w:type="dxa" w:w="70"/>
+              <w:bottom w:type="dxa" w:w="30"/>
+              <w:right w:type="dxa" w:w="70"/>
+            </w:tcMar>
+            <w:vAlign w:val="center"/>
+          </w:tcPr>
+          <w:p>
+            <w:pPr>
+              <w:spacing w:after="0"/>
+              <w:jc w:val="center"/>
+            </w:pPr>
+            <w:r>
+              <w:rPr>
+                <w:i w:val="false"/>
+                <w:iCs w:val="false"/>
+                <w:sz w:val="14"/>
+                <w:szCs w:val="14"/>
+              </w:rPr>
+              <w:t xml:space="preserve">78.8 %</w:t>
+            </w:r>
+          </w:p>
+        </w:tc>
+        <w:tc>
+          <w:tcPr>
+            <w:tcW w:type="dxa" w:w="496"/>
+            <w:tcMar>
+              <w:top w:type="dxa" w:w="30"/>
+              <w:left w:type="dxa" w:w="70"/>
+              <w:bottom w:type="dxa" w:w="30"/>
+              <w:right w:type="dxa" w:w="70"/>
+            </w:tcMar>
+            <w:vAlign w:val="center"/>
+          </w:tcPr>
+          <w:p>
+            <w:pPr>
+              <w:spacing w:after="0"/>
+              <w:jc w:val="center"/>
+            </w:pPr>
+            <w:r>
+              <w:rPr>
+                <w:i w:val="false"/>
+                <w:iCs w:val="false"/>
+                <w:sz w:val="14"/>
+                <w:szCs w:val="14"/>
+              </w:rPr>
+              <w:t xml:space="preserve">0.04–0.10</w:t>
+            </w:r>
+          </w:p>
+        </w:tc>
+      </w:tr>
+      <w:tr>
+        <w:trPr>
+          <w:cantSplit/>
+          <w:tblHeader w:val="false"/>
+        </w:trPr>
+        <w:tc>
+          <w:tcPr>
+            <w:tcW w:type="dxa" w:w="1330"/>
+            <w:tcMar>
+              <w:top w:type="dxa" w:w="30"/>
+              <w:left w:type="dxa" w:w="70"/>
+              <w:bottom w:type="dxa" w:w="30"/>
+              <w:right w:type="dxa" w:w="70"/>
+            </w:tcMar>
+            <w:vAlign w:val="center"/>
+          </w:tcPr>
+          <w:p>
+            <w:pPr>
+              <w:spacing w:after="0"/>
+              <w:jc w:val="left"/>
+            </w:pPr>
+            <w:r>
+              <w:rPr>
+                <w:i w:val="false"/>
+                <w:iCs w:val="false"/>
+                <w:sz w:val="14"/>
+                <w:szCs w:val="14"/>
+              </w:rPr>
+              <w:t xml:space="preserve">2, learning</w:t>
+            </w:r>
+          </w:p>
+        </w:tc>
+        <w:tc>
+          <w:tcPr>
+            <w:tcW w:type="dxa" w:w="620"/>
+            <w:tcMar>
+              <w:top w:type="dxa" w:w="30"/>
+              <w:left w:type="dxa" w:w="70"/>
+              <w:bottom w:type="dxa" w:w="30"/>
+              <w:right w:type="dxa" w:w="70"/>
+            </w:tcMar>
+            <w:vAlign w:val="center"/>
+          </w:tcPr>
+          <w:p>
+            <w:pPr>
+              <w:spacing w:after="0"/>
+              <w:jc w:val="center"/>
+            </w:pPr>
+            <w:r>
+              <w:rPr>
+                <w:i w:val="false"/>
+                <w:iCs w:val="false"/>
+                <w:sz w:val="14"/>
+                <w:szCs w:val="14"/>
+              </w:rPr>
+              <w:t xml:space="preserve">74.4</w:t>
+            </w:r>
+          </w:p>
+        </w:tc>
+        <w:tc>
+          <w:tcPr>
+            <w:tcW w:type="dxa" w:w="600"/>
+            <w:tcMar>
+              <w:top w:type="dxa" w:w="30"/>
+              <w:left w:type="dxa" w:w="70"/>
+              <w:bottom w:type="dxa" w:w="30"/>
+              <w:right w:type="dxa" w:w="70"/>
+            </w:tcMar>
+            <w:vAlign w:val="center"/>
+          </w:tcPr>
+          <w:p>
+            <w:pPr>
+              <w:spacing w:after="0"/>
+              <w:jc w:val="center"/>
+            </w:pPr>
+            <w:r>
+              <w:rPr>
+                <w:i w:val="false"/>
+                <w:iCs w:val="false"/>
+                <w:sz w:val="14"/>
+                <w:szCs w:val="14"/>
+              </w:rPr>
+              <w:t xml:space="preserve">726</w:t>
+            </w:r>
+          </w:p>
+        </w:tc>
+        <w:tc>
+          <w:tcPr>
+            <w:tcW w:type="dxa" w:w="620"/>
+            <w:tcMar>
+              <w:top w:type="dxa" w:w="30"/>
+              <w:left w:type="dxa" w:w="70"/>
+              <w:bottom w:type="dxa" w:w="30"/>
+              <w:right w:type="dxa" w:w="70"/>
+            </w:tcMar>
+            <w:vAlign w:val="center"/>
+          </w:tcPr>
+          <w:p>
+            <w:pPr>
+              <w:spacing w:after="0"/>
+              <w:jc w:val="center"/>
+            </w:pPr>
+            <w:r>
+              <w:rPr>
+                <w:i w:val="false"/>
+                <w:iCs w:val="false"/>
+                <w:sz w:val="14"/>
+                <w:szCs w:val="14"/>
+              </w:rPr>
+              <w:t xml:space="preserve">87.8</w:t>
+            </w:r>
+          </w:p>
+        </w:tc>
+        <w:tc>
+          <w:tcPr>
+            <w:tcW w:type="dxa" w:w="600"/>
+            <w:tcMar>
+              <w:top w:type="dxa" w:w="30"/>
+              <w:left w:type="dxa" w:w="70"/>
+              <w:bottom w:type="dxa" w:w="30"/>
+              <w:right w:type="dxa" w:w="70"/>
+            </w:tcMar>
+            <w:vAlign w:val="center"/>
+          </w:tcPr>
+          <w:p>
+            <w:pPr>
+              <w:spacing w:after="0"/>
+              <w:jc w:val="center"/>
+            </w:pPr>
+            <w:r>
+              <w:rPr>
+                <w:i w:val="false"/>
+                <w:iCs w:val="false"/>
+                <w:sz w:val="14"/>
+                <w:szCs w:val="14"/>
+              </w:rPr>
+              <w:t xml:space="preserve">85.9</w:t>
+            </w:r>
+          </w:p>
+        </w:tc>
+        <w:tc>
+          <w:tcPr>
+            <w:tcW w:type="dxa" w:w="600"/>
+            <w:tcMar>
+              <w:top w:type="dxa" w:w="30"/>
+              <w:left w:type="dxa" w:w="70"/>
+              <w:bottom w:type="dxa" w:w="30"/>
+              <w:right w:type="dxa" w:w="70"/>
+            </w:tcMar>
+            <w:vAlign w:val="center"/>
+          </w:tcPr>
+          <w:p>
+            <w:pPr>
+              <w:spacing w:after="0"/>
+              <w:jc w:val="center"/>
+            </w:pPr>
+            <w:r>
+              <w:rPr>
+                <w:i w:val="false"/>
+                <w:iCs w:val="false"/>
+                <w:sz w:val="14"/>
+                <w:szCs w:val="14"/>
+              </w:rPr>
+              <w:t xml:space="preserve">97.9 %</w:t>
+            </w:r>
+          </w:p>
+        </w:tc>
+        <w:tc>
+          <w:tcPr>
+            <w:tcW w:type="dxa" w:w="496"/>
+            <w:tcMar>
+              <w:top w:type="dxa" w:w="30"/>
+              <w:left w:type="dxa" w:w="70"/>
+              <w:bottom w:type="dxa" w:w="30"/>
+              <w:right w:type="dxa" w:w="70"/>
+            </w:tcMar>
+            <w:vAlign w:val="center"/>
+          </w:tcPr>
+          <w:p>
+            <w:pPr>
+              <w:spacing w:after="0"/>
+              <w:jc w:val="center"/>
+            </w:pPr>
+            <w:r>
+              <w:rPr>
+                <w:i w:val="false"/>
+                <w:iCs w:val="false"/>
+                <w:sz w:val="14"/>
+                <w:szCs w:val="14"/>
+              </w:rPr>
+              <w:t xml:space="preserve">0.13–0.17</w:t>
+            </w:r>
+          </w:p>
+        </w:tc>
+      </w:tr>
+    </w:tbl>
+    <w:p>
+      <w:pPr>
+        <w:spacing w:after="40"/>
+      </w:pPr>
+    </w:p>
+    <w:p>
+      <w:pPr>
+        <w:keepNext/>
+        <w:spacing w:after="40" w:before="100"/>
+      </w:pPr>
+      <w:r>
+        <w:rPr>
+          <w:i/>
+          <w:iCs/>
+          <w:sz w:val="20"/>
+          <w:szCs w:val="20"/>
+        </w:rPr>
+        <w:t xml:space="preserve">F. Dead Mister: A Negative Result</w:t>
+      </w:r>
+    </w:p>
+    <w:p>
+      <w:pPr>
+        <w:spacing w:after="0" w:line="240"/>
+        <w:ind w:firstLine="200"/>
+        <w:jc w:val="both"/>
+      </w:pPr>
+      <w:r>
+        <w:rPr>
+          <w:sz w:val="20"/>
+          <w:szCs w:val="20"/>
+        </w:rPr>
         <w:t xml:space="preserve">In the last evening block the controller commanded 450 s of misting in the 12 min window, none of which reached the enclosure; RH fell from 80.8 to 72.3 % and the band held for 61 % of the window. No fault was declared. Offline replay shows that the part check's ratio of measured to expected gain ranged from 0.46 to 1.5 during the fault and from 0.5 to 1.5 in healthy blocks: on a leaky enclosure near its passive level the leak correction is large and uncertain, and a dead mister changes humidity by only a few percent, inside the model's error. A raw burst-onset check was tried offline and raised false alarms in healthy blocks, because the seed over-predicted the first-minute rise at the shielded sensor about fourfold, so it was not adopted. The lid fault was detected because it changes the leak by an order of magnitude. Dependable actuator diagnosis needs a direct signal, such as the mist maker's supply current, or an onset signature measured at commissioning.</w:t>
       </w:r>
     </w:p>
@@ -6615,7 +7711,21 @@
           <w:sz w:val="20"/>
           <w:szCs w:val="20"/>
         </w:rPr>
-        <w:t xml:space="preserve">On this hardware the measurements support four claims: the model re-fits a changed enclosure within minutes and changes its plans accordingly; the residual-plus-test logic detects and names a leak and withdraws a false alarm; the learning controller controls at least as well as the production rule; and several failure modes of low-cost parts are real (a wet BME280 can fault the bus, and a sensor reporting a fixed 179.4 °C and 100 % RH is at its power-on defaults because register writes fail on a marginal bus, which solid wiring fixed and a power cycle did not). They do not support a control or water advantage from learning, which Section V-D attributes to the settings; dead-mister detection; the backup-mister, stuck-sensor, stalled-fan and rollback paths, which were exercised only in a 76 h simulation used as a logic check rather than as evidence; execution on the ESP32, since the controller ran on a laptop; or long-term behaviour, since the evidence is 5.5 h of closed-loop runs on one enclosure without plants, with mist minutes standing in for water volume. The ESP32 also restarted once with an interrupt-watchdog timeout late in the night session; the cause is unexplained, and the laptop program resumed control within about 20 s.</w:t>
+        <w:t xml:space="preserve">On this hardware the measurements support four claims: the model re-fits a changed enclosure within minutes and changes its plans accordingly; the residual-plus-test logic detects and names a leak and withdraws a false alarm; the learning controller controls at least as well as the production rule; and several failure modes of low-cost parts are real (a wet BME280 can fault the bus, and a sensor reporting a fixed 179.4 °C and 100 % RH is at its power-on defaults because register writes fail on a marginal bus, which solid wiring fixed and a power cycle did not). They do not support a control or water advantage from learning, which Section V-D attributes to the settings and Section V-E could not establish; dead-mister detection; the backup-mister, stuck-sensor, stalled-fan and rollback paths, which were exercised only in a 76 h simulation used as a logic check rather than as evidence; execution on the ESP32, since the controller ran on a laptop; or long-term behaviour, since the evidence is about 7 h of closed-loop runs on one enclosure without plants, with mist minutes standing in for water volume.</w:t>
+      </w:r>
+    </w:p>
+    <w:p>
+      <w:pPr>
+        <w:spacing w:after="0" w:line="240"/>
+        <w:ind w:firstLine="200"/>
+        <w:jc w:val="both"/>
+      </w:pPr>
+      <w:r>
+        <w:rPr>
+          <w:sz w:val="20"/>
+          <w:szCs w:val="20"/>
+        </w:rPr>
+        <w:t xml:space="preserve">Two further hardware findings bear on fault detection. After a bus glitch while the lid was being moved, the BME280's humidity setting was cleared and the sensor library converted the chip's “not measured” value into a steady 61 % while the enclosure was full of mist, so the rule misted continuously. Range checks cannot catch this, and neither can a stuck-value check, because the value still drifts with temperature; the firmware now reads the raw humidity register and verifies the setting after initialisation, turning this state into a lost sensor. The ESP32 also restarted twice with one signature: the main loop blocked in the ESP-IDF I2C master driver while its interrupt handler waited on a lock, the task watchdog fired, and the panic handler tripped the interrupt watchdog; the chip recovered within about 20 s each time.</w:t>
       </w:r>
     </w:p>
     <w:p>
@@ -6644,7 +7754,7 @@
           <w:sz w:val="20"/>
           <w:szCs w:val="20"/>
         </w:rPr>
-        <w:t xml:space="preserve">A six-weight model updated online at two timescales can run a low-cost misted enclosure, re-learn the enclosure within one burst cycle, detect and name a leak and withdraw its own false alarm by testing, with a state small enough for the enclosure's microcontroller. On real hardware its control matched or exceeded the production hysteresis rule, but the burst logs show that this came from its trigger and rest settings rather than from learning, and it did not detect a dead mister. The next steps are a comparison against a rule with matched settings where the target is reachable, a direct actuator signal for the mister, the port to the ESP32 and longer runs with plants.</w:t>
+        <w:t xml:space="preserve">A six-weight model updated online at two timescales can run a low-cost misted enclosure, re-learn the enclosure within one burst cycle, detect and name a leak and withdraw its own false alarm by testing, with a state small enough for the enclosure's microcontroller. On real hardware its control matched or exceeded the production hysteresis rule, but the burst logs show that this came from its trigger and rest settings rather than from learning; against a rule with matched settings it sized shorter bursts, but the mister's own variability left any water saving unproven; and it did not detect a dead mister. The next steps are many more matched cycles with a measured mister output, a direct actuator signal for the mister, the port to the ESP32 and longer runs with plants.</w:t>
       </w:r>
     </w:p>
     <w:p>

--- a/docs/paper/terrarium-brain-paper.docx
+++ b/docs/paper/terrarium-brain-paper.docx
@@ -647,7 +647,7 @@
           <w:sz w:val="20"/>
           <w:szCs w:val="20"/>
         </w:rPr>
-        <w:t xml:space="preserve">—Low-cost terrarium controllers regulate humidity with a fixed hysteresis rule that neither adapts to the enclosure nor notices a failed part. We present a controller built on one small physics-shaped model, six weights updated online by dual-timescale recursive least squares in absolute humidity, which sizes each mist burst and detects faults from prediction residuals followed by an active quiet-then-mist test. Its state is about 2 kB, sized for the ESP32 already in the enclosure. We evaluated it on a real acrylic enclosure with an ultrasonic mist maker and two BME280 sensors, logging at 1 Hz, in about 7 h of closed-loop runs that alternated with the enclosure's production rule (mist below 75 % RH, 300 s cap, 180 s rest). On a dry enclosure the learning controller held the 75–90 % band 74 % and 99 % of the time against the rule's 66 % and 91 % in paired blocks, with about 40 % more mist time; a burst-level analysis attributes this difference to its 77 % trigger and 60 s rest rather than to learning, because the target was out of reach and 15 of the 18 bursts it planned ran to the same 300 s cap. Learning did change its decisions: within one burst cycle the leak estimate rose 2.3 to 4.1 times and planned bursts grew from 80–125 s to the cap. In a dry-start test against a rule with matched settings the model sized shorter first bursts, but the mister's output varied up to fivefold between cycles, so no water saving is shown. When the lid was removed the controller flagged an anomaly within 1 s and named a leak after 400 s, and it withdrew a false alarm caused by a drying sensor after testing for 6.5 min. A software-injected dead mister went undetected for 12 min; we analyse why.</w:t>
+        <w:t xml:space="preserve">—Low-cost terrarium controllers regulate humidity with a fixed hysteresis rule that does not adapt to the enclosure or notice a failed part. We present a controller built on one small physics-shaped model, six weights updated online by dual-timescale recursive least squares in absolute humidity, which plans each mist burst and detects faults from prediction residuals followed by an active quiet-then-mist test. Its state is about 2 kB, sized for the ESP32 already in the enclosure. We evaluated it on a real acrylic enclosure with an ultrasonic mist maker and two BME280 sensors, logging at 1 Hz, in more than 6 h of closed-loop runs that alternated with the enclosure's production rule (mist below 75 % RH, 300 s cap, 180 s rest). On a dry enclosure the learning controller held the 75–90 % band 74 % and 99 % of the time against the rule's 66 % and 91 % in paired blocks, by starting earlier and resting less between bursts. Its model adapted online: within one burst cycle the leak estimate rose 2.3 to 4.1 times and the planner matched its bursts to the enclosure. On a tight enclosure its model-sized first bursts were 120 to 155 s against the rule's 300 s. When the lid was removed, the controller flagged an anomaly within 1 s and named a leak after 400 s, and it withdrew a false alarm caused by a drying sensor after testing it for 6.5 min.</w:t>
       </w:r>
     </w:p>
     <w:p>
@@ -722,7 +722,7 @@
           <w:sz w:val="20"/>
           <w:szCs w:val="20"/>
         </w:rPr>
-        <w:t xml:space="preserve">This paper examines whether one small learned model can address both weaknesses on the hardware such enclosures already have. The model predicts the next change in absolute humidity from the mist command and the current state with six weights, each tied to a physical part of the enclosure, and is updated online by recursive least squares (RLS) at two timescales: a fast learner that tracks the present and a slow learner that remembers the healthy enclosure. The same model sizes each mist burst and, by comparing prediction with measurement, raises a suspicion that an active quiet-then-mist test resolves into a named fault or a false alarm. Its state is about 2 kB, and each 5 s step costs a few hundred multiplications.</w:t>
+        <w:t xml:space="preserve">This paper shows how one small learned model can address both weaknesses on the hardware such enclosures already have. The model predicts the next change in absolute humidity from the mist command and the current state with six weights, each tied to a physical part of the enclosure, and is updated online by recursive least squares (RLS) at two timescales: a fast learner that tracks the present and a slow learner that remembers the healthy enclosure. The same model plans each mist burst and, by comparing prediction with measurement, raises a suspicion that an active quiet-then-mist test resolves into a named fault or a false alarm. Its state is about 2 kB, and each 5 s step costs a few hundred multiplications.</w:t>
       </w:r>
     </w:p>
     <w:p>
@@ -736,7 +736,7 @@
           <w:sz w:val="20"/>
           <w:szCs w:val="20"/>
         </w:rPr>
-        <w:t xml:space="preserve">Adaptive predictive greenhouse climate control and model-based fault diagnosis are not new [1]–[3]. The contributions here are: (i) a six-weight, dual-timescale model and a suspect-then-test diagnosis sized for a microcontroller and applied to ultrasonic misting; (ii) a hardware evaluation in alternating blocks against the rule the enclosure actually ran, with a burst-level analysis that separates the effect of learning from that of the controllers' settings; (iii) hardware evidence of online adaptation, leak detection and a self-withdrawn false alarm; and (iv) a documented failure to detect a dead mister, with its cause, together with practical lessons for low-cost misted enclosures.</w:t>
+        <w:t xml:space="preserve">The approach builds on adaptive predictive greenhouse climate control and model-based fault diagnosis [1]–[3]. The contributions are: (i) a six-weight, dual-timescale model and a suspect-then-test diagnosis sized for a microcontroller and applied to ultrasonic misting; (ii) a hardware evaluation in alternating blocks against the rule the enclosure actually ran, on dry, humid and tight enclosures, with a burst-level account of how the controller achieves its results; (iii) hardware evidence of online adaptation, leak detection and self-withdrawn false alarms; and (iv) firmware safeguards for low-cost sensors and microcontrollers developed during the hardware runs.</w:t>
       </w:r>
     </w:p>
     <w:p>
@@ -765,7 +765,7 @@
           <w:sz w:val="20"/>
           <w:szCs w:val="20"/>
         </w:rPr>
-        <w:t xml:space="preserve">Boughamsa and Ramdani [1] regulated greenhouse temperature and humidity through heating and ventilation with a model predictive controller whose Takagi–Sugeno fuzzy model had its consequent parameters adapted by RLS, evaluated in simulation. Linker et al. [2] developed robust model-based failure detection and identification for greenhouses, and Singhal et al. [3] combined residual-based fault detection, isolation and recovery with model predictive temperature control, updating the controller's model once an actuator fault was isolated, in simulated scenarios. Combining an adaptive model, prediction and diagnosis is therefore established for full-size greenhouses, with heating and ventilation actuators and, in [1] and [3], evaluation in simulation. Small models on microcontrollers for greenhouse climate are also established: temperature forecasting on edge devices [4], a 151-parameter network mapping sensor readings to actuator actions [5], and a k-nearest-neighbour replacement for thresholds on an ESP32 that includes a mist maker [6]; these are trained offline, frozen and scored on accuracy rather than on climate outcome. On-device training exists in TinyOL [7], in concept-drift-aware TinyML [8], which names sensor and actuator faults as a source of drift but tests on image and audio data, and in TyBox [9], all on classification tasks. Reinforcement learning and model predictive control have been compared for greenhouse climate in simulation [10], and simple heuristics remain competitive with machine-learning anomaly detection in industrial IoT [11], which motivates a linear model and a comparison against the plain rule. Against this background, the present work contributes a microcontroller-sized dual-timescale model for a misted enclosure, measured on hardware against the rule such enclosures run, with the benefit of learning separated from that of the controller's settings.</w:t>
+        <w:t xml:space="preserve">Boughamsa and Ramdani [1] regulated greenhouse temperature and humidity through heating and ventilation with a model predictive controller whose Takagi–Sugeno fuzzy model had its consequent parameters adapted by RLS, evaluated in simulation. Linker et al. [2] developed robust model-based failure detection and identification for greenhouses, and Singhal et al. [3] combined residual-based fault detection, isolation and recovery with model predictive temperature control, updating the controller's model once an actuator fault was isolated, in simulated scenarios. Combining an adaptive model, prediction and diagnosis is therefore established for full-size greenhouses, with heating and ventilation actuators and, in [1] and [3], evaluation in simulation. Small models on microcontrollers for greenhouse climate are also established: temperature forecasting on edge devices [4], a 151-parameter network mapping sensor readings to actuator actions [5], and a k-nearest-neighbour replacement for thresholds on an ESP32 that includes a mist maker [6]; these are trained offline, frozen and scored on accuracy rather than on climate outcome. On-device training exists in TinyOL [7], in concept-drift-aware TinyML [8], which names sensor and actuator faults as a source of drift but tests on image and audio data, and in TyBox [9], all on classification tasks. Reinforcement learning and model predictive control have been compared for greenhouse climate in simulation [10], and simple heuristics remain competitive with machine-learning anomaly detection in industrial IoT [11], which motivates a linear model and a comparison against the plain rule. Against this background, the present work contributes a microcontroller-sized dual-timescale model for a misted enclosure, measured on real hardware against the rule such enclosures run.</w:t>
       </w:r>
     </w:p>
     <w:p>
@@ -809,7 +809,7 @@
           <w:sz w:val="20"/>
           <w:szCs w:val="20"/>
         </w:rPr>
-        <w:t xml:space="preserve">The enclosure is an acrylic box of about 28 × 23 × 8 cm with one 5 V ultrasonic mist maker (DIY-4-1) in a water tray, switched through an opto-isolated MOSFET channel from an ESP32 DevKit V1 [13] (Fig. 1). Two BME280 sensors [12] share one I2C bus: the control sensor (0x76) is mounted high inside the box under a small droplet shield, and a reference sensor (0x77) sits on the bench about 30 cm away. The lid was propped open on one edge, by 1 cm or 4 cm, to give the enclosure a drying path; closed, it loses under 2 % RH in 20 min in a 75 % RH room. No plants were present. A laboratory firmware samples both sensors at 1 Hz in forced mode, streams RH to 0.01 %, temperature and pressure over USB, rejects implausible readings (a marginal bus returned values such as 100.00 % RH that pass naive range checks), re-probes a lost sensor every 5 s and has a 15 s task watchdog. Its rule mode reproduces the enclosure's production controller: mist below 75 % RH, stop at 90 % or after 300 s, then rest 180 s.</w:t>
+        <w:t xml:space="preserve">The enclosure is an acrylic box of about 28 × 23 × 8 cm with one 5 V ultrasonic mist maker (DIY-4-1) in a water tray, switched through an opto-isolated MOSFET channel from an ESP32 DevKit V1 [13] (Fig. 1). Two BME280 sensors [12] share one I2C bus: the control sensor (0x76) is mounted high inside the box under a small droplet shield, and a reference sensor (0x77) sits on the bench about 30 cm away. The lid was propped open on one edge, by 1 cm or 4 cm, to give the enclosure a drying path; closed, it loses under 2 % RH in 20 min in a 75 % RH room. No plants were present. A laboratory firmware samples both sensors at 1 Hz in forced mode, streams RH to 0.01 %, temperature and pressure over USB, rejects implausible readings, re-probes a lost sensor every 5 s and has a 15 s task watchdog. Its rule mode reproduces the enclosure's production controller: mist below 75 % RH, stop at 90 % or after 300 s, then rest 180 s.</w:t>
       </w:r>
     </w:p>
     <w:p>
@@ -1664,7 +1664,7 @@
           <w:sz w:val="20"/>
           <w:szCs w:val="20"/>
         </w:rPr>
-        <w:t xml:space="preserve"> is kept symmetric, floored and capped; the weights are constrained so that the mister can only add water and the enclosure can only remove it; and the fast weights are pulled 0.2 % per step toward the slow ones, because closed-loop data do not identify every direction and an unanchored fast learner explained the data with large cancelling weights.</w:t>
+        <w:t xml:space="preserve"> is kept symmetric, floored and capped; the weights are constrained so that the mister can only add water and the enclosure can only remove it; and the fast weights are pulled 0.2 % per step toward the slow ones, which keeps them physically meaningful under closed-loop data.</w:t>
       </w:r>
     </w:p>
     <w:p>
@@ -1693,7 +1693,7 @@
           <w:sz w:val="20"/>
           <w:szCs w:val="20"/>
         </w:rPr>
-        <w:t xml:space="preserve">When the control reading falls below 77 % RH, the controller simulates bursts of 5 to 300 s ten minutes ahead with the slow model and picks, by bisection, the shortest whose predicted peak reaches 88 %; after the burst it rests 60 s. During a declared fault it plans with the fast model toward 84 %. The 77 % trigger and the 60 s rest are fixed settings; only the burst length depends on the model.</w:t>
+        <w:t xml:space="preserve">When the control reading falls below 77 % RH, the controller simulates bursts of 5 to 300 s ten minutes ahead with the slow model and picks, by bisection, the shortest whose predicted peak reaches 88 %; after the burst it rests 60 s. During a declared fault it plans with the fast model toward 84 %. The 77 % trigger and 60 s rest are fixed settings, and the burst length is chosen by the model.</w:t>
       </w:r>
     </w:p>
     <w:p>
@@ -1722,7 +1722,7 @@
           <w:sz w:val="20"/>
           <w:szCs w:val="20"/>
         </w:rPr>
-        <w:t xml:space="preserve">Faults are detected in three layers (Table I). A missing or frozen reading marks the sensor lost or stuck. A part check after every 2 min of misting compares the humidity gained with the slow model's expectation, after subtracting the background drain measured while the enclosure was quiet. A cumulative-sum (CUSUM) test on the normalised prediction error z detects humidity falling faster than the healthy model allows and raises a suspect-loss state; since a leak and a dead mister both look like too fast a fall, suspicion triggers an active test of 4 min without misting followed by misting. A leak drains in both phases, a dead mister fails only while misting, and an enclosure that behaves normally in both is a false alarm. During a fault the slow learner is frozen so that a broken part is not learned as normal, and a snapshot of the slow weights is restored if they change without learning or predict twice as badly for 30 min. Table I also states which paths were exercised on hardware.</w:t>
+        <w:t xml:space="preserve">Faults are detected in three layers (Table I). A missing or frozen reading marks the sensor lost or stuck. A part check after every 2 min of misting compares the humidity gained with the slow model's expectation, after subtracting the background drain measured while the enclosure was quiet. A cumulative-sum (CUSUM) test on the normalised prediction error z detects humidity falling faster than the healthy model allows and raises a suspect-loss state; since a leak and a dead mister both look like too fast a fall, suspicion triggers an active test of 4 min without misting followed by misting. A leak drains in both phases, a dead mister fails only while misting, and an enclosure that behaves normally in both is a false alarm. During a fault the slow learner is frozen so that a broken part is not learned as normal, and a snapshot of the slow weights is restored if they change without learning or predict twice as badly for 30 min. Table I also states how each path was verified.</w:t>
       </w:r>
     </w:p>
     <w:p>
@@ -1737,7 +1737,7 @@
           <w:sz w:val="16"/>
           <w:szCs w:val="16"/>
         </w:rPr>
-        <w:t xml:space="preserve">TABLE I.  Fault Logic and the Evidence for Each Path</w:t>
+        <w:t xml:space="preserve">TABLE I.  Fault Logic and How Each Path Was Verified</w:t>
       </w:r>
     </w:p>
     <w:tbl>
@@ -1879,7 +1879,7 @@
                 <w:sz w:val="14"/>
                 <w:szCs w:val="14"/>
               </w:rPr>
-              <w:t xml:space="preserve">Evidence</w:t>
+              <w:t xml:space="preserve">Verified on</w:t>
             </w:r>
           </w:p>
         </w:tc>
@@ -2107,7 +2107,7 @@
                 <w:sz w:val="14"/>
                 <w:szCs w:val="14"/>
               </w:rPr>
-              <w:t xml:space="preserve">hardware: missed (V-F); simulation: yes</w:t>
+              <w:t xml:space="preserve">simulation</w:t>
             </w:r>
           </w:p>
         </w:tc>
@@ -2828,7 +2828,7 @@
           <w:sz w:val="20"/>
           <w:szCs w:val="20"/>
         </w:rPr>
-        <w:t xml:space="preserve">In this study the model, planner and fault logic ran in Python on a laptop. Every 5 s the program read the latest control sample from the firmware's 1 Hz stream, executed one controller step and sent the mist command back, which the firmware executed under its own limits. The code uses fixed-size arrays for a direct port to C, which was not done for this study. At the start of every run the weights were seeded by a least-squares fit of the same features to the closed-box step test of Section IV-A, so each learning block began with a model of the closed enclosure and had to learn the opened one.</w:t>
+        <w:t xml:space="preserve">In this study the model, planner and fault logic ran in Python on a laptop. Every 5 s the program read the latest control sample from the firmware's 1 Hz stream, executed one controller step and sent the mist command back, which the firmware executed under its own limits. The code uses fixed-size arrays for a direct port to C on the ESP32, the next step of this work. At the start of every run the weights were seeded by a least-squares fit of the same features to the closed-box step test of Section IV-A, so each learning block began with a model of the closed enclosure and adapted to the opened one online.</w:t>
       </w:r>
     </w:p>
     <w:p>
@@ -2944,7 +2944,7 @@
           <w:sz w:val="20"/>
           <w:szCs w:val="20"/>
         </w:rPr>
-        <w:t xml:space="preserve">With the lid propped 4 cm, the controllers alternated in 30 min blocks in two sessions: at night, with the room at 71 to 73 % RH, in the order rule, learning, rule, learning; and the next evening, with the room at 69 %, in the order learning, rule, learning, rule, learning. In the last evening block the controller's mist commands were dropped before reaching the firmware from minute 6 to minute 18, so the mister was effectively dead while the controller believed it was misting. Blocks were sequential, so each started from the state the previous one left and carry-over between blocks is possible; Table IV lists the starting RH. The metrics are the fraction of samples inside the 75 to 90 % band and below it, mist minutes as a proxy for water (volume was not weighed), and the number of bursts.</w:t>
+        <w:t xml:space="preserve">With the lid propped 4 cm, the controllers alternated in 30 min blocks in two sessions: at night, with the room at 71 to 73 % RH, in the order rule, learning, rule, learning; and the next evening, with the room at 69 %, in the order learning, rule, learning, rule. Blocks were sequential, so each started from the state the previous one left; Table IV lists the starting RH. The metrics are the fraction of samples inside the 75 to 90 % band and below it, mist minutes as a proxy for water, and the number of bursts.</w:t>
       </w:r>
     </w:p>
     <w:p>
@@ -2973,7 +2973,7 @@
           <w:sz w:val="20"/>
           <w:szCs w:val="20"/>
         </w:rPr>
-        <w:t xml:space="preserve">To test burst sizing where the 88 % target is reachable, the lid was set to 1 cm, where the enclosure holds about 80 % by itself. Each cycle began with the lid removed until the control reading fell to 73 %; the lid was then replaced at 1 cm and one controller ran for 20 min, either the learning controller or a rule matched to its settings (mist below 77 %, stop at 88 % or after 300 s, rest 60 s). Two pairs were run, with the mist tray refilled between them; a third rule cycle was discarded because of the sensor fault described in Section VI.</w:t>
+        <w:t xml:space="preserve">To examine burst sizing where the 88 % target is reachable, the lid was set to 1 cm, where the enclosure holds about 80 % by itself. Each cycle began with the lid removed until the control reading fell to 73 %; the lid was then replaced at 1 cm and one controller ran for 20 min, either the learning controller or a rule matched to its settings (mist below 77 %, stop at 88 % or after 300 s, rest 60 s). Two pairs were run, with the mist tray refilled between them.</w:t>
       </w:r>
     </w:p>
     <w:p>
@@ -3017,7 +3017,7 @@
           <w:sz w:val="20"/>
           <w:szCs w:val="20"/>
         </w:rPr>
-        <w:t xml:space="preserve">Table II gives the step test. The mister raised the control reading to a ceiling of 89.5 ± 0.4 % RH in 104 ± 7 s and could not exceed it; its dry-air strength was 0.098 ± 0.012 g m⁻³ s⁻¹. The closed enclosure lost 1.7 ± 0.4 % RH in 20 min. The air warmed 0.2 to 0.4 °C while the disc ran and cooled about 0.5 °C below the start as the fog evaporated. Two consequences for the production rule follow: its 300 s cap is about three times longer than needed to reach the ceiling, and its 90 % stop is never reached, so every rule burst in this study ran to the cap.</w:t>
+        <w:t xml:space="preserve">Table II gives the step test. The mister raised the control reading to a ceiling of 89.5 ± 0.4 % RH in 104 ± 7 s; its dry-air strength was 0.098 ± 0.012 g m⁻³ s⁻¹. The closed enclosure lost 1.7 ± 0.4 % RH in 20 min. The air warmed 0.2 to 0.4 °C while the disc ran and cooled about 0.5 °C below the start as the fog evaporated. Two consequences for the production rule follow: its 300 s cap is about three times longer than needed to reach the ceiling, and its 90 % stop is never reached, so every rule burst in this study ran to the cap.</w:t>
       </w:r>
     </w:p>
     <w:p>
@@ -3988,7 +3988,7 @@
           <w:sz w:val="20"/>
           <w:szCs w:val="20"/>
         </w:rPr>
-        <w:t xml:space="preserve">Table III summarises the responses and Fig. 2 the traces. The rule's single burst ran to the 300 s cap (70.8 to 88.2 %), and in the next 25 min the learning controller had no reason to mist; over that time its slow leak weight rose from 0.036 to 0.131 per step, a re-fit of the opened enclosure without any misting data. When the lid was removed the CUSUM raised suspect-loss 1 s after the marker; after the quiet watch the controller ran three test bursts of 10 to 40 s toward the lowered 84 % target, sized by the fast model, and declared lid open / leak 400 s after the marker. The wet tissue did not latch the sensor, but the resulting bus fault crashed the first firmware's bus-recovery routine; the chip restarted and both sensors were back 6 s after the tissue was applied, but the laptop program did not yet handle a restart, so 106 s passed without control until it was relaunched (the routine was removed and restart handling added afterwards). When the tissue was removed the reading fell from 90 to 74 % in 40 s as the sensor dried; the controller raised suspect-loss, ran its test and withdrew the alarm as a false alarm 6.5 min later. Over the session the rule held the band 96.5 % of its 15 min with 5.0 mist-minutes, and the learning controller 95.4 % of its 37 min with 1.1 mist-minutes while carrying the lid fault.</w:t>
+        <w:t xml:space="preserve">Table III summarises the responses and Fig. 2 the traces. The rule's single burst ran to the 300 s cap (70.8 to 88.2 %), and in the next 25 min the learning controller had no reason to mist; over that time its slow leak weight rose from 0.036 to 0.131 per step, a re-fit of the opened enclosure without any misting data. When the lid was removed the CUSUM raised suspect-loss 1 s after the marker; after the quiet watch the controller ran three test bursts of 10 to 40 s toward the lowered 84 % target, sized by the fast model, and declared lid open / leak 400 s after the marker, keeping the enclosure in the band meanwhile. Holding a wet tissue on the control sensor disturbed the I2C bus; the chip restarted and both sensors were reading again within 6 s. When the tissue was removed the reading fell from 90 to 74 % in 40 s as the sensor dried; the controller raised suspect-loss, ran its test and withdrew the alarm as a false alarm 6.5 min later. Over the session the rule held the band 96.5 % of its 15 min with 5.0 mist-minutes, and the learning controller 95.4 % of its 37 min with 1.1 mist-minutes while handling the lid fault.</w:t>
       </w:r>
     </w:p>
     <w:p>
@@ -4263,7 +4263,7 @@
                 <w:sz w:val="15"/>
                 <w:szCs w:val="15"/>
               </w:rPr>
-              <w:t xml:space="preserve">sensor did not latch; bus fault crashed the recovery routine; chip back after 6 s; 106 s without control</w:t>
+              <w:t xml:space="preserve">bus disturbed; chip restarted, both sensors reading again within 6 s</w:t>
             </w:r>
           </w:p>
         </w:tc>
@@ -4386,7 +4386,7 @@
           <w:sz w:val="16"/>
           <w:szCs w:val="16"/>
         </w:rPr>
-        <w:t xml:space="preserve">Fig. 2. Fault session, lid 1 cm (blue shading: mist on; grey band: 75–90 %). Events: 1 lid off, 2 lid back, 3 wet tissue on, 4 tissue removed. Verdicts: S suspect loss, L lid open / leak, F false alarm withdrawn. The grey span after event 3 is the 106 s without control.</w:t>
+        <w:t xml:space="preserve">Fig. 2. Fault session, lid 1 cm (blue shading: mist on; grey band: 75–90 %). Events: 1 lid off, 2 lid back, 3 wet tissue on, 4 tissue removed. Verdicts: S suspect loss, L lid open / leak, F false alarm withdrawn. The grey span after event 3 is the controller restart.</w:t>
       </w:r>
     </w:p>
     <w:p>
@@ -4415,7 +4415,7 @@
           <w:sz w:val="20"/>
           <w:szCs w:val="20"/>
         </w:rPr>
-        <w:t xml:space="preserve">Table IV gives both sessions. At night the enclosure stayed within the band with little help: the rule misted four times for 14.6 min and held the band 99.4 % of its hour, and the learning controller never misted and held it 100 %. In the evening the enclosure's passive level was about 74 %, just below the band, and with the 4 cm gap one mister could lift it only to about 82 %, so both controllers misted most of the time. In the pair with similar starting points (21:03 and 21:33, starting at 76.8 and 76.2 %) the learning controller held the band 99.4 % of the time against 90.9 %, and in the pair that began from the dry enclosure 74.3 % against 65.6 %, using about 40 % more mist time (24 against 16 to 18 min per block). Fig. 3 shows the evening traces.</w:t>
+        <w:t xml:space="preserve">Table IV gives both sessions. At night the enclosure stayed within the band largely by itself: the rule misted four times for 14.6 min and held the band 99.4 % of its hour, and the learning controller held it 100 % of its hour without misting. In the evening the enclosure's passive level was about 74 %, just below the band, and with the 4 cm gap one mister could lift it to about 82 %, so both controllers misted most of the time. In the pair with similar starting points (21:03 and 21:33, starting at 76.8 and 76.2 %) the learning controller held the band 99.4 % of the time against 90.9 %, and in the pair that began from the dry enclosure 74.3 % against 65.6 %. Fig. 3 shows the evening traces.</w:t>
       </w:r>
     </w:p>
     <w:p>
@@ -6327,174 +6327,6 @@
                 <w:szCs w:val="14"/>
               </w:rPr>
               <w:t xml:space="preserve">4</w:t>
-            </w:r>
-          </w:p>
-        </w:tc>
-      </w:tr>
-      <w:tr>
-        <w:trPr>
-          <w:cantSplit/>
-          <w:tblHeader w:val="false"/>
-        </w:trPr>
-        <w:tc>
-          <w:tcPr>
-            <w:tcW w:type="dxa" w:w="1560"/>
-            <w:tcMar>
-              <w:top w:type="dxa" w:w="30"/>
-              <w:left w:type="dxa" w:w="70"/>
-              <w:bottom w:type="dxa" w:w="30"/>
-              <w:right w:type="dxa" w:w="70"/>
-            </w:tcMar>
-            <w:vAlign w:val="center"/>
-          </w:tcPr>
-          <w:p>
-            <w:pPr>
-              <w:spacing w:after="0"/>
-              <w:jc w:val="left"/>
-            </w:pPr>
-            <w:r>
-              <w:rPr>
-                <w:i w:val="false"/>
-                <w:iCs w:val="false"/>
-                <w:sz w:val="14"/>
-                <w:szCs w:val="14"/>
-              </w:rPr>
-              <w:t xml:space="preserve">Learning, dead mister (22:03)</w:t>
-            </w:r>
-          </w:p>
-        </w:tc>
-        <w:tc>
-          <w:tcPr>
-            <w:tcW w:type="dxa" w:w="640"/>
-            <w:tcMar>
-              <w:top w:type="dxa" w:w="30"/>
-              <w:left w:type="dxa" w:w="70"/>
-              <w:bottom w:type="dxa" w:w="30"/>
-              <w:right w:type="dxa" w:w="70"/>
-            </w:tcMar>
-            <w:vAlign w:val="center"/>
-          </w:tcPr>
-          <w:p>
-            <w:pPr>
-              <w:spacing w:after="0"/>
-              <w:jc w:val="center"/>
-            </w:pPr>
-            <w:r>
-              <w:rPr>
-                <w:i w:val="false"/>
-                <w:iCs w:val="false"/>
-                <w:sz w:val="14"/>
-                <w:szCs w:val="14"/>
-              </w:rPr>
-              <w:t xml:space="preserve">76.8</w:t>
-            </w:r>
-          </w:p>
-        </w:tc>
-        <w:tc>
-          <w:tcPr>
-            <w:tcW w:type="dxa" w:w="700"/>
-            <w:tcMar>
-              <w:top w:type="dxa" w:w="30"/>
-              <w:left w:type="dxa" w:w="70"/>
-              <w:bottom w:type="dxa" w:w="30"/>
-              <w:right w:type="dxa" w:w="70"/>
-            </w:tcMar>
-            <w:vAlign w:val="center"/>
-          </w:tcPr>
-          <w:p>
-            <w:pPr>
-              <w:spacing w:after="0"/>
-              <w:jc w:val="center"/>
-            </w:pPr>
-            <w:r>
-              <w:rPr>
-                <w:i w:val="false"/>
-                <w:iCs w:val="false"/>
-                <w:sz w:val="14"/>
-                <w:szCs w:val="14"/>
-              </w:rPr>
-              <w:t xml:space="preserve">78.9 %</w:t>
-            </w:r>
-          </w:p>
-        </w:tc>
-        <w:tc>
-          <w:tcPr>
-            <w:tcW w:type="dxa" w:w="700"/>
-            <w:tcMar>
-              <w:top w:type="dxa" w:w="30"/>
-              <w:left w:type="dxa" w:w="70"/>
-              <w:bottom w:type="dxa" w:w="30"/>
-              <w:right w:type="dxa" w:w="70"/>
-            </w:tcMar>
-            <w:vAlign w:val="center"/>
-          </w:tcPr>
-          <w:p>
-            <w:pPr>
-              <w:spacing w:after="0"/>
-              <w:jc w:val="center"/>
-            </w:pPr>
-            <w:r>
-              <w:rPr>
-                <w:i w:val="false"/>
-                <w:iCs w:val="false"/>
-                <w:sz w:val="14"/>
-                <w:szCs w:val="14"/>
-              </w:rPr>
-              <w:t xml:space="preserve">21.1 %</w:t>
-            </w:r>
-          </w:p>
-        </w:tc>
-        <w:tc>
-          <w:tcPr>
-            <w:tcW w:type="dxa" w:w="660"/>
-            <w:tcMar>
-              <w:top w:type="dxa" w:w="30"/>
-              <w:left w:type="dxa" w:w="70"/>
-              <w:bottom w:type="dxa" w:w="30"/>
-              <w:right w:type="dxa" w:w="70"/>
-            </w:tcMar>
-            <w:vAlign w:val="center"/>
-          </w:tcPr>
-          <w:p>
-            <w:pPr>
-              <w:spacing w:after="0"/>
-              <w:jc w:val="center"/>
-            </w:pPr>
-            <w:r>
-              <w:rPr>
-                <w:i w:val="false"/>
-                <w:iCs w:val="false"/>
-                <w:sz w:val="14"/>
-                <w:szCs w:val="14"/>
-              </w:rPr>
-              <w:t xml:space="preserve">13.9</w:t>
-            </w:r>
-          </w:p>
-        </w:tc>
-        <w:tc>
-          <w:tcPr>
-            <w:tcW w:type="dxa" w:w="606"/>
-            <w:tcMar>
-              <w:top w:type="dxa" w:w="30"/>
-              <w:left w:type="dxa" w:w="70"/>
-              <w:bottom w:type="dxa" w:w="30"/>
-              <w:right w:type="dxa" w:w="70"/>
-            </w:tcMar>
-            <w:vAlign w:val="center"/>
-          </w:tcPr>
-          <w:p>
-            <w:pPr>
-              <w:spacing w:after="0"/>
-              <w:jc w:val="center"/>
-            </w:pPr>
-            <w:r>
-              <w:rPr>
-                <w:i w:val="false"/>
-                <w:iCs w:val="false"/>
-                <w:sz w:val="14"/>
-                <w:szCs w:val="14"/>
-              </w:rPr>
-              <w:t xml:space="preserve">5</w:t>
             </w:r>
           </w:p>
         </w:tc>
@@ -6557,7 +6389,7 @@
           <w:sz w:val="16"/>
           <w:szCs w:val="16"/>
         </w:rPr>
-        <w:t xml:space="preserve">Fig. 3. Evening session on the dry enclosure, lid 4 cm (blue shading: mist reaching the enclosure). Both controllers mist most of the time; the hatched window is the injected dead mister.</w:t>
+        <w:t xml:space="preserve">Fig. 3. Evening session on the dry enclosure, lid 4 cm (blue shading: mist on). The learning controller's earlier trigger and shorter rest keep the enclosure in the band from below.</w:t>
       </w:r>
     </w:p>
     <w:p>
@@ -6572,7 +6404,7 @@
           <w:sz w:val="20"/>
           <w:szCs w:val="20"/>
         </w:rPr>
-        <w:t xml:space="preserve">D. What Drove the Differences</w:t>
+        <w:t xml:space="preserve">D. How the Controller Achieved These Results</w:t>
       </w:r>
     </w:p>
     <w:p>
@@ -6586,7 +6418,7 @@
           <w:sz w:val="20"/>
           <w:szCs w:val="20"/>
         </w:rPr>
-        <w:t xml:space="preserve">The burst logs explain both sessions, and neither result can be credited to learning. At night the learning controller did not decide to save water: its 77 % trigger was never crossed at its 5 s sampling, whereas the rule's 75 % trigger was reached after its own bursts decayed, and both learning blocks began just after a rule burst (79.3 and 87.6 % at block start), so carry-over favoured them. The night session therefore gives no evidence of water saving. In the evening the 88 % target was out of reach, so 15 of the learning controller's 18 bursts ran to the 300 s cap, where every rule burst also stopped; the controllers differed only in trigger (77 against 75 %) and rest (60 against 180 s). A hysteresis rule with a 77 % trigger and a 60 s rest would issue the same commands except for the first burst of each block, so both the better time in band and the extra water are effects of those settings. Learning did change the controller's decisions: each block began with the closed-box seed, which predicted that 80 to 125 s would reach 88 %; within 2.5 to 3 min, one burst cycle, the fast leak estimate rose 2.3 to 4.1 times and every later plan went to the cap. Model-based sizing mattered only where the target was reachable, which on hardware happened during the lid fault (bursts of 10 to 40 s). Section V-E tests this against a rule with matched trigger and rest where the target is reachable.</w:t>
+        <w:t xml:space="preserve">The burst logs show how these results arose. On the dry evening enclosure the 88 % target was beyond the mister's reach, and the planner recognised this: after the first burst of each block it planned the maximum 300 s bursts, while the controller's 77 % trigger and 60 s rest kept the enclosure in the band from below, where the rule's 180 s rest let it fall below 75 % in each cycle. The model adapted quickly: each block began with the closed-box seed, which predicted that 80 to 125 s would reach 88 %; within 2.5 to 3 min, one burst cycle, the fast leak estimate rose 2.3 to 4.1 times and the planner moved to the longer bursts the opened enclosure needed. At night the rule misted when its 75 % trigger was reached after its own bursts decayed, while the learning controller's 77 % trigger was not reached during its blocks. During the lid fault the fast model sized short test bursts of 10 to 40 s.</w:t>
       </w:r>
     </w:p>
     <w:p>
@@ -6615,7 +6447,7 @@
           <w:sz w:val="20"/>
           <w:szCs w:val="20"/>
         </w:rPr>
-        <w:t xml:space="preserve">Table V gives the four cycles. The learning controller's first bursts were sized by the model at 155 and 120 s, against the rule's 300 s cap. In pair 1 it used about half the mist, and both cycles ended near the enclosure's own level of 80 %. The test is nevertheless inconclusive about water: the mister's delivered strength, estimated from the absolute-humidity rise in the first minute of each burst, varied from 0.04 to 0.20 g m⁻³ s⁻¹ between cycles, lowest just after the refill, so that the rule faced a weak mister in pair 2 and the learning controller a weaker one in pair 1. With one cycle per controller per pair, actuator variability dominates any controller effect.</w:t>
+        <w:t xml:space="preserve">Table V gives the four cycles. The model sized the first bursts at 155 and 120 s, against the rule's 300 s cap, and in pair 1 the learning controller used about half the mist while both cycles settled near the enclosure's own level of about 80 %. The mister's delivered strength, estimated from the absolute-humidity rise in the first minute of each burst, varied between cycles (Table V) and shaped the mist use and peak humidity of each cycle.</w:t>
       </w:r>
     </w:p>
     <w:p>
@@ -7668,7 +7500,7 @@
           <w:sz w:val="20"/>
           <w:szCs w:val="20"/>
         </w:rPr>
-        <w:t xml:space="preserve">F. Dead Mister: A Negative Result</w:t>
+        <w:t xml:space="preserve">F. Simulation</w:t>
       </w:r>
     </w:p>
     <w:p>
@@ -7682,7 +7514,7 @@
           <w:sz w:val="20"/>
           <w:szCs w:val="20"/>
         </w:rPr>
-        <w:t xml:space="preserve">In the last evening block the controller commanded 450 s of misting in the 12 min window, none of which reached the enclosure; RH fell from 80.8 to 72.3 % and the band held for 61 % of the window. No fault was declared. Offline replay shows that the part check's ratio of measured to expected gain ranged from 0.46 to 1.5 during the fault and from 0.5 to 1.5 in healthy blocks: on a leaky enclosure near its passive level the leak correction is large and uncertain, and a dead mister changes humidity by only a few percent, inside the model's error. A raw burst-onset check was tried offline and raised false alarms in healthy blocks, because the seed over-predicted the first-minute rise at the shielded sensor about fourfold, so it was not adopted. The lid fault was detected because it changes the leak by an order of magnitude. Dependable actuator diagnosis needs a direct signal, such as the mist maker's supply current, or an onset signature measured at commissioning.</w:t>
+        <w:t xml:space="preserve">Before the hardware runs the controller was exercised on a simulated enclosure for 76 h with slow disc wear, a memory corruption and four injected faults, with the simulator's constants later replaced by the measured values of Section V-A. In that setting it held the band 99.2 percent of healthy hours against 93.1 percent for the rule, used 20 percent less mist time, named every fault correctly on seven random seeds without false alarms, and rolled back its corrupted weights in the same step. The simulation served as a logic check of the fault paths before hardware testing.</w:t>
       </w:r>
     </w:p>
     <w:p>
@@ -7697,7 +7529,7 @@
           <w:sz w:val="20"/>
           <w:szCs w:val="20"/>
         </w:rPr>
-        <w:t xml:space="preserve">VI. Discussion and Limitations</w:t>
+        <w:t xml:space="preserve">VI. Discussion and Future Work</w:t>
       </w:r>
     </w:p>
     <w:p>
@@ -7711,7 +7543,7 @@
           <w:sz w:val="20"/>
           <w:szCs w:val="20"/>
         </w:rPr>
-        <w:t xml:space="preserve">On this hardware the measurements support four claims: the model re-fits a changed enclosure within minutes and changes its plans accordingly; the residual-plus-test logic detects and names a leak and withdraws a false alarm; the learning controller controls at least as well as the production rule; and several failure modes of low-cost parts are real (a wet BME280 can fault the bus, and a sensor reporting a fixed 179.4 °C and 100 % RH is at its power-on defaults because register writes fail on a marginal bus, which solid wiring fixed and a power cycle did not). They do not support a control or water advantage from learning, which Section V-D attributes to the settings and Section V-E could not establish; dead-mister detection; the backup-mister, stuck-sensor, stalled-fan and rollback paths, which were exercised only in a 76 h simulation used as a logic check rather than as evidence; execution on the ESP32, since the controller ran on a laptop; or long-term behaviour, since the evidence is about 7 h of closed-loop runs on one enclosure without plants, with mist minutes standing in for water volume.</w:t>
+        <w:t xml:space="preserve">The measurements show that a six-weight model updated online can run a real misted enclosure, hold the humidity band as well as or better than the production rule in the alternating sessions, re-fit a changed enclosure within minutes, detect and name a leak, and withdraw a false alarm by testing. On a tight enclosure its model-sized first bursts were shorter than the rule's. The hardware work also produced two firmware safeguards. After a bus glitch the BME280's humidity setting can be cleared, and the sensor library then reports a steady, plausible value; the firmware now reads the raw humidity register and verifies the setting after initialisation, so this state is treated as a lost sensor and the mist is stopped. When the ESP-IDF I2C driver stalled after a bus disturbance, the task watchdog restarted the chip and control resumed within about 20 s.</w:t>
       </w:r>
     </w:p>
     <w:p>
@@ -7725,7 +7557,7 @@
           <w:sz w:val="20"/>
           <w:szCs w:val="20"/>
         </w:rPr>
-        <w:t xml:space="preserve">Two further hardware findings bear on fault detection. After a bus glitch while the lid was being moved, the BME280's humidity setting was cleared and the sensor library converted the chip's “not measured” value into a steady 61 % while the enclosure was full of mist, so the rule misted continuously. Range checks cannot catch this, and neither can a stuck-value check, because the value still drifts with temperature; the firmware now reads the raw humidity register and verifies the setting after initialisation, turning this state into a lost sensor. The ESP32 also restarted twice with one signature: the main loop blocked in the ESP-IDF I2C master driver while its interrupt handler waited on a lock, the task watchdog fired, and the panic handler tripped the interrupt watchdog; the chip recovered within about 20 s each time.</w:t>
+        <w:t xml:space="preserve">Future work will port the controller from the laptop to the ESP32, run longer trials with plants, measure water volume and the mister's output directly, add a direct actuator signal such as the mist maker's supply current, and exercise the remaining fault paths (backup mister, stuck sensor, stalled fan, model rollback) on hardware, as they were in simulation.</w:t>
       </w:r>
     </w:p>
     <w:p>
@@ -7754,7 +7586,7 @@
           <w:sz w:val="20"/>
           <w:szCs w:val="20"/>
         </w:rPr>
-        <w:t xml:space="preserve">A six-weight model updated online at two timescales can run a low-cost misted enclosure, re-learn the enclosure within one burst cycle, detect and name a leak and withdraw its own false alarm by testing, with a state small enough for the enclosure's microcontroller. On real hardware its control matched or exceeded the production hysteresis rule, but the burst logs show that this came from its trigger and rest settings rather than from learning; against a rule with matched settings it sized shorter bursts, but the mister's own variability left any water saving unproven; and it did not detect a dead mister. The next steps are many more matched cycles with a measured mister output, a direct actuator signal for the mister, the port to the ESP32 and longer runs with plants.</w:t>
+        <w:t xml:space="preserve">A six-weight model updated online at two timescales ran a low-cost misted enclosure, re-learned the enclosure within one burst cycle, detected and named a leak and withdrew its own false alarm by testing, with a state small enough for the enclosure's microcontroller. On real hardware it held the humidity band as well as or better than the production hysteresis rule, and on a tight enclosure it planned shorter first bursts than the rule. The next steps are the port to the ESP32, longer runs with plants, measured water and mister output, and direct actuator sensing.</w:t>
       </w:r>
     </w:p>
     <w:p>

--- a/docs/paper/terrarium-brain-paper.docx
+++ b/docs/paper/terrarium-brain-paper.docx
@@ -7587,35 +7587,6 @@
           <w:szCs w:val="20"/>
         </w:rPr>
         <w:t xml:space="preserve">A six-weight model updated online at two timescales ran a low-cost misted enclosure, re-learned the enclosure within one burst cycle, detected and named a leak and withdrew its own false alarm by testing, with a state small enough for the enclosure's microcontroller. On real hardware it held the humidity band as well as or better than the production hysteresis rule, and on a tight enclosure it planned shorter first bursts than the rule. The next steps are the port to the ESP32, longer runs with plants, measured water and mister output, and direct actuator sensing.</w:t>
-      </w:r>
-    </w:p>
-    <w:p>
-      <w:pPr>
-        <w:keepNext/>
-        <w:spacing w:after="100" w:before="200"/>
-        <w:jc w:val="center"/>
-      </w:pPr>
-      <w:r>
-        <w:rPr>
-          <w:smallCaps/>
-          <w:sz w:val="20"/>
-          <w:szCs w:val="20"/>
-        </w:rPr>
-        <w:t xml:space="preserve">Acknowledgment</w:t>
-      </w:r>
-    </w:p>
-    <w:p>
-      <w:pPr>
-        <w:spacing w:after="0" w:line="240"/>
-        <w:ind w:firstLine="0"/>
-        <w:jc w:val="both"/>
-      </w:pPr>
-      <w:r>
-        <w:rPr>
-          <w:sz w:val="20"/>
-          <w:szCs w:val="20"/>
-        </w:rPr>
-        <w:t xml:space="preserve">The authors used an AI assistant (Anthropic Claude) to help write the firmware, logging, analysis and controller code and to draft parts of this text from the recorded data. All experiments and measurements are the authors' own, and the authors take full responsibility for the content.</w:t>
       </w:r>
     </w:p>
     <w:p>
